--- a/video-film-editing/output/07 3.4b Soalan Penilaian Pengetahuan/CU C01-C05/3.4b-01 Penilaian Pengetahuan C01 VISUAL EDITING PROJECT ANALYSIS (IT-072).docx
+++ b/video-film-editing/output/07 3.4b Soalan Penilaian Pengetahuan/CU C01-C05/3.4b-01 Penilaian Pengetahuan C01 VISUAL EDITING PROJECT ANALYSIS (IT-072).docx
@@ -924,7 +924,8 @@
     </w:p>
     <w:p>
       <w:pPr>
-        <w:spacing w:line="360" w:lineRule="auto"/>
+        <w:spacing w:line="276" w:lineRule="auto" w:after="120"/>
+        <w:jc w:val="left"/>
         <w:rPr>
           <w:rFonts w:ascii="Arial" w:eastAsia="Arial" w:hAnsi="Arial" w:cs="Arial"/>
           <w:b/>
@@ -935,6 +936,8 @@
         <w:rPr>
           <w:rFonts w:ascii="Arial" w:eastAsia="Arial" w:hAnsi="Arial" w:cs="Arial"/>
           <w:b/>
+          <w:color w:val="000000"/>
+          <w:sz w:val="22"/>
         </w:rPr>
         <w:t>Untuk</w:t>
       </w:r>
@@ -943,6 +946,8 @@
         <w:rPr>
           <w:rFonts w:ascii="Arial" w:eastAsia="Arial" w:hAnsi="Arial" w:cs="Arial"/>
           <w:b/>
+          <w:color w:val="000000"/>
+          <w:sz w:val="22"/>
         </w:rPr>
         <w:t xml:space="preserve"> </w:t>
       </w:r>
@@ -951,6 +956,8 @@
         <w:rPr>
           <w:rFonts w:ascii="Arial" w:eastAsia="Arial" w:hAnsi="Arial" w:cs="Arial"/>
           <w:b/>
+          <w:color w:val="000000"/>
+          <w:sz w:val="22"/>
         </w:rPr>
         <w:t>Pengesahan</w:t>
       </w:r>
@@ -959,6 +966,8 @@
         <w:rPr>
           <w:rFonts w:ascii="Arial" w:eastAsia="Arial" w:hAnsi="Arial" w:cs="Arial"/>
           <w:b/>
+          <w:color w:val="000000"/>
+          <w:sz w:val="22"/>
         </w:rPr>
         <w:t xml:space="preserve"> </w:t>
       </w:r>
@@ -967,6 +976,8 @@
         <w:rPr>
           <w:rFonts w:ascii="Arial" w:eastAsia="Arial" w:hAnsi="Arial" w:cs="Arial"/>
           <w:b/>
+          <w:color w:val="000000"/>
+          <w:sz w:val="22"/>
         </w:rPr>
         <w:t>Pengajar</w:t>
       </w:r>
@@ -977,6 +988,7 @@
         <w:tblStyle w:val="TableGrid"/>
         <w:tblW w:w="0" w:type="auto"/>
         <w:tblInd w:w="-5" w:type="dxa"/>
+        <w:tblLayout w:type="autofit"/>
         <w:tblLook w:val="04A0" w:firstRow="1" w:lastRow="0" w:firstColumn="1" w:lastColumn="0" w:noHBand="0" w:noVBand="1"/>
       </w:tblPr>
       <w:tblGrid>
@@ -984,9 +996,20 @@
         <w:gridCol w:w="5665"/>
       </w:tblGrid>
       <w:tr>
+        <w:trPr>
+          <w:tblHeader w:val="true"/>
+          <w:cantSplit w:val="true"/>
+        </w:trPr>
         <w:tc>
           <w:tcPr>
             <w:tcW w:w="3402" w:type="dxa"/>
+            <w:tcMar>
+              <w:top w:w="57" w:type="dxa"/>
+              <w:left w:w="57" w:type="dxa"/>
+              <w:bottom w:w="57" w:type="dxa"/>
+              <w:right w:w="57" w:type="dxa"/>
+            </w:tcMar>
+            <w:shd w:val="clear" w:color="auto" w:fill="D9D9D9"/>
           </w:tcPr>
           <w:p>
             <w:pPr>
@@ -999,7 +1022,10 @@
             <w:r>
               <w:rPr>
                 <w:rFonts w:ascii="Arial" w:eastAsia="Arial" w:hAnsi="Arial" w:cs="Arial"/>
+                <w:b/>
                 <w:bCs/>
+                <w:color w:val="000000"/>
+                <w:sz w:val="20"/>
               </w:rPr>
               <w:t>NAMA PENGAJAR</w:t>
             </w:r>
@@ -1008,6 +1034,13 @@
         <w:tc>
           <w:tcPr>
             <w:tcW w:w="5665" w:type="dxa"/>
+            <w:tcMar>
+              <w:top w:w="57" w:type="dxa"/>
+              <w:left w:w="57" w:type="dxa"/>
+              <w:bottom w:w="57" w:type="dxa"/>
+              <w:right w:w="57" w:type="dxa"/>
+            </w:tcMar>
+            <w:shd w:val="clear" w:color="auto" w:fill="D9D9D9"/>
           </w:tcPr>
           <w:p>
             <w:pPr>
@@ -1021,9 +1054,18 @@
         </w:tc>
       </w:tr>
       <w:tr>
+        <w:trPr>
+          <w:cantSplit w:val="true"/>
+        </w:trPr>
         <w:tc>
           <w:tcPr>
             <w:tcW w:w="3402" w:type="dxa"/>
+            <w:tcMar>
+              <w:top w:w="57" w:type="dxa"/>
+              <w:left w:w="57" w:type="dxa"/>
+              <w:bottom w:w="57" w:type="dxa"/>
+              <w:right w:w="57" w:type="dxa"/>
+            </w:tcMar>
           </w:tcPr>
           <w:p>
             <w:pPr>
@@ -1037,6 +1079,8 @@
               <w:rPr>
                 <w:rFonts w:ascii="Arial" w:eastAsia="Arial" w:hAnsi="Arial" w:cs="Arial"/>
                 <w:bCs/>
+                <w:color w:val="000000"/>
+                <w:sz w:val="20"/>
               </w:rPr>
               <w:t>TANDATANGAN</w:t>
             </w:r>
@@ -1045,6 +1089,12 @@
         <w:tc>
           <w:tcPr>
             <w:tcW w:w="5665" w:type="dxa"/>
+            <w:tcMar>
+              <w:top w:w="57" w:type="dxa"/>
+              <w:left w:w="57" w:type="dxa"/>
+              <w:bottom w:w="57" w:type="dxa"/>
+              <w:right w:w="57" w:type="dxa"/>
+            </w:tcMar>
           </w:tcPr>
           <w:p>
             <w:pPr>
@@ -1076,9 +1126,18 @@
         </w:tc>
       </w:tr>
       <w:tr>
+        <w:trPr>
+          <w:cantSplit w:val="true"/>
+        </w:trPr>
         <w:tc>
           <w:tcPr>
             <w:tcW w:w="3402" w:type="dxa"/>
+            <w:tcMar>
+              <w:top w:w="57" w:type="dxa"/>
+              <w:left w:w="57" w:type="dxa"/>
+              <w:bottom w:w="57" w:type="dxa"/>
+              <w:right w:w="57" w:type="dxa"/>
+            </w:tcMar>
           </w:tcPr>
           <w:p>
             <w:pPr>
@@ -1092,6 +1151,8 @@
               <w:rPr>
                 <w:rFonts w:ascii="Arial" w:eastAsia="Arial" w:hAnsi="Arial" w:cs="Arial"/>
                 <w:bCs/>
+                <w:color w:val="000000"/>
+                <w:sz w:val="20"/>
               </w:rPr>
               <w:t>MARKAH DIPEROLEHI (%)</w:t>
             </w:r>
@@ -1100,6 +1161,12 @@
         <w:tc>
           <w:tcPr>
             <w:tcW w:w="5665" w:type="dxa"/>
+            <w:tcMar>
+              <w:top w:w="57" w:type="dxa"/>
+              <w:left w:w="57" w:type="dxa"/>
+              <w:bottom w:w="57" w:type="dxa"/>
+              <w:right w:w="57" w:type="dxa"/>
+            </w:tcMar>
           </w:tcPr>
           <w:p>
             <w:pPr>
@@ -1114,6 +1181,8 @@
               <w:rPr>
                 <w:rFonts w:ascii="Arial" w:eastAsia="Arial" w:hAnsi="Arial" w:cs="Arial"/>
                 <w:bCs/>
+                <w:color w:val="000000"/>
+                <w:sz w:val="20"/>
               </w:rPr>
               <w:t xml:space="preserve">         </w:t>
             </w:r>
@@ -1121,6 +1190,8 @@
               <w:rPr>
                 <w:rFonts w:ascii="Arial" w:eastAsia="Arial" w:hAnsi="Arial" w:cs="Arial"/>
                 <w:bCs/>
+                <w:color w:val="000000"/>
+                <w:sz w:val="20"/>
               </w:rPr>
               <w:t>/ 100%</w:t>
             </w:r>
@@ -1128,9 +1199,18 @@
         </w:tc>
       </w:tr>
       <w:tr>
+        <w:trPr>
+          <w:cantSplit w:val="true"/>
+        </w:trPr>
         <w:tc>
           <w:tcPr>
             <w:tcW w:w="3402" w:type="dxa"/>
+            <w:tcMar>
+              <w:top w:w="57" w:type="dxa"/>
+              <w:left w:w="57" w:type="dxa"/>
+              <w:bottom w:w="57" w:type="dxa"/>
+              <w:right w:w="57" w:type="dxa"/>
+            </w:tcMar>
           </w:tcPr>
           <w:p>
             <w:pPr>
@@ -1144,6 +1224,8 @@
               <w:rPr>
                 <w:rFonts w:ascii="Arial" w:eastAsia="Arial" w:hAnsi="Arial" w:cs="Arial"/>
                 <w:bCs/>
+                <w:color w:val="000000"/>
+                <w:sz w:val="20"/>
               </w:rPr>
               <w:t xml:space="preserve">KEPUTUSAN </w:t>
             </w:r>
@@ -1152,6 +1234,12 @@
         <w:tc>
           <w:tcPr>
             <w:tcW w:w="5665" w:type="dxa"/>
+            <w:tcMar>
+              <w:top w:w="57" w:type="dxa"/>
+              <w:left w:w="57" w:type="dxa"/>
+              <w:bottom w:w="57" w:type="dxa"/>
+              <w:right w:w="57" w:type="dxa"/>
+            </w:tcMar>
           </w:tcPr>
           <w:p>
             <w:pPr>
@@ -1166,6 +1254,8 @@
               <w:rPr>
                 <w:rFonts w:ascii="Arial" w:eastAsia="Arial" w:hAnsi="Arial" w:cs="Arial"/>
                 <w:bCs/>
+                <w:color w:val="000000"/>
+                <w:sz w:val="20"/>
               </w:rPr>
               <w:t>Lulus / Gagal</w:t>
             </w:r>
@@ -1184,7 +1274,8 @@
     </w:p>
     <w:p>
       <w:pPr>
-        <w:spacing w:line="360" w:lineRule="auto"/>
+        <w:spacing w:line="276" w:lineRule="auto" w:after="120"/>
+        <w:jc w:val="left"/>
         <w:rPr>
           <w:rFonts w:ascii="Arial" w:eastAsia="Arial" w:hAnsi="Arial" w:cs="Arial"/>
           <w:b/>
@@ -1195,6 +1286,8 @@
         <w:rPr>
           <w:rFonts w:ascii="Arial" w:eastAsia="Arial" w:hAnsi="Arial" w:cs="Arial"/>
           <w:b/>
+          <w:color w:val="000000"/>
+          <w:sz w:val="22"/>
         </w:rPr>
         <w:t>Markah</w:t>
       </w:r>
@@ -1203,6 +1296,8 @@
         <w:rPr>
           <w:rFonts w:ascii="Arial" w:eastAsia="Arial" w:hAnsi="Arial" w:cs="Arial"/>
           <w:b/>
+          <w:color w:val="000000"/>
+          <w:sz w:val="22"/>
         </w:rPr>
         <w:t xml:space="preserve"> lulus minimum: 60%</w:t>
       </w:r>
@@ -1239,8 +1334,8 @@
     </w:p>
     <w:p>
       <w:pPr>
-        <w:spacing w:line="360" w:lineRule="auto"/>
-        <w:jc w:val="both"/>
+        <w:spacing w:line="276" w:lineRule="auto" w:after="120"/>
+        <w:jc w:val="left"/>
         <w:rPr>
           <w:rFonts w:ascii="Arial" w:eastAsia="Arial" w:hAnsi="Arial" w:cs="Arial"/>
           <w:b/>
@@ -1250,6 +1345,8 @@
         <w:rPr>
           <w:rFonts w:ascii="Arial" w:eastAsia="Arial" w:hAnsi="Arial" w:cs="Arial"/>
           <w:b/>
+          <w:color w:val="000000"/>
+          <w:sz w:val="22"/>
         </w:rPr>
         <w:lastRenderedPageBreak/>
         <w:t>ARAHAN PENILAIAN PENGETAHUAN:</w:t>
@@ -1270,7 +1367,9 @@
           <w:ilvl w:val="0"/>
           <w:numId w:val="10"/>
         </w:numPr>
-        <w:spacing w:after="200" w:line="360" w:lineRule="auto"/>
+        <w:spacing w:after="40" w:line="276" w:lineRule="auto"/>
+        <w:ind w:left="357" w:hanging="357"/>
+        <w:jc w:val="left"/>
         <w:rPr>
           <w:rFonts w:ascii="Arial" w:eastAsia="Arial" w:hAnsi="Arial" w:cs="Arial"/>
           <w:b/>
@@ -1282,6 +1381,8 @@
       <w:r>
         <w:rPr>
           <w:rFonts w:ascii="Arial" w:eastAsia="Arial" w:hAnsi="Arial" w:cs="Arial"/>
+          <w:color w:val="000000"/>
+          <w:sz w:val="22"/>
         </w:rPr>
         <w:t>Tuliskan</w:t>
       </w:r>
@@ -1289,6 +1390,8 @@
       <w:r>
         <w:rPr>
           <w:rFonts w:ascii="Arial" w:eastAsia="Arial" w:hAnsi="Arial" w:cs="Arial"/>
+          <w:color w:val="000000"/>
+          <w:sz w:val="22"/>
         </w:rPr>
         <w:t xml:space="preserve"> Nama dan </w:t>
       </w:r>
@@ -1296,6 +1399,8 @@
       <w:r>
         <w:rPr>
           <w:rFonts w:ascii="Arial" w:eastAsia="Arial" w:hAnsi="Arial" w:cs="Arial"/>
+          <w:color w:val="000000"/>
+          <w:sz w:val="22"/>
         </w:rPr>
         <w:t>Nombor</w:t>
       </w:r>
@@ -1303,6 +1408,8 @@
       <w:r>
         <w:rPr>
           <w:rFonts w:ascii="Arial" w:eastAsia="Arial" w:hAnsi="Arial" w:cs="Arial"/>
+          <w:color w:val="000000"/>
+          <w:sz w:val="22"/>
         </w:rPr>
         <w:t xml:space="preserve"> Kad </w:t>
       </w:r>
@@ -1310,6 +1417,8 @@
       <w:r>
         <w:rPr>
           <w:rFonts w:ascii="Arial" w:eastAsia="Arial" w:hAnsi="Arial" w:cs="Arial"/>
+          <w:color w:val="000000"/>
+          <w:sz w:val="22"/>
         </w:rPr>
         <w:t>Pengenalan</w:t>
       </w:r>
@@ -1317,6 +1426,8 @@
       <w:r>
         <w:rPr>
           <w:rFonts w:ascii="Arial" w:eastAsia="Arial" w:hAnsi="Arial" w:cs="Arial"/>
+          <w:color w:val="000000"/>
+          <w:sz w:val="22"/>
         </w:rPr>
         <w:t xml:space="preserve"> pada </w:t>
       </w:r>
@@ -1324,6 +1435,8 @@
       <w:r>
         <w:rPr>
           <w:rFonts w:ascii="Arial" w:eastAsia="Arial" w:hAnsi="Arial" w:cs="Arial"/>
+          <w:color w:val="000000"/>
+          <w:sz w:val="22"/>
         </w:rPr>
         <w:t>ruangan</w:t>
       </w:r>
@@ -1331,6 +1444,8 @@
       <w:r>
         <w:rPr>
           <w:rFonts w:ascii="Arial" w:eastAsia="Arial" w:hAnsi="Arial" w:cs="Arial"/>
+          <w:color w:val="000000"/>
+          <w:sz w:val="22"/>
         </w:rPr>
         <w:t xml:space="preserve"> yang </w:t>
       </w:r>
@@ -1338,6 +1453,8 @@
       <w:r>
         <w:rPr>
           <w:rFonts w:ascii="Arial" w:eastAsia="Arial" w:hAnsi="Arial" w:cs="Arial"/>
+          <w:color w:val="000000"/>
+          <w:sz w:val="22"/>
         </w:rPr>
         <w:t>disediakan</w:t>
       </w:r>
@@ -1345,6 +1462,8 @@
       <w:r>
         <w:rPr>
           <w:rFonts w:ascii="Arial" w:eastAsia="Arial" w:hAnsi="Arial" w:cs="Arial"/>
+          <w:color w:val="000000"/>
+          <w:sz w:val="22"/>
         </w:rPr>
         <w:t xml:space="preserve">. </w:t>
       </w:r>
@@ -1356,7 +1475,9 @@
           <w:ilvl w:val="0"/>
           <w:numId w:val="10"/>
         </w:numPr>
-        <w:spacing w:after="200" w:line="360" w:lineRule="auto"/>
+        <w:spacing w:after="40" w:line="276" w:lineRule="auto"/>
+        <w:ind w:left="357" w:hanging="357"/>
+        <w:jc w:val="left"/>
         <w:rPr>
           <w:rFonts w:ascii="Arial" w:eastAsia="Arial" w:hAnsi="Arial" w:cs="Arial"/>
           <w:b/>
@@ -1367,6 +1488,8 @@
       <w:r>
         <w:rPr>
           <w:rFonts w:ascii="Arial" w:eastAsia="Arial" w:hAnsi="Arial" w:cs="Arial"/>
+          <w:color w:val="000000"/>
+          <w:sz w:val="22"/>
         </w:rPr>
         <w:t xml:space="preserve">Bakat </w:t>
       </w:r>
@@ -1374,6 +1497,8 @@
       <w:r>
         <w:rPr>
           <w:rFonts w:ascii="Arial" w:eastAsia="Arial" w:hAnsi="Arial" w:cs="Arial"/>
+          <w:color w:val="000000"/>
+          <w:sz w:val="22"/>
         </w:rPr>
         <w:t>tidak</w:t>
       </w:r>
@@ -1381,6 +1506,8 @@
       <w:r>
         <w:rPr>
           <w:rFonts w:ascii="Arial" w:eastAsia="Arial" w:hAnsi="Arial" w:cs="Arial"/>
+          <w:color w:val="000000"/>
+          <w:sz w:val="22"/>
         </w:rPr>
         <w:t xml:space="preserve"> </w:t>
       </w:r>
@@ -1388,6 +1515,8 @@
       <w:r>
         <w:rPr>
           <w:rFonts w:ascii="Arial" w:eastAsia="Arial" w:hAnsi="Arial" w:cs="Arial"/>
+          <w:color w:val="000000"/>
+          <w:sz w:val="22"/>
         </w:rPr>
         <w:t>dibenarkan</w:t>
       </w:r>
@@ -1395,6 +1524,8 @@
       <w:r>
         <w:rPr>
           <w:rFonts w:ascii="Arial" w:eastAsia="Arial" w:hAnsi="Arial" w:cs="Arial"/>
+          <w:color w:val="000000"/>
+          <w:sz w:val="22"/>
         </w:rPr>
         <w:t xml:space="preserve"> </w:t>
       </w:r>
@@ -1402,6 +1533,8 @@
       <w:r>
         <w:rPr>
           <w:rFonts w:ascii="Arial" w:eastAsia="Arial" w:hAnsi="Arial" w:cs="Arial"/>
+          <w:color w:val="000000"/>
+          <w:sz w:val="22"/>
         </w:rPr>
         <w:t>membuka</w:t>
       </w:r>
@@ -1409,6 +1542,8 @@
       <w:r>
         <w:rPr>
           <w:rFonts w:ascii="Arial" w:eastAsia="Arial" w:hAnsi="Arial" w:cs="Arial"/>
+          <w:color w:val="000000"/>
+          <w:sz w:val="22"/>
         </w:rPr>
         <w:t xml:space="preserve"> </w:t>
       </w:r>
@@ -1416,6 +1551,8 @@
       <w:r>
         <w:rPr>
           <w:rFonts w:ascii="Arial" w:eastAsia="Arial" w:hAnsi="Arial" w:cs="Arial"/>
+          <w:color w:val="000000"/>
+          <w:sz w:val="22"/>
         </w:rPr>
         <w:t>kertas</w:t>
       </w:r>
@@ -1423,6 +1560,8 @@
       <w:r>
         <w:rPr>
           <w:rFonts w:ascii="Arial" w:eastAsia="Arial" w:hAnsi="Arial" w:cs="Arial"/>
+          <w:color w:val="000000"/>
+          <w:sz w:val="22"/>
         </w:rPr>
         <w:t xml:space="preserve"> </w:t>
       </w:r>
@@ -1430,6 +1569,8 @@
       <w:r>
         <w:rPr>
           <w:rFonts w:ascii="Arial" w:eastAsia="Arial" w:hAnsi="Arial" w:cs="Arial"/>
+          <w:color w:val="000000"/>
+          <w:sz w:val="22"/>
         </w:rPr>
         <w:t>soalan</w:t>
       </w:r>
@@ -1437,6 +1578,8 @@
       <w:r>
         <w:rPr>
           <w:rFonts w:ascii="Arial" w:eastAsia="Arial" w:hAnsi="Arial" w:cs="Arial"/>
+          <w:color w:val="000000"/>
+          <w:sz w:val="22"/>
         </w:rPr>
         <w:t xml:space="preserve"> </w:t>
       </w:r>
@@ -1444,6 +1587,8 @@
       <w:r>
         <w:rPr>
           <w:rFonts w:ascii="Arial" w:eastAsia="Arial" w:hAnsi="Arial" w:cs="Arial"/>
+          <w:color w:val="000000"/>
+          <w:sz w:val="22"/>
         </w:rPr>
         <w:t>sehingga</w:t>
       </w:r>
@@ -1451,6 +1596,8 @@
       <w:r>
         <w:rPr>
           <w:rFonts w:ascii="Arial" w:eastAsia="Arial" w:hAnsi="Arial" w:cs="Arial"/>
+          <w:color w:val="000000"/>
+          <w:sz w:val="22"/>
         </w:rPr>
         <w:t xml:space="preserve"> </w:t>
       </w:r>
@@ -1458,6 +1605,8 @@
       <w:r>
         <w:rPr>
           <w:rFonts w:ascii="Arial" w:eastAsia="Arial" w:hAnsi="Arial" w:cs="Arial"/>
+          <w:color w:val="000000"/>
+          <w:sz w:val="22"/>
         </w:rPr>
         <w:t>dibenarkan</w:t>
       </w:r>
@@ -1465,6 +1614,8 @@
       <w:r>
         <w:rPr>
           <w:rFonts w:ascii="Arial" w:eastAsia="Arial" w:hAnsi="Arial" w:cs="Arial"/>
+          <w:color w:val="000000"/>
+          <w:sz w:val="22"/>
         </w:rPr>
         <w:t xml:space="preserve">. </w:t>
       </w:r>
@@ -1476,7 +1627,9 @@
           <w:ilvl w:val="0"/>
           <w:numId w:val="10"/>
         </w:numPr>
-        <w:spacing w:after="200" w:line="360" w:lineRule="auto"/>
+        <w:spacing w:after="40" w:line="276" w:lineRule="auto"/>
+        <w:ind w:left="357" w:hanging="357"/>
+        <w:jc w:val="left"/>
         <w:rPr>
           <w:rFonts w:ascii="Arial" w:eastAsia="Arial" w:hAnsi="Arial" w:cs="Arial"/>
           <w:b/>
@@ -1487,6 +1640,8 @@
       <w:r>
         <w:rPr>
           <w:rFonts w:ascii="Arial" w:eastAsia="Arial" w:hAnsi="Arial" w:cs="Arial"/>
+          <w:color w:val="000000"/>
+          <w:sz w:val="22"/>
         </w:rPr>
         <w:t xml:space="preserve">Bakat </w:t>
       </w:r>
@@ -1494,6 +1649,8 @@
       <w:r>
         <w:rPr>
           <w:rFonts w:ascii="Arial" w:eastAsia="Arial" w:hAnsi="Arial" w:cs="Arial"/>
+          <w:color w:val="000000"/>
+          <w:sz w:val="22"/>
         </w:rPr>
         <w:t>hendaklah</w:t>
       </w:r>
@@ -1501,6 +1658,8 @@
       <w:r>
         <w:rPr>
           <w:rFonts w:ascii="Arial" w:eastAsia="Arial" w:hAnsi="Arial" w:cs="Arial"/>
+          <w:color w:val="000000"/>
+          <w:sz w:val="22"/>
         </w:rPr>
         <w:t xml:space="preserve"> </w:t>
       </w:r>
@@ -1508,6 +1667,8 @@
       <w:r>
         <w:rPr>
           <w:rFonts w:ascii="Arial" w:eastAsia="Arial" w:hAnsi="Arial" w:cs="Arial"/>
+          <w:color w:val="000000"/>
+          <w:sz w:val="22"/>
         </w:rPr>
         <w:t>menjawab</w:t>
       </w:r>
@@ -1515,6 +1676,8 @@
       <w:r>
         <w:rPr>
           <w:rFonts w:ascii="Arial" w:eastAsia="Arial" w:hAnsi="Arial" w:cs="Arial"/>
+          <w:color w:val="000000"/>
+          <w:sz w:val="22"/>
         </w:rPr>
         <w:t xml:space="preserve"> </w:t>
       </w:r>
@@ -1522,6 +1685,8 @@
       <w:r>
         <w:rPr>
           <w:rFonts w:ascii="Arial" w:eastAsia="Arial" w:hAnsi="Arial" w:cs="Arial"/>
+          <w:color w:val="000000"/>
+          <w:sz w:val="22"/>
         </w:rPr>
         <w:t>semua</w:t>
       </w:r>
@@ -1529,6 +1694,8 @@
       <w:r>
         <w:rPr>
           <w:rFonts w:ascii="Arial" w:eastAsia="Arial" w:hAnsi="Arial" w:cs="Arial"/>
+          <w:color w:val="000000"/>
+          <w:sz w:val="22"/>
         </w:rPr>
         <w:t xml:space="preserve"> </w:t>
       </w:r>
@@ -1536,6 +1703,8 @@
       <w:r>
         <w:rPr>
           <w:rFonts w:ascii="Arial" w:eastAsia="Arial" w:hAnsi="Arial" w:cs="Arial"/>
+          <w:color w:val="000000"/>
+          <w:sz w:val="22"/>
         </w:rPr>
         <w:t>soalan</w:t>
       </w:r>
@@ -1543,6 +1712,8 @@
       <w:r>
         <w:rPr>
           <w:rFonts w:ascii="Arial" w:eastAsia="Arial" w:hAnsi="Arial" w:cs="Arial"/>
+          <w:color w:val="000000"/>
+          <w:sz w:val="22"/>
         </w:rPr>
         <w:t xml:space="preserve">. </w:t>
       </w:r>
@@ -1554,7 +1725,9 @@
           <w:ilvl w:val="0"/>
           <w:numId w:val="10"/>
         </w:numPr>
-        <w:spacing w:after="200" w:line="360" w:lineRule="auto"/>
+        <w:spacing w:after="40" w:line="276" w:lineRule="auto"/>
+        <w:ind w:left="357" w:hanging="357"/>
+        <w:jc w:val="left"/>
         <w:rPr>
           <w:rFonts w:ascii="Arial" w:eastAsia="Arial" w:hAnsi="Arial" w:cs="Arial"/>
           <w:b/>
@@ -1566,6 +1739,8 @@
       <w:r>
         <w:rPr>
           <w:rFonts w:ascii="Arial" w:eastAsia="Arial" w:hAnsi="Arial" w:cs="Arial"/>
+          <w:color w:val="000000"/>
+          <w:sz w:val="22"/>
         </w:rPr>
         <w:t>Dilarang</w:t>
       </w:r>
@@ -1573,6 +1748,8 @@
       <w:r>
         <w:rPr>
           <w:rFonts w:ascii="Arial" w:eastAsia="Arial" w:hAnsi="Arial" w:cs="Arial"/>
+          <w:color w:val="000000"/>
+          <w:sz w:val="22"/>
         </w:rPr>
         <w:t xml:space="preserve"> </w:t>
       </w:r>
@@ -1580,6 +1757,8 @@
       <w:r>
         <w:rPr>
           <w:rFonts w:ascii="Arial" w:eastAsia="Arial" w:hAnsi="Arial" w:cs="Arial"/>
+          <w:color w:val="000000"/>
+          <w:sz w:val="22"/>
         </w:rPr>
         <w:t>membawa</w:t>
       </w:r>
@@ -1587,6 +1766,8 @@
       <w:r>
         <w:rPr>
           <w:rFonts w:ascii="Arial" w:eastAsia="Arial" w:hAnsi="Arial" w:cs="Arial"/>
+          <w:color w:val="000000"/>
+          <w:sz w:val="22"/>
         </w:rPr>
         <w:t xml:space="preserve"> nota dan </w:t>
       </w:r>
@@ -1594,6 +1775,8 @@
       <w:r>
         <w:rPr>
           <w:rFonts w:ascii="Arial" w:eastAsia="Arial" w:hAnsi="Arial" w:cs="Arial"/>
+          <w:color w:val="000000"/>
+          <w:sz w:val="22"/>
         </w:rPr>
         <w:t>sebarang</w:t>
       </w:r>
@@ -1601,6 +1784,8 @@
       <w:r>
         <w:rPr>
           <w:rFonts w:ascii="Arial" w:eastAsia="Arial" w:hAnsi="Arial" w:cs="Arial"/>
+          <w:color w:val="000000"/>
+          <w:sz w:val="22"/>
         </w:rPr>
         <w:t xml:space="preserve"> </w:t>
       </w:r>
@@ -1608,6 +1793,8 @@
       <w:r>
         <w:rPr>
           <w:rFonts w:ascii="Arial" w:eastAsia="Arial" w:hAnsi="Arial" w:cs="Arial"/>
+          <w:color w:val="000000"/>
+          <w:sz w:val="22"/>
         </w:rPr>
         <w:t>bahan</w:t>
       </w:r>
@@ -1615,6 +1802,8 @@
       <w:r>
         <w:rPr>
           <w:rFonts w:ascii="Arial" w:eastAsia="Arial" w:hAnsi="Arial" w:cs="Arial"/>
+          <w:color w:val="000000"/>
+          <w:sz w:val="22"/>
         </w:rPr>
         <w:t xml:space="preserve"> </w:t>
       </w:r>
@@ -1622,6 +1811,8 @@
       <w:r>
         <w:rPr>
           <w:rFonts w:ascii="Arial" w:eastAsia="Arial" w:hAnsi="Arial" w:cs="Arial"/>
+          <w:color w:val="000000"/>
+          <w:sz w:val="22"/>
         </w:rPr>
         <w:t>rujukan</w:t>
       </w:r>
@@ -1629,6 +1820,8 @@
       <w:r>
         <w:rPr>
           <w:rFonts w:ascii="Arial" w:eastAsia="Arial" w:hAnsi="Arial" w:cs="Arial"/>
+          <w:color w:val="000000"/>
+          <w:sz w:val="22"/>
         </w:rPr>
         <w:t xml:space="preserve"> </w:t>
       </w:r>
@@ -1636,6 +1829,8 @@
       <w:r>
         <w:rPr>
           <w:rFonts w:ascii="Arial" w:eastAsia="Arial" w:hAnsi="Arial" w:cs="Arial"/>
+          <w:color w:val="000000"/>
+          <w:sz w:val="22"/>
         </w:rPr>
         <w:t>kecuali</w:t>
       </w:r>
@@ -1643,6 +1838,8 @@
       <w:r>
         <w:rPr>
           <w:rFonts w:ascii="Arial" w:eastAsia="Arial" w:hAnsi="Arial" w:cs="Arial"/>
+          <w:color w:val="000000"/>
+          <w:sz w:val="22"/>
         </w:rPr>
         <w:t xml:space="preserve"> yang </w:t>
       </w:r>
@@ -1650,6 +1847,8 @@
       <w:r>
         <w:rPr>
           <w:rFonts w:ascii="Arial" w:eastAsia="Arial" w:hAnsi="Arial" w:cs="Arial"/>
+          <w:color w:val="000000"/>
+          <w:sz w:val="22"/>
         </w:rPr>
         <w:t>dibenarkan</w:t>
       </w:r>
@@ -1657,6 +1856,8 @@
       <w:r>
         <w:rPr>
           <w:rFonts w:ascii="Arial" w:eastAsia="Arial" w:hAnsi="Arial" w:cs="Arial"/>
+          <w:color w:val="000000"/>
+          <w:sz w:val="22"/>
         </w:rPr>
         <w:t>.</w:t>
       </w:r>
@@ -1668,7 +1869,9 @@
           <w:ilvl w:val="0"/>
           <w:numId w:val="10"/>
         </w:numPr>
-        <w:spacing w:after="200" w:line="360" w:lineRule="auto"/>
+        <w:spacing w:after="40" w:line="276" w:lineRule="auto"/>
+        <w:ind w:left="357" w:hanging="357"/>
+        <w:jc w:val="left"/>
         <w:rPr>
           <w:rFonts w:ascii="Arial" w:eastAsia="Arial" w:hAnsi="Arial" w:cs="Arial"/>
           <w:b/>
@@ -1680,6 +1883,8 @@
       <w:r>
         <w:rPr>
           <w:rFonts w:ascii="Arial" w:eastAsia="Arial" w:hAnsi="Arial" w:cs="Arial"/>
+          <w:color w:val="000000"/>
+          <w:sz w:val="22"/>
         </w:rPr>
         <w:t>Dilarang</w:t>
       </w:r>
@@ -1687,6 +1892,8 @@
       <w:r>
         <w:rPr>
           <w:rFonts w:ascii="Arial" w:eastAsia="Arial" w:hAnsi="Arial" w:cs="Arial"/>
+          <w:color w:val="000000"/>
+          <w:sz w:val="22"/>
         </w:rPr>
         <w:t xml:space="preserve"> </w:t>
       </w:r>
@@ -1694,6 +1901,8 @@
       <w:r>
         <w:rPr>
           <w:rFonts w:ascii="Arial" w:eastAsia="Arial" w:hAnsi="Arial" w:cs="Arial"/>
+          <w:color w:val="000000"/>
+          <w:sz w:val="22"/>
         </w:rPr>
         <w:t>meniru</w:t>
       </w:r>
@@ -1701,6 +1910,8 @@
       <w:r>
         <w:rPr>
           <w:rFonts w:ascii="Arial" w:eastAsia="Arial" w:hAnsi="Arial" w:cs="Arial"/>
+          <w:color w:val="000000"/>
+          <w:sz w:val="22"/>
         </w:rPr>
         <w:t xml:space="preserve"> </w:t>
       </w:r>
@@ -1708,6 +1919,8 @@
       <w:r>
         <w:rPr>
           <w:rFonts w:ascii="Arial" w:eastAsia="Arial" w:hAnsi="Arial" w:cs="Arial"/>
+          <w:color w:val="000000"/>
+          <w:sz w:val="22"/>
         </w:rPr>
         <w:t>semasa</w:t>
       </w:r>
@@ -1715,6 +1928,8 @@
       <w:r>
         <w:rPr>
           <w:rFonts w:ascii="Arial" w:eastAsia="Arial" w:hAnsi="Arial" w:cs="Arial"/>
+          <w:color w:val="000000"/>
+          <w:sz w:val="22"/>
         </w:rPr>
         <w:t xml:space="preserve"> </w:t>
       </w:r>
@@ -1722,6 +1937,8 @@
       <w:r>
         <w:rPr>
           <w:rFonts w:ascii="Arial" w:eastAsia="Arial" w:hAnsi="Arial" w:cs="Arial"/>
+          <w:color w:val="000000"/>
+          <w:sz w:val="22"/>
         </w:rPr>
         <w:t>penilaian</w:t>
       </w:r>
@@ -1729,6 +1946,8 @@
       <w:r>
         <w:rPr>
           <w:rFonts w:ascii="Arial" w:eastAsia="Arial" w:hAnsi="Arial" w:cs="Arial"/>
+          <w:color w:val="000000"/>
+          <w:sz w:val="22"/>
         </w:rPr>
         <w:t xml:space="preserve">. </w:t>
       </w:r>
@@ -1740,7 +1959,9 @@
           <w:ilvl w:val="0"/>
           <w:numId w:val="10"/>
         </w:numPr>
-        <w:spacing w:after="200" w:line="360" w:lineRule="auto"/>
+        <w:spacing w:after="40" w:line="276" w:lineRule="auto"/>
+        <w:ind w:left="357" w:hanging="357"/>
+        <w:jc w:val="left"/>
         <w:rPr>
           <w:rFonts w:ascii="Arial" w:eastAsia="Arial" w:hAnsi="Arial" w:cs="Arial"/>
           <w:b/>
@@ -1752,6 +1973,8 @@
       <w:r>
         <w:rPr>
           <w:rFonts w:ascii="Arial" w:eastAsia="Arial" w:hAnsi="Arial" w:cs="Arial"/>
+          <w:color w:val="000000"/>
+          <w:sz w:val="22"/>
         </w:rPr>
         <w:t>Dilarang</w:t>
       </w:r>
@@ -1759,6 +1982,8 @@
       <w:r>
         <w:rPr>
           <w:rFonts w:ascii="Arial" w:eastAsia="Arial" w:hAnsi="Arial" w:cs="Arial"/>
+          <w:color w:val="000000"/>
+          <w:sz w:val="22"/>
         </w:rPr>
         <w:t xml:space="preserve"> </w:t>
       </w:r>
@@ -1766,6 +1991,8 @@
       <w:r>
         <w:rPr>
           <w:rFonts w:ascii="Arial" w:eastAsia="Arial" w:hAnsi="Arial" w:cs="Arial"/>
+          <w:color w:val="000000"/>
+          <w:sz w:val="22"/>
         </w:rPr>
         <w:t>membawa</w:t>
       </w:r>
@@ -1773,6 +2000,8 @@
       <w:r>
         <w:rPr>
           <w:rFonts w:ascii="Arial" w:eastAsia="Arial" w:hAnsi="Arial" w:cs="Arial"/>
+          <w:color w:val="000000"/>
+          <w:sz w:val="22"/>
         </w:rPr>
         <w:t xml:space="preserve"> </w:t>
       </w:r>
@@ -1780,6 +2009,8 @@
       <w:r>
         <w:rPr>
           <w:rFonts w:ascii="Arial" w:eastAsia="Arial" w:hAnsi="Arial" w:cs="Arial"/>
+          <w:color w:val="000000"/>
+          <w:sz w:val="22"/>
         </w:rPr>
         <w:t>keluar</w:t>
       </w:r>
@@ -1787,6 +2018,8 @@
       <w:r>
         <w:rPr>
           <w:rFonts w:ascii="Arial" w:eastAsia="Arial" w:hAnsi="Arial" w:cs="Arial"/>
+          <w:color w:val="000000"/>
+          <w:sz w:val="22"/>
         </w:rPr>
         <w:t xml:space="preserve"> </w:t>
       </w:r>
@@ -1794,6 +2027,8 @@
       <w:r>
         <w:rPr>
           <w:rFonts w:ascii="Arial" w:eastAsia="Arial" w:hAnsi="Arial" w:cs="Arial"/>
+          <w:color w:val="000000"/>
+          <w:sz w:val="22"/>
         </w:rPr>
         <w:t>kertas</w:t>
       </w:r>
@@ -1801,6 +2036,8 @@
       <w:r>
         <w:rPr>
           <w:rFonts w:ascii="Arial" w:eastAsia="Arial" w:hAnsi="Arial" w:cs="Arial"/>
+          <w:color w:val="000000"/>
+          <w:sz w:val="22"/>
         </w:rPr>
         <w:t xml:space="preserve"> </w:t>
       </w:r>
@@ -1808,6 +2045,8 @@
       <w:r>
         <w:rPr>
           <w:rFonts w:ascii="Arial" w:eastAsia="Arial" w:hAnsi="Arial" w:cs="Arial"/>
+          <w:color w:val="000000"/>
+          <w:sz w:val="22"/>
         </w:rPr>
         <w:t>soalan</w:t>
       </w:r>
@@ -1815,6 +2054,8 @@
       <w:r>
         <w:rPr>
           <w:rFonts w:ascii="Arial" w:eastAsia="Arial" w:hAnsi="Arial" w:cs="Arial"/>
+          <w:color w:val="000000"/>
+          <w:sz w:val="22"/>
         </w:rPr>
         <w:t xml:space="preserve"> </w:t>
       </w:r>
@@ -1822,6 +2063,8 @@
       <w:r>
         <w:rPr>
           <w:rFonts w:ascii="Arial" w:eastAsia="Arial" w:hAnsi="Arial" w:cs="Arial"/>
+          <w:color w:val="000000"/>
+          <w:sz w:val="22"/>
         </w:rPr>
         <w:t>dari</w:t>
       </w:r>
@@ -1829,6 +2072,8 @@
       <w:r>
         <w:rPr>
           <w:rFonts w:ascii="Arial" w:eastAsia="Arial" w:hAnsi="Arial" w:cs="Arial"/>
+          <w:color w:val="000000"/>
+          <w:sz w:val="22"/>
         </w:rPr>
         <w:t xml:space="preserve"> </w:t>
       </w:r>
@@ -1836,6 +2081,8 @@
       <w:r>
         <w:rPr>
           <w:rFonts w:ascii="Arial" w:eastAsia="Arial" w:hAnsi="Arial" w:cs="Arial"/>
+          <w:color w:val="000000"/>
+          <w:sz w:val="22"/>
         </w:rPr>
         <w:t>bilik</w:t>
       </w:r>
@@ -1843,6 +2090,8 @@
       <w:r>
         <w:rPr>
           <w:rFonts w:ascii="Arial" w:eastAsia="Arial" w:hAnsi="Arial" w:cs="Arial"/>
+          <w:color w:val="000000"/>
+          <w:sz w:val="22"/>
         </w:rPr>
         <w:t xml:space="preserve"> </w:t>
       </w:r>
@@ -1850,6 +2099,8 @@
       <w:r>
         <w:rPr>
           <w:rFonts w:ascii="Arial" w:eastAsia="Arial" w:hAnsi="Arial" w:cs="Arial"/>
+          <w:color w:val="000000"/>
+          <w:sz w:val="22"/>
         </w:rPr>
         <w:t>peperiksaan</w:t>
       </w:r>
@@ -1857,1349 +2108,2211 @@
       <w:r>
         <w:rPr>
           <w:rFonts w:ascii="Arial" w:eastAsia="Arial" w:hAnsi="Arial" w:cs="Arial"/>
+          <w:color w:val="000000"/>
+          <w:sz w:val="22"/>
         </w:rPr>
         <w:t>.</w:t>
       </w:r>
       <w:r>
+        <w:rPr>
+          <w:rFonts w:ascii="Arial" w:eastAsia="Arial" w:hAnsi="Arial" w:cs="Arial"/>
+          <w:b/>
+          <w:bCs/>
+          <w:color w:val="000000"/>
+          <w:sz w:val="22"/>
+          <w:u w:val="single"/>
+        </w:rPr>
+        <w:br/>
+      </w:r>
+    </w:p>
+    <w:p>
+      <w:pPr>
+        <w:suppressAutoHyphens w:val="0"/>
         <w:rPr>
           <w:rFonts w:ascii="Arial" w:eastAsia="Arial" w:hAnsi="Arial" w:cs="Arial"/>
           <w:b/>
           <w:bCs/>
           <w:u w:val="single"/>
         </w:rPr>
-        <w:br/>
-      </w:r>
-    </w:p>
-    <w:p>
-      <w:pPr>
-        <w:suppressAutoHyphens w:val="0"/>
+      </w:pPr>
+      <w:r>
         <w:rPr>
           <w:rFonts w:ascii="Arial" w:eastAsia="Arial" w:hAnsi="Arial" w:cs="Arial"/>
           <w:b/>
           <w:bCs/>
           <w:u w:val="single"/>
         </w:rPr>
-      </w:pPr>
-      <w:r>
-        <w:rPr>
-          <w:rFonts w:ascii="Arial" w:eastAsia="Arial" w:hAnsi="Arial" w:cs="Arial"/>
+        <w:br w:type="page"/>
+      </w:r>
+    </w:p>
+    <w:p/>
+    <w:p>
+      <w:pPr>
+        <w:spacing w:before="120" w:after="120" w:line="276" w:lineRule="auto"/>
+        <w:jc w:val="left"/>
+      </w:pPr>
+      <w:r>
+        <w:rPr>
+          <w:rFonts w:ascii="Arial" w:hAnsi="Arial" w:cs="Arial"/>
           <w:b/>
-          <w:bCs/>
-          <w:u w:val="single"/>
-        </w:rPr>
+          <w:color w:val="000000"/>
+          <w:sz w:val="24"/>
+        </w:rPr>
+        <w:t>BAHAGIAN A — SOALAN OBJEKTIF</w:t>
+      </w:r>
+    </w:p>
+    <w:p/>
+    <w:p>
+      <w:pPr>
+        <w:spacing w:line="276" w:lineRule="auto" w:after="120"/>
+        <w:jc w:val="left"/>
+      </w:pPr>
+      <w:r>
+        <w:rPr>
+          <w:rFonts w:ascii="Arial" w:hAnsi="Arial" w:cs="Arial"/>
+          <w:b/>
+          <w:color w:val="000000"/>
+          <w:sz w:val="22"/>
+        </w:rPr>
+        <w:t>Soalan WA1 — Analyse visual editing project script</w:t>
+      </w:r>
+    </w:p>
+    <w:p>
+      <w:pPr>
+        <w:spacing w:line="276" w:lineRule="auto" w:after="120"/>
+        <w:jc w:val="left"/>
+      </w:pPr>
+      <w:r>
+        <w:rPr>
+          <w:rFonts w:ascii="Arial" w:hAnsi="Arial" w:cs="Arial"/>
+          <w:b/>
+          <w:color w:val="000000"/>
+          <w:sz w:val="22"/>
+        </w:rPr>
+        <w:t>✅ 1. SOALAN TAHAP SEDERHANA — KONSTRUK PROSEDUR</w:t>
+      </w:r>
+    </w:p>
+    <w:p>
+      <w:pPr>
+        <w:spacing w:line="276" w:lineRule="auto" w:after="120"/>
+        <w:jc w:val="left"/>
+      </w:pPr>
+      <w:r>
+        <w:rPr>
+          <w:rFonts w:ascii="Arial" w:hAnsi="Arial" w:cs="Arial"/>
+          <w:b w:val="0"/>
+          <w:color w:val="000000"/>
+          <w:sz w:val="22"/>
+        </w:rPr>
+        <w:t>Sebuah projek dokumentari memerlukan output berdurasi 20 minit, tetapi Editor mendapati bilangan jam footage sumber yang sangat banyak dan tahap kerumitan warna yang tinggi. Faktor manakah paling tepat digunakan Editor untuk menganggarkan tempoh projek dalam situasi ini?</w:t>
+      </w:r>
+    </w:p>
+    <w:p>
+      <w:pPr>
+        <w:spacing w:line="276" w:lineRule="auto" w:after="120"/>
+        <w:jc w:val="left"/>
+      </w:pPr>
+      <w:r>
+        <w:rPr>
+          <w:rFonts w:ascii="Arial" w:hAnsi="Arial" w:cs="Arial"/>
+          <w:b w:val="0"/>
+          <w:color w:val="000000"/>
+          <w:sz w:val="22"/>
+        </w:rPr>
+        <w:t>A. Script requirement.</w:t>
+      </w:r>
+    </w:p>
+    <w:p>
+      <w:pPr>
+        <w:spacing w:line="276" w:lineRule="auto" w:after="120"/>
+        <w:jc w:val="left"/>
+      </w:pPr>
+      <w:r>
+        <w:rPr>
+          <w:rFonts w:ascii="Arial" w:hAnsi="Arial" w:cs="Arial"/>
+          <w:b w:val="0"/>
+          <w:color w:val="000000"/>
+          <w:sz w:val="22"/>
+        </w:rPr>
+        <w:t>B. Man hour requirement.</w:t>
+      </w:r>
+    </w:p>
+    <w:p>
+      <w:pPr>
+        <w:spacing w:line="276" w:lineRule="auto" w:after="120"/>
+        <w:jc w:val="left"/>
+      </w:pPr>
+      <w:r>
+        <w:rPr>
+          <w:rFonts w:ascii="Arial" w:hAnsi="Arial" w:cs="Arial"/>
+          <w:b w:val="0"/>
+          <w:color w:val="000000"/>
+          <w:sz w:val="22"/>
+        </w:rPr>
+        <w:t>C. Machine availability.</w:t>
+      </w:r>
+    </w:p>
+    <w:p>
+      <w:pPr>
+        <w:spacing w:line="276" w:lineRule="auto" w:after="120"/>
+        <w:jc w:val="left"/>
+      </w:pPr>
+      <w:r>
+        <w:rPr>
+          <w:rFonts w:ascii="Arial" w:hAnsi="Arial" w:cs="Arial"/>
+          <w:b w:val="0"/>
+          <w:color w:val="000000"/>
+          <w:sz w:val="22"/>
+        </w:rPr>
+        <w:t>D. Type of language version.</w:t>
+      </w:r>
+    </w:p>
+    <w:p/>
+    <w:p>
+      <w:pPr>
+        <w:spacing w:line="276" w:lineRule="auto" w:after="120"/>
+        <w:jc w:val="left"/>
+      </w:pPr>
+      <w:r>
+        <w:rPr>
+          <w:rFonts w:ascii="Arial" w:hAnsi="Arial" w:cs="Arial"/>
+          <w:b/>
+          <w:color w:val="000000"/>
+          <w:sz w:val="22"/>
+        </w:rPr>
+        <w:t>✅ 2. SOALAN TAHAP RENDAH — KONSTRUK PROSEDUR</w:t>
+      </w:r>
+    </w:p>
+    <w:p>
+      <w:pPr>
+        <w:spacing w:line="276" w:lineRule="auto" w:after="120"/>
+        <w:jc w:val="left"/>
+      </w:pPr>
+      <w:r>
+        <w:rPr>
+          <w:rFonts w:ascii="Arial" w:hAnsi="Arial" w:cs="Arial"/>
+          <w:b w:val="0"/>
+          <w:color w:val="000000"/>
+          <w:sz w:val="22"/>
+        </w:rPr>
+        <w:t>Editor mendapati skrip yang diterima tidak lengkap dan tidak konsisten dengan continuity sheet. Kepada siapakah perkara ini perlu dilaporkan sebelum proses editing bermula?</w:t>
+      </w:r>
+    </w:p>
+    <w:p>
+      <w:pPr>
+        <w:spacing w:line="276" w:lineRule="auto" w:after="120"/>
+        <w:jc w:val="left"/>
+      </w:pPr>
+      <w:r>
+        <w:rPr>
+          <w:rFonts w:ascii="Arial" w:hAnsi="Arial" w:cs="Arial"/>
+          <w:b w:val="0"/>
+          <w:color w:val="000000"/>
+          <w:sz w:val="22"/>
+        </w:rPr>
+        <w:t>A. Continuity Supervisor sahaja.</w:t>
+      </w:r>
+    </w:p>
+    <w:p>
+      <w:pPr>
+        <w:spacing w:line="276" w:lineRule="auto" w:after="120"/>
+        <w:jc w:val="left"/>
+      </w:pPr>
+      <w:r>
+        <w:rPr>
+          <w:rFonts w:ascii="Arial" w:hAnsi="Arial" w:cs="Arial"/>
+          <w:b w:val="0"/>
+          <w:color w:val="000000"/>
+          <w:sz w:val="22"/>
+        </w:rPr>
+        <w:t>B. Producer atau Director.</w:t>
+      </w:r>
+    </w:p>
+    <w:p>
+      <w:pPr>
+        <w:spacing w:line="276" w:lineRule="auto" w:after="120"/>
+        <w:jc w:val="left"/>
+      </w:pPr>
+      <w:r>
+        <w:rPr>
+          <w:rFonts w:ascii="Arial" w:hAnsi="Arial" w:cs="Arial"/>
+          <w:b w:val="0"/>
+          <w:color w:val="000000"/>
+          <w:sz w:val="22"/>
+        </w:rPr>
+        <w:t>C. Pelanggan secara terus.</w:t>
+      </w:r>
+    </w:p>
+    <w:p>
+      <w:pPr>
+        <w:spacing w:line="276" w:lineRule="auto" w:after="120"/>
+        <w:jc w:val="left"/>
+      </w:pPr>
+      <w:r>
+        <w:rPr>
+          <w:rFonts w:ascii="Arial" w:hAnsi="Arial" w:cs="Arial"/>
+          <w:b w:val="0"/>
+          <w:color w:val="000000"/>
+          <w:sz w:val="22"/>
+        </w:rPr>
+        <w:t>D. Juruteknik audio.</w:t>
+      </w:r>
+    </w:p>
+    <w:p/>
+    <w:p>
+      <w:pPr>
+        <w:spacing w:line="276" w:lineRule="auto" w:after="120"/>
+        <w:jc w:val="left"/>
+      </w:pPr>
+      <w:r>
+        <w:rPr>
+          <w:rFonts w:ascii="Arial" w:hAnsi="Arial" w:cs="Arial"/>
+          <w:b/>
+          <w:color w:val="000000"/>
+          <w:sz w:val="22"/>
+        </w:rPr>
+        <w:t>✅ 3. SOALAN TAHAP RENDAH — KONSTRUK FAKTA/TEORI</w:t>
+      </w:r>
+    </w:p>
+    <w:p>
+      <w:pPr>
+        <w:spacing w:line="276" w:lineRule="auto" w:after="120"/>
+        <w:jc w:val="left"/>
+      </w:pPr>
+      <w:r>
+        <w:rPr>
+          <w:rFonts w:ascii="Arial" w:hAnsi="Arial" w:cs="Arial"/>
+          <w:b w:val="0"/>
+          <w:color w:val="000000"/>
+          <w:sz w:val="22"/>
+        </w:rPr>
+        <w:t>Apakah nama skrip yang disediakan selepas penggambaran dan mencatatkan apa yang sebenarnya dirakam?</w:t>
+      </w:r>
+    </w:p>
+    <w:p>
+      <w:pPr>
+        <w:spacing w:line="276" w:lineRule="auto" w:after="120"/>
+        <w:jc w:val="left"/>
+      </w:pPr>
+      <w:r>
+        <w:rPr>
+          <w:rFonts w:ascii="Arial" w:hAnsi="Arial" w:cs="Arial"/>
+          <w:b w:val="0"/>
+          <w:color w:val="000000"/>
+          <w:sz w:val="22"/>
+        </w:rPr>
+        <w:t>A. Master script.</w:t>
+      </w:r>
+    </w:p>
+    <w:p>
+      <w:pPr>
+        <w:spacing w:line="276" w:lineRule="auto" w:after="120"/>
+        <w:jc w:val="left"/>
+      </w:pPr>
+      <w:r>
+        <w:rPr>
+          <w:rFonts w:ascii="Arial" w:hAnsi="Arial" w:cs="Arial"/>
+          <w:b w:val="0"/>
+          <w:color w:val="000000"/>
+          <w:sz w:val="22"/>
+        </w:rPr>
+        <w:t>B. Shooting script.</w:t>
+      </w:r>
+    </w:p>
+    <w:p>
+      <w:pPr>
+        <w:spacing w:line="276" w:lineRule="auto" w:after="120"/>
+        <w:jc w:val="left"/>
+      </w:pPr>
+      <w:r>
+        <w:rPr>
+          <w:rFonts w:ascii="Arial" w:hAnsi="Arial" w:cs="Arial"/>
+          <w:b w:val="0"/>
+          <w:color w:val="000000"/>
+          <w:sz w:val="22"/>
+        </w:rPr>
+        <w:t>C. Continuity script.</w:t>
+      </w:r>
+    </w:p>
+    <w:p>
+      <w:pPr>
+        <w:spacing w:line="276" w:lineRule="auto" w:after="120"/>
+        <w:jc w:val="left"/>
+      </w:pPr>
+      <w:r>
+        <w:rPr>
+          <w:rFonts w:ascii="Arial" w:hAnsi="Arial" w:cs="Arial"/>
+          <w:b w:val="0"/>
+          <w:color w:val="000000"/>
+          <w:sz w:val="22"/>
+        </w:rPr>
+        <w:t>D. Storyboard.</w:t>
+      </w:r>
+    </w:p>
+    <w:p/>
+    <w:p>
+      <w:pPr>
+        <w:spacing w:line="276" w:lineRule="auto" w:after="120"/>
+        <w:jc w:val="left"/>
+      </w:pPr>
+      <w:r>
+        <w:rPr>
+          <w:rFonts w:ascii="Arial" w:hAnsi="Arial" w:cs="Arial"/>
+          <w:b/>
+          <w:color w:val="000000"/>
+          <w:sz w:val="22"/>
+        </w:rPr>
+        <w:t>✅ 4. SOALAN TAHAP RENDAH — KONSTRUK SIKAP / KESELAMATAN / PERSEKITARAN</w:t>
+      </w:r>
+    </w:p>
+    <w:p>
+      <w:pPr>
+        <w:spacing w:line="276" w:lineRule="auto" w:after="120"/>
+        <w:jc w:val="left"/>
+      </w:pPr>
+      <w:r>
+        <w:rPr>
+          <w:rFonts w:ascii="Arial" w:hAnsi="Arial" w:cs="Arial"/>
+          <w:b w:val="0"/>
+          <w:color w:val="000000"/>
+          <w:sz w:val="22"/>
+        </w:rPr>
+        <w:t>Sikap manakah perlu diamalkan Editor semasa menyemak skrip projek?</w:t>
+      </w:r>
+    </w:p>
+    <w:p>
+      <w:pPr>
+        <w:spacing w:line="276" w:lineRule="auto" w:after="120"/>
+        <w:jc w:val="left"/>
+      </w:pPr>
+      <w:r>
+        <w:rPr>
+          <w:rFonts w:ascii="Arial" w:hAnsi="Arial" w:cs="Arial"/>
+          <w:b w:val="0"/>
+          <w:color w:val="000000"/>
+          <w:sz w:val="22"/>
+        </w:rPr>
+        <w:t>A. Tergesa-gesa demi menjimatkan masa.</w:t>
+      </w:r>
+    </w:p>
+    <w:p>
+      <w:pPr>
+        <w:spacing w:line="276" w:lineRule="auto" w:after="120"/>
+        <w:jc w:val="left"/>
+      </w:pPr>
+      <w:r>
+        <w:rPr>
+          <w:rFonts w:ascii="Arial" w:hAnsi="Arial" w:cs="Arial"/>
+          <w:b w:val="0"/>
+          <w:color w:val="000000"/>
+          <w:sz w:val="22"/>
+        </w:rPr>
+        <w:t>B. Teliti dan memahami sepenuhnya keperluan kerja.</w:t>
+      </w:r>
+    </w:p>
+    <w:p>
+      <w:pPr>
+        <w:spacing w:line="276" w:lineRule="auto" w:after="120"/>
+        <w:jc w:val="left"/>
+      </w:pPr>
+      <w:r>
+        <w:rPr>
+          <w:rFonts w:ascii="Arial" w:hAnsi="Arial" w:cs="Arial"/>
+          <w:b w:val="0"/>
+          <w:color w:val="000000"/>
+          <w:sz w:val="22"/>
+        </w:rPr>
+        <w:t>C. Mengabaikan arahan pelanggan yang tidak jelas.</w:t>
+      </w:r>
+    </w:p>
+    <w:p>
+      <w:pPr>
+        <w:spacing w:line="276" w:lineRule="auto" w:after="120"/>
+        <w:jc w:val="left"/>
+      </w:pPr>
+      <w:r>
+        <w:rPr>
+          <w:rFonts w:ascii="Arial" w:hAnsi="Arial" w:cs="Arial"/>
+          <w:b w:val="0"/>
+          <w:color w:val="000000"/>
+          <w:sz w:val="22"/>
+        </w:rPr>
+        <w:t>D. Menyerahkan semakan skrip sepenuhnya kepada Producer.</w:t>
+      </w:r>
+    </w:p>
+    <w:p/>
+    <w:p>
+      <w:pPr>
+        <w:spacing w:line="276" w:lineRule="auto" w:after="120"/>
+        <w:jc w:val="left"/>
+      </w:pPr>
+      <w:r>
+        <w:rPr>
+          <w:rFonts w:ascii="Arial" w:hAnsi="Arial" w:cs="Arial"/>
+          <w:b/>
+          <w:color w:val="000000"/>
+          <w:sz w:val="22"/>
+        </w:rPr>
+        <w:t>Soalan WA2 — Analyse visual editing project concept</w:t>
+      </w:r>
+    </w:p>
+    <w:p>
+      <w:pPr>
+        <w:spacing w:line="276" w:lineRule="auto" w:after="120"/>
+        <w:jc w:val="left"/>
+      </w:pPr>
+      <w:r>
+        <w:rPr>
+          <w:rFonts w:ascii="Arial" w:hAnsi="Arial" w:cs="Arial"/>
+          <w:b/>
+          <w:color w:val="000000"/>
+          <w:sz w:val="22"/>
+        </w:rPr>
+        <w:t>✅ 5. SOALAN TAHAP TINGGI — KONSTRUK PROSEDUR</w:t>
+      </w:r>
+    </w:p>
+    <w:p>
+      <w:pPr>
+        <w:spacing w:line="276" w:lineRule="auto" w:after="120"/>
+        <w:jc w:val="left"/>
+      </w:pPr>
+      <w:r>
+        <w:rPr>
+          <w:rFonts w:ascii="Arial" w:hAnsi="Arial" w:cs="Arial"/>
+          <w:b w:val="0"/>
+          <w:color w:val="000000"/>
+          <w:sz w:val="22"/>
+        </w:rPr>
+        <w:t>Susun urutan yang betul bagi proses Editor menganalisis konsep kreatif projek daripada skrip.</w:t>
+      </w:r>
+    </w:p>
+    <w:p>
+      <w:pPr>
+        <w:spacing w:before="120" w:after="120" w:line="276" w:lineRule="auto"/>
+        <w:jc w:val="left"/>
+      </w:pPr>
+      <w:r>
+        <w:rPr>
+          <w:rFonts w:ascii="Arial" w:hAnsi="Arial" w:cs="Arial"/>
+          <w:b/>
+          <w:color w:val="000000"/>
+          <w:sz w:val="24"/>
+        </w:rPr>
+        <w:t>I. Menentukan kategori genre.</w:t>
+      </w:r>
+    </w:p>
+    <w:p>
+      <w:pPr>
+        <w:spacing w:before="120" w:after="120" w:line="276" w:lineRule="auto"/>
+        <w:jc w:val="left"/>
+      </w:pPr>
+      <w:r>
+        <w:rPr>
+          <w:rFonts w:ascii="Arial" w:hAnsi="Arial" w:cs="Arial"/>
+          <w:b/>
+          <w:color w:val="000000"/>
+          <w:sz w:val="24"/>
+        </w:rPr>
+        <w:t>II. Menentukan tema projek.</w:t>
+      </w:r>
+    </w:p>
+    <w:p>
+      <w:pPr>
+        <w:spacing w:before="120" w:after="120" w:line="276" w:lineRule="auto"/>
+        <w:jc w:val="left"/>
+      </w:pPr>
+      <w:r>
+        <w:rPr>
+          <w:rFonts w:ascii="Arial" w:hAnsi="Arial" w:cs="Arial"/>
+          <w:b/>
+          <w:color w:val="000000"/>
+          <w:sz w:val="24"/>
+        </w:rPr>
+        <w:t>III. Menilai konsep visual effect dan sound effect.</w:t>
+      </w:r>
+    </w:p>
+    <w:p>
+      <w:pPr>
+        <w:spacing w:before="120" w:after="120" w:line="276" w:lineRule="auto"/>
+        <w:jc w:val="left"/>
+      </w:pPr>
+      <w:r>
+        <w:rPr>
+          <w:rFonts w:ascii="Arial" w:hAnsi="Arial" w:cs="Arial"/>
+          <w:b/>
+          <w:color w:val="000000"/>
+          <w:sz w:val="24"/>
+        </w:rPr>
+        <w:t>IV. Memilih teknik editing mengikut arahan kreatif.</w:t>
+      </w:r>
+    </w:p>
+    <w:p>
+      <w:pPr>
+        <w:spacing w:line="276" w:lineRule="auto" w:after="120"/>
+        <w:jc w:val="left"/>
+      </w:pPr>
+      <w:r>
+        <w:rPr>
+          <w:rFonts w:ascii="Arial" w:hAnsi="Arial" w:cs="Arial"/>
+          <w:b w:val="0"/>
+          <w:color w:val="000000"/>
+          <w:sz w:val="22"/>
+        </w:rPr>
+        <w:t>A. I, II, dan III.</w:t>
+      </w:r>
+    </w:p>
+    <w:p>
+      <w:pPr>
+        <w:spacing w:line="276" w:lineRule="auto" w:after="120"/>
+        <w:jc w:val="left"/>
+      </w:pPr>
+      <w:r>
+        <w:rPr>
+          <w:rFonts w:ascii="Arial" w:hAnsi="Arial" w:cs="Arial"/>
+          <w:b w:val="0"/>
+          <w:color w:val="000000"/>
+          <w:sz w:val="22"/>
+        </w:rPr>
+        <w:t>B. I, III, dan IV.</w:t>
+      </w:r>
+    </w:p>
+    <w:p>
+      <w:pPr>
+        <w:spacing w:line="276" w:lineRule="auto" w:after="120"/>
+        <w:jc w:val="left"/>
+      </w:pPr>
+      <w:r>
+        <w:rPr>
+          <w:rFonts w:ascii="Arial" w:hAnsi="Arial" w:cs="Arial"/>
+          <w:b w:val="0"/>
+          <w:color w:val="000000"/>
+          <w:sz w:val="22"/>
+        </w:rPr>
+        <w:t>C. II, III, dan IV.</w:t>
+      </w:r>
+    </w:p>
+    <w:p>
+      <w:pPr>
+        <w:spacing w:line="276" w:lineRule="auto" w:after="120"/>
+        <w:jc w:val="left"/>
+      </w:pPr>
+      <w:r>
+        <w:rPr>
+          <w:rFonts w:ascii="Arial" w:hAnsi="Arial" w:cs="Arial"/>
+          <w:b w:val="0"/>
+          <w:color w:val="000000"/>
+          <w:sz w:val="22"/>
+        </w:rPr>
+        <w:t>D. I, II, III, dan IV.</w:t>
+      </w:r>
+    </w:p>
+    <w:p/>
+    <w:p>
+      <w:pPr>
+        <w:spacing w:line="276" w:lineRule="auto" w:after="120"/>
+        <w:jc w:val="left"/>
+      </w:pPr>
+      <w:r>
+        <w:rPr>
+          <w:rFonts w:ascii="Arial" w:hAnsi="Arial" w:cs="Arial"/>
+          <w:b/>
+          <w:color w:val="000000"/>
+          <w:sz w:val="22"/>
+        </w:rPr>
+        <w:t>✅ 6. SOALAN TAHAP SEDERHANA — KONSTRUK PROSEDUR</w:t>
+      </w:r>
+    </w:p>
+    <w:p>
+      <w:pPr>
+        <w:spacing w:line="276" w:lineRule="auto" w:after="120"/>
+        <w:jc w:val="left"/>
+      </w:pPr>
+      <w:r>
+        <w:rPr>
+          <w:rFonts w:ascii="Arial" w:hAnsi="Arial" w:cs="Arial"/>
+          <w:b w:val="0"/>
+          <w:color w:val="000000"/>
+          <w:sz w:val="22"/>
+        </w:rPr>
+        <w:t>Sebuah iklan korporat bertemakan "Human nature — keberanian" menggunakan genre Action. Bagi menyokong mesej tersebut, kombinasi shot manakah paling sesuai digunakan Editor?</w:t>
+      </w:r>
+    </w:p>
+    <w:p>
+      <w:pPr>
+        <w:spacing w:line="276" w:lineRule="auto" w:after="120"/>
+        <w:jc w:val="left"/>
+      </w:pPr>
+      <w:r>
+        <w:rPr>
+          <w:rFonts w:ascii="Arial" w:hAnsi="Arial" w:cs="Arial"/>
+          <w:b w:val="0"/>
+          <w:color w:val="000000"/>
+          <w:sz w:val="22"/>
+        </w:rPr>
+        <w:t>A. Wide shot sahaja tanpa close-up.</w:t>
+      </w:r>
+    </w:p>
+    <w:p>
+      <w:pPr>
+        <w:spacing w:line="276" w:lineRule="auto" w:after="120"/>
+        <w:jc w:val="left"/>
+      </w:pPr>
+      <w:r>
+        <w:rPr>
+          <w:rFonts w:ascii="Arial" w:hAnsi="Arial" w:cs="Arial"/>
+          <w:b w:val="0"/>
+          <w:color w:val="000000"/>
+          <w:sz w:val="22"/>
+        </w:rPr>
+        <w:t>B. Close-up emosi watak diselang-seli dengan wide shot cabaran.</w:t>
+      </w:r>
+    </w:p>
+    <w:p>
+      <w:pPr>
+        <w:spacing w:line="276" w:lineRule="auto" w:after="120"/>
+        <w:jc w:val="left"/>
+      </w:pPr>
+      <w:r>
+        <w:rPr>
+          <w:rFonts w:ascii="Arial" w:hAnsi="Arial" w:cs="Arial"/>
+          <w:b w:val="0"/>
+          <w:color w:val="000000"/>
+          <w:sz w:val="22"/>
+        </w:rPr>
+        <w:t>C. Sudut kamera tetap sepanjang adegan.</w:t>
+      </w:r>
+    </w:p>
+    <w:p>
+      <w:pPr>
+        <w:spacing w:line="276" w:lineRule="auto" w:after="120"/>
+        <w:jc w:val="left"/>
+      </w:pPr>
+      <w:r>
+        <w:rPr>
+          <w:rFonts w:ascii="Arial" w:hAnsi="Arial" w:cs="Arial"/>
+          <w:b w:val="0"/>
+          <w:color w:val="000000"/>
+          <w:sz w:val="22"/>
+        </w:rPr>
+        <w:t>D. Potongan pantas tanpa mengambil kira emosi watak.</w:t>
+      </w:r>
+    </w:p>
+    <w:p/>
+    <w:p>
+      <w:pPr>
+        <w:spacing w:line="276" w:lineRule="auto" w:after="120"/>
+        <w:jc w:val="left"/>
+      </w:pPr>
+      <w:r>
+        <w:rPr>
+          <w:rFonts w:ascii="Arial" w:hAnsi="Arial" w:cs="Arial"/>
+          <w:b/>
+          <w:color w:val="000000"/>
+          <w:sz w:val="22"/>
+        </w:rPr>
+        <w:t>✅ 7. SOALAN TAHAP RENDAH — KONSTRUK FAKTA/TEORI</w:t>
+      </w:r>
+    </w:p>
+    <w:p>
+      <w:pPr>
+        <w:spacing w:line="276" w:lineRule="auto" w:after="120"/>
+        <w:jc w:val="left"/>
+      </w:pPr>
+      <w:r>
+        <w:rPr>
+          <w:rFonts w:ascii="Arial" w:hAnsi="Arial" w:cs="Arial"/>
+          <w:b w:val="0"/>
+          <w:color w:val="000000"/>
+          <w:sz w:val="22"/>
+        </w:rPr>
+        <w:t>Berapakah kategori tema utama yang disenaraikan dalam CoCU bagi menganalisis konsep projek?</w:t>
+      </w:r>
+    </w:p>
+    <w:p>
+      <w:pPr>
+        <w:spacing w:line="276" w:lineRule="auto" w:after="120"/>
+        <w:jc w:val="left"/>
+      </w:pPr>
+      <w:r>
+        <w:rPr>
+          <w:rFonts w:ascii="Arial" w:hAnsi="Arial" w:cs="Arial"/>
+          <w:b w:val="0"/>
+          <w:color w:val="000000"/>
+          <w:sz w:val="22"/>
+        </w:rPr>
+        <w:t>A. Dua.</w:t>
+      </w:r>
+    </w:p>
+    <w:p>
+      <w:pPr>
+        <w:spacing w:line="276" w:lineRule="auto" w:after="120"/>
+        <w:jc w:val="left"/>
+      </w:pPr>
+      <w:r>
+        <w:rPr>
+          <w:rFonts w:ascii="Arial" w:hAnsi="Arial" w:cs="Arial"/>
+          <w:b w:val="0"/>
+          <w:color w:val="000000"/>
+          <w:sz w:val="22"/>
+        </w:rPr>
+        <w:t>B. Tiga.</w:t>
+      </w:r>
+    </w:p>
+    <w:p>
+      <w:pPr>
+        <w:spacing w:line="276" w:lineRule="auto" w:after="120"/>
+        <w:jc w:val="left"/>
+      </w:pPr>
+      <w:r>
+        <w:rPr>
+          <w:rFonts w:ascii="Arial" w:hAnsi="Arial" w:cs="Arial"/>
+          <w:b w:val="0"/>
+          <w:color w:val="000000"/>
+          <w:sz w:val="22"/>
+        </w:rPr>
+        <w:t>C. Empat.</w:t>
+      </w:r>
+    </w:p>
+    <w:p>
+      <w:pPr>
+        <w:spacing w:line="276" w:lineRule="auto" w:after="120"/>
+        <w:jc w:val="left"/>
+      </w:pPr>
+      <w:r>
+        <w:rPr>
+          <w:rFonts w:ascii="Arial" w:hAnsi="Arial" w:cs="Arial"/>
+          <w:b w:val="0"/>
+          <w:color w:val="000000"/>
+          <w:sz w:val="22"/>
+        </w:rPr>
+        <w:t>D. Enam.</w:t>
+      </w:r>
+    </w:p>
+    <w:p/>
+    <w:p>
+      <w:pPr>
+        <w:spacing w:line="276" w:lineRule="auto" w:after="120"/>
+        <w:jc w:val="left"/>
+      </w:pPr>
+      <w:r>
+        <w:rPr>
+          <w:rFonts w:ascii="Arial" w:hAnsi="Arial" w:cs="Arial"/>
+          <w:b/>
+          <w:color w:val="000000"/>
+          <w:sz w:val="22"/>
+        </w:rPr>
+        <w:t>✅ 8. SOALAN TAHAP RENDAH — KONSTRUK SIKAP / KESELAMATAN / PERSEKITARAN</w:t>
+      </w:r>
+    </w:p>
+    <w:p>
+      <w:pPr>
+        <w:spacing w:line="276" w:lineRule="auto" w:after="120"/>
+        <w:jc w:val="left"/>
+      </w:pPr>
+      <w:r>
+        <w:rPr>
+          <w:rFonts w:ascii="Arial" w:hAnsi="Arial" w:cs="Arial"/>
+          <w:b w:val="0"/>
+          <w:color w:val="000000"/>
+          <w:sz w:val="22"/>
+        </w:rPr>
+        <w:t>Sikap manakah penting dimiliki Editor semasa menentukan konsep kreatif projek?</w:t>
+      </w:r>
+    </w:p>
+    <w:p>
+      <w:pPr>
+        <w:spacing w:line="276" w:lineRule="auto" w:after="120"/>
+        <w:jc w:val="left"/>
+      </w:pPr>
+      <w:r>
+        <w:rPr>
+          <w:rFonts w:ascii="Arial" w:hAnsi="Arial" w:cs="Arial"/>
+          <w:b w:val="0"/>
+          <w:color w:val="000000"/>
+          <w:sz w:val="22"/>
+        </w:rPr>
+        <w:t>A. Berpengetahuan luas tentang genre dan tema serta terkini dengan perisian editing.</w:t>
+      </w:r>
+    </w:p>
+    <w:p>
+      <w:pPr>
+        <w:spacing w:line="276" w:lineRule="auto" w:after="120"/>
+        <w:jc w:val="left"/>
+      </w:pPr>
+      <w:r>
+        <w:rPr>
+          <w:rFonts w:ascii="Arial" w:hAnsi="Arial" w:cs="Arial"/>
+          <w:b w:val="0"/>
+          <w:color w:val="000000"/>
+          <w:sz w:val="22"/>
+        </w:rPr>
+        <w:t>B. Bergantung sepenuhnya kepada arahan lisan tanpa merujuk skrip.</w:t>
+      </w:r>
+    </w:p>
+    <w:p>
+      <w:pPr>
+        <w:spacing w:line="276" w:lineRule="auto" w:after="120"/>
+        <w:jc w:val="left"/>
+      </w:pPr>
+      <w:r>
+        <w:rPr>
+          <w:rFonts w:ascii="Arial" w:hAnsi="Arial" w:cs="Arial"/>
+          <w:b w:val="0"/>
+          <w:color w:val="000000"/>
+          <w:sz w:val="22"/>
+        </w:rPr>
+        <w:t>C. Mengabaikan keperluan kreatif pelanggan.</w:t>
+      </w:r>
+    </w:p>
+    <w:p>
+      <w:pPr>
+        <w:spacing w:line="276" w:lineRule="auto" w:after="120"/>
+        <w:jc w:val="left"/>
+      </w:pPr>
+      <w:r>
+        <w:rPr>
+          <w:rFonts w:ascii="Arial" w:hAnsi="Arial" w:cs="Arial"/>
+          <w:b w:val="0"/>
+          <w:color w:val="000000"/>
+          <w:sz w:val="22"/>
+        </w:rPr>
+        <w:t>D. Menggunakan teknik editing yang sama untuk semua genre.</w:t>
+      </w:r>
+    </w:p>
+    <w:p/>
+    <w:p>
+      <w:pPr>
+        <w:spacing w:line="276" w:lineRule="auto" w:after="120"/>
+        <w:jc w:val="left"/>
+      </w:pPr>
+      <w:r>
+        <w:rPr>
+          <w:rFonts w:ascii="Arial" w:hAnsi="Arial" w:cs="Arial"/>
+          <w:b/>
+          <w:color w:val="000000"/>
+          <w:sz w:val="22"/>
+        </w:rPr>
+        <w:t>Soalan WA3 — Classify visual editing format and source</w:t>
+      </w:r>
+    </w:p>
+    <w:p>
+      <w:pPr>
+        <w:spacing w:line="276" w:lineRule="auto" w:after="120"/>
+        <w:jc w:val="left"/>
+      </w:pPr>
+      <w:r>
+        <w:rPr>
+          <w:rFonts w:ascii="Arial" w:hAnsi="Arial" w:cs="Arial"/>
+          <w:b/>
+          <w:color w:val="000000"/>
+          <w:sz w:val="22"/>
+        </w:rPr>
+        <w:t>✅ 9. SOALAN TAHAP TINGGI — KONSTRUK PROSEDUR</w:t>
+      </w:r>
+    </w:p>
+    <w:p>
+      <w:pPr>
+        <w:spacing w:line="276" w:lineRule="auto" w:after="120"/>
+        <w:jc w:val="left"/>
+      </w:pPr>
+      <w:r>
+        <w:rPr>
+          <w:rFonts w:ascii="Arial" w:hAnsi="Arial" w:cs="Arial"/>
+          <w:b w:val="0"/>
+          <w:color w:val="000000"/>
+          <w:sz w:val="22"/>
+        </w:rPr>
+        <w:t>Sebuah projek Malaysia berpiawaian 25fps PAL menerima footage arkib antarabangsa 29.97fps NTSC. Susun tindakan yang betul oleh Editor.</w:t>
+      </w:r>
+    </w:p>
+    <w:p>
+      <w:pPr>
+        <w:spacing w:before="120" w:after="120" w:line="276" w:lineRule="auto"/>
+        <w:jc w:val="left"/>
+      </w:pPr>
+      <w:r>
+        <w:rPr>
+          <w:rFonts w:ascii="Arial" w:hAnsi="Arial" w:cs="Arial"/>
+          <w:b/>
+          <w:color w:val="000000"/>
+          <w:sz w:val="24"/>
+        </w:rPr>
+        <w:t>I. Mengenal pasti percanggahan frame rate semasa analisis awal.</w:t>
+      </w:r>
+    </w:p>
+    <w:p>
+      <w:pPr>
+        <w:spacing w:before="120" w:after="120" w:line="276" w:lineRule="auto"/>
+        <w:jc w:val="left"/>
+      </w:pPr>
+      <w:r>
+        <w:rPr>
+          <w:rFonts w:ascii="Arial" w:hAnsi="Arial" w:cs="Arial"/>
+          <w:b/>
+          <w:color w:val="000000"/>
+          <w:sz w:val="24"/>
+        </w:rPr>
+        <w:t>II. Merancang proses frame rate conversion.</w:t>
+      </w:r>
+    </w:p>
+    <w:p>
+      <w:pPr>
+        <w:spacing w:before="120" w:after="120" w:line="276" w:lineRule="auto"/>
+        <w:jc w:val="left"/>
+      </w:pPr>
+      <w:r>
+        <w:rPr>
+          <w:rFonts w:ascii="Arial" w:hAnsi="Arial" w:cs="Arial"/>
+          <w:b/>
+          <w:color w:val="000000"/>
+          <w:sz w:val="24"/>
+        </w:rPr>
+        <w:t>III. Memasukkan footage terus ke timeline utama.</w:t>
+      </w:r>
+    </w:p>
+    <w:p>
+      <w:pPr>
+        <w:spacing w:before="120" w:after="120" w:line="276" w:lineRule="auto"/>
+        <w:jc w:val="left"/>
+      </w:pPr>
+      <w:r>
+        <w:rPr>
+          <w:rFonts w:ascii="Arial" w:hAnsi="Arial" w:cs="Arial"/>
+          <w:b/>
+          <w:color w:val="000000"/>
+          <w:sz w:val="24"/>
+        </w:rPr>
+        <w:t>IV. Menyemak sync audio-visual selepas conversion.</w:t>
+      </w:r>
+    </w:p>
+    <w:p>
+      <w:pPr>
+        <w:spacing w:line="276" w:lineRule="auto" w:after="120"/>
+        <w:jc w:val="left"/>
+      </w:pPr>
+      <w:r>
+        <w:rPr>
+          <w:rFonts w:ascii="Arial" w:hAnsi="Arial" w:cs="Arial"/>
+          <w:b w:val="0"/>
+          <w:color w:val="000000"/>
+          <w:sz w:val="22"/>
+        </w:rPr>
+        <w:t>A. I, II, dan III.</w:t>
+      </w:r>
+    </w:p>
+    <w:p>
+      <w:pPr>
+        <w:spacing w:line="276" w:lineRule="auto" w:after="120"/>
+        <w:jc w:val="left"/>
+      </w:pPr>
+      <w:r>
+        <w:rPr>
+          <w:rFonts w:ascii="Arial" w:hAnsi="Arial" w:cs="Arial"/>
+          <w:b w:val="0"/>
+          <w:color w:val="000000"/>
+          <w:sz w:val="22"/>
+        </w:rPr>
+        <w:t>B. I, II, dan IV.</w:t>
+      </w:r>
+    </w:p>
+    <w:p>
+      <w:pPr>
+        <w:spacing w:line="276" w:lineRule="auto" w:after="120"/>
+        <w:jc w:val="left"/>
+      </w:pPr>
+      <w:r>
+        <w:rPr>
+          <w:rFonts w:ascii="Arial" w:hAnsi="Arial" w:cs="Arial"/>
+          <w:b w:val="0"/>
+          <w:color w:val="000000"/>
+          <w:sz w:val="22"/>
+        </w:rPr>
+        <w:t>C. II, III, dan IV.</w:t>
+      </w:r>
+    </w:p>
+    <w:p>
+      <w:pPr>
+        <w:spacing w:line="276" w:lineRule="auto" w:after="120"/>
+        <w:jc w:val="left"/>
+      </w:pPr>
+      <w:r>
+        <w:rPr>
+          <w:rFonts w:ascii="Arial" w:hAnsi="Arial" w:cs="Arial"/>
+          <w:b w:val="0"/>
+          <w:color w:val="000000"/>
+          <w:sz w:val="22"/>
+        </w:rPr>
+        <w:t>D. I, III, dan IV.</w:t>
+      </w:r>
+    </w:p>
+    <w:p/>
+    <w:p>
+      <w:pPr>
+        <w:spacing w:line="276" w:lineRule="auto" w:after="120"/>
+        <w:jc w:val="left"/>
+      </w:pPr>
+      <w:r>
+        <w:rPr>
+          <w:rFonts w:ascii="Arial" w:hAnsi="Arial" w:cs="Arial"/>
+          <w:b/>
+          <w:color w:val="000000"/>
+          <w:sz w:val="22"/>
+        </w:rPr>
+        <w:t>✅ 10. SOALAN TAHAP TINGGI — KONSTRUK PROSEDUR</w:t>
+      </w:r>
+    </w:p>
+    <w:p>
+      <w:pPr>
+        <w:spacing w:line="276" w:lineRule="auto" w:after="120"/>
+        <w:jc w:val="left"/>
+      </w:pPr>
+      <w:r>
+        <w:rPr>
+          <w:rFonts w:ascii="Arial" w:hAnsi="Arial" w:cs="Arial"/>
+          <w:b w:val="0"/>
+          <w:color w:val="000000"/>
+          <w:sz w:val="22"/>
+        </w:rPr>
+        <w:t>Editor menerima footage arkib berformat 4:3 untuk output projek moden 16:9. Susun pertimbangan yang betul sebelum keputusan dibuat.</w:t>
+      </w:r>
+    </w:p>
+    <w:p>
+      <w:pPr>
+        <w:spacing w:before="120" w:after="120" w:line="276" w:lineRule="auto"/>
+        <w:jc w:val="left"/>
+      </w:pPr>
+      <w:r>
+        <w:rPr>
+          <w:rFonts w:ascii="Arial" w:hAnsi="Arial" w:cs="Arial"/>
+          <w:b/>
+          <w:color w:val="000000"/>
+          <w:sz w:val="24"/>
+        </w:rPr>
+        <w:t>I. Kenal pasti aspect ratio sumber dan output.</w:t>
+      </w:r>
+    </w:p>
+    <w:p>
+      <w:pPr>
+        <w:spacing w:before="120" w:after="120" w:line="276" w:lineRule="auto"/>
+        <w:jc w:val="left"/>
+      </w:pPr>
+      <w:r>
+        <w:rPr>
+          <w:rFonts w:ascii="Arial" w:hAnsi="Arial" w:cs="Arial"/>
+          <w:b/>
+          <w:color w:val="000000"/>
+          <w:sz w:val="24"/>
+        </w:rPr>
+        <w:t>II. Nilai kepentingan kandungan di tepi bingkai asal.</w:t>
+      </w:r>
+    </w:p>
+    <w:p>
+      <w:pPr>
+        <w:spacing w:before="120" w:after="120" w:line="276" w:lineRule="auto"/>
+        <w:jc w:val="left"/>
+      </w:pPr>
+      <w:r>
+        <w:rPr>
+          <w:rFonts w:ascii="Arial" w:hAnsi="Arial" w:cs="Arial"/>
+          <w:b/>
+          <w:color w:val="000000"/>
+          <w:sz w:val="24"/>
+        </w:rPr>
+        <w:t>III. Pilih letter box, pillar box, atau crop.</w:t>
+      </w:r>
+    </w:p>
+    <w:p>
+      <w:pPr>
+        <w:spacing w:before="120" w:after="120" w:line="276" w:lineRule="auto"/>
+        <w:jc w:val="left"/>
+      </w:pPr>
+      <w:r>
+        <w:rPr>
+          <w:rFonts w:ascii="Arial" w:hAnsi="Arial" w:cs="Arial"/>
+          <w:b/>
+          <w:color w:val="000000"/>
+          <w:sz w:val="24"/>
+        </w:rPr>
+        <w:t>IV. Kekalkan format 4:3 tanpa sebarang penyesuaian.</w:t>
+      </w:r>
+    </w:p>
+    <w:p>
+      <w:pPr>
+        <w:spacing w:line="276" w:lineRule="auto" w:after="120"/>
+        <w:jc w:val="left"/>
+      </w:pPr>
+      <w:r>
+        <w:rPr>
+          <w:rFonts w:ascii="Arial" w:hAnsi="Arial" w:cs="Arial"/>
+          <w:b w:val="0"/>
+          <w:color w:val="000000"/>
+          <w:sz w:val="22"/>
+        </w:rPr>
+        <w:t>A. I, II, dan III.</w:t>
+      </w:r>
+    </w:p>
+    <w:p>
+      <w:pPr>
+        <w:spacing w:line="276" w:lineRule="auto" w:after="120"/>
+        <w:jc w:val="left"/>
+      </w:pPr>
+      <w:r>
+        <w:rPr>
+          <w:rFonts w:ascii="Arial" w:hAnsi="Arial" w:cs="Arial"/>
+          <w:b w:val="0"/>
+          <w:color w:val="000000"/>
+          <w:sz w:val="22"/>
+        </w:rPr>
+        <w:t>B. I, II, dan IV.</w:t>
+      </w:r>
+    </w:p>
+    <w:p>
+      <w:pPr>
+        <w:spacing w:line="276" w:lineRule="auto" w:after="120"/>
+        <w:jc w:val="left"/>
+      </w:pPr>
+      <w:r>
+        <w:rPr>
+          <w:rFonts w:ascii="Arial" w:hAnsi="Arial" w:cs="Arial"/>
+          <w:b w:val="0"/>
+          <w:color w:val="000000"/>
+          <w:sz w:val="22"/>
+        </w:rPr>
+        <w:t>C. II, III, dan IV.</w:t>
+      </w:r>
+    </w:p>
+    <w:p>
+      <w:pPr>
+        <w:spacing w:line="276" w:lineRule="auto" w:after="120"/>
+        <w:jc w:val="left"/>
+      </w:pPr>
+      <w:r>
+        <w:rPr>
+          <w:rFonts w:ascii="Arial" w:hAnsi="Arial" w:cs="Arial"/>
+          <w:b w:val="0"/>
+          <w:color w:val="000000"/>
+          <w:sz w:val="22"/>
+        </w:rPr>
+        <w:t>D. I, III, dan IV.</w:t>
+      </w:r>
+    </w:p>
+    <w:p/>
+    <w:p>
+      <w:pPr>
+        <w:spacing w:line="276" w:lineRule="auto" w:after="120"/>
+        <w:jc w:val="left"/>
+      </w:pPr>
+      <w:r>
+        <w:rPr>
+          <w:rFonts w:ascii="Arial" w:hAnsi="Arial" w:cs="Arial"/>
+          <w:b/>
+          <w:color w:val="000000"/>
+          <w:sz w:val="22"/>
+        </w:rPr>
+        <w:t>✅ 11. SOALAN TAHAP SEDERHANA — KONSTRUK FAKTA/TEORI</w:t>
+      </w:r>
+    </w:p>
+    <w:p>
+      <w:pPr>
+        <w:spacing w:line="276" w:lineRule="auto" w:after="120"/>
+        <w:jc w:val="left"/>
+      </w:pPr>
+      <w:r>
+        <w:rPr>
+          <w:rFonts w:ascii="Arial" w:hAnsi="Arial" w:cs="Arial"/>
+          <w:b w:val="0"/>
+          <w:color w:val="000000"/>
+          <w:sz w:val="22"/>
+        </w:rPr>
+        <w:t>Apakah kesan yang berlaku jika bahan interlaced dan progressive dicampur dalam satu timeline tanpa penukaran yang betul?</w:t>
+      </w:r>
+    </w:p>
+    <w:p>
+      <w:pPr>
+        <w:spacing w:line="276" w:lineRule="auto" w:after="120"/>
+        <w:jc w:val="left"/>
+      </w:pPr>
+      <w:r>
+        <w:rPr>
+          <w:rFonts w:ascii="Arial" w:hAnsi="Arial" w:cs="Arial"/>
+          <w:b w:val="0"/>
+          <w:color w:val="000000"/>
+          <w:sz w:val="22"/>
+        </w:rPr>
+        <w:t>A. Kesan "combing" pada pergerakan pantas.</w:t>
+      </w:r>
+    </w:p>
+    <w:p>
+      <w:pPr>
+        <w:spacing w:line="276" w:lineRule="auto" w:after="120"/>
+        <w:jc w:val="left"/>
+      </w:pPr>
+      <w:r>
+        <w:rPr>
+          <w:rFonts w:ascii="Arial" w:hAnsi="Arial" w:cs="Arial"/>
+          <w:b w:val="0"/>
+          <w:color w:val="000000"/>
+          <w:sz w:val="22"/>
+        </w:rPr>
+        <w:t>B. Peningkatan resolusi video secara automatik.</w:t>
+      </w:r>
+    </w:p>
+    <w:p>
+      <w:pPr>
+        <w:spacing w:line="276" w:lineRule="auto" w:after="120"/>
+        <w:jc w:val="left"/>
+      </w:pPr>
+      <w:r>
+        <w:rPr>
+          <w:rFonts w:ascii="Arial" w:hAnsi="Arial" w:cs="Arial"/>
+          <w:b w:val="0"/>
+          <w:color w:val="000000"/>
+          <w:sz w:val="22"/>
+        </w:rPr>
+        <w:t>C. Pertukaran aspect ratio secara automatik.</w:t>
+      </w:r>
+    </w:p>
+    <w:p>
+      <w:pPr>
+        <w:spacing w:line="276" w:lineRule="auto" w:after="120"/>
+        <w:jc w:val="left"/>
+      </w:pPr>
+      <w:r>
+        <w:rPr>
+          <w:rFonts w:ascii="Arial" w:hAnsi="Arial" w:cs="Arial"/>
+          <w:b w:val="0"/>
+          <w:color w:val="000000"/>
+          <w:sz w:val="22"/>
+        </w:rPr>
+        <w:t>D. Pemampatan saiz fail yang lebih kecil.</w:t>
+      </w:r>
+    </w:p>
+    <w:p/>
+    <w:p>
+      <w:pPr>
+        <w:spacing w:line="276" w:lineRule="auto" w:after="120"/>
+        <w:jc w:val="left"/>
+      </w:pPr>
+      <w:r>
+        <w:rPr>
+          <w:rFonts w:ascii="Arial" w:hAnsi="Arial" w:cs="Arial"/>
+          <w:b/>
+          <w:color w:val="000000"/>
+          <w:sz w:val="22"/>
+        </w:rPr>
+        <w:t>✅ 12. SOALAN TAHAP RENDAH — KONSTRUK SIKAP / KESELAMATAN / PERSEKITARAN</w:t>
+      </w:r>
+    </w:p>
+    <w:p>
+      <w:pPr>
+        <w:spacing w:line="276" w:lineRule="auto" w:after="120"/>
+        <w:jc w:val="left"/>
+      </w:pPr>
+      <w:r>
+        <w:rPr>
+          <w:rFonts w:ascii="Arial" w:hAnsi="Arial" w:cs="Arial"/>
+          <w:b w:val="0"/>
+          <w:color w:val="000000"/>
+          <w:sz w:val="22"/>
+        </w:rPr>
+        <w:t>Sikap manakah perlu diamalkan Editor semasa mengklasifikasikan format dan sumber bahan projek?</w:t>
+      </w:r>
+    </w:p>
+    <w:p>
+      <w:pPr>
+        <w:spacing w:line="276" w:lineRule="auto" w:after="120"/>
+        <w:jc w:val="left"/>
+      </w:pPr>
+      <w:r>
+        <w:rPr>
+          <w:rFonts w:ascii="Arial" w:hAnsi="Arial" w:cs="Arial"/>
+          <w:b w:val="0"/>
+          <w:color w:val="000000"/>
+          <w:sz w:val="22"/>
+        </w:rPr>
+        <w:t>A. Ketepatan dan ketelitian mengikut keperluan projek.</w:t>
+      </w:r>
+    </w:p>
+    <w:p>
+      <w:pPr>
+        <w:spacing w:line="276" w:lineRule="auto" w:after="120"/>
+        <w:jc w:val="left"/>
+      </w:pPr>
+      <w:r>
+        <w:rPr>
+          <w:rFonts w:ascii="Arial" w:hAnsi="Arial" w:cs="Arial"/>
+          <w:b w:val="0"/>
+          <w:color w:val="000000"/>
+          <w:sz w:val="22"/>
+        </w:rPr>
+        <w:t>B. Anggaran kasar tanpa menyemak spesifikasi produksi.</w:t>
+      </w:r>
+    </w:p>
+    <w:p>
+      <w:pPr>
+        <w:spacing w:line="276" w:lineRule="auto" w:after="120"/>
+        <w:jc w:val="left"/>
+      </w:pPr>
+      <w:r>
+        <w:rPr>
+          <w:rFonts w:ascii="Arial" w:hAnsi="Arial" w:cs="Arial"/>
+          <w:b w:val="0"/>
+          <w:color w:val="000000"/>
+          <w:sz w:val="22"/>
+        </w:rPr>
+        <w:t>C. Mengabaikan piawaian frame rate sumber.</w:t>
+      </w:r>
+    </w:p>
+    <w:p>
+      <w:pPr>
+        <w:spacing w:line="276" w:lineRule="auto" w:after="120"/>
+        <w:jc w:val="left"/>
+      </w:pPr>
+      <w:r>
+        <w:rPr>
+          <w:rFonts w:ascii="Arial" w:hAnsi="Arial" w:cs="Arial"/>
+          <w:b w:val="0"/>
+          <w:color w:val="000000"/>
+          <w:sz w:val="22"/>
+        </w:rPr>
+        <w:t>D. Menggunakan format sembarangan mengikut kemudahan.</w:t>
+      </w:r>
+    </w:p>
+    <w:p/>
+    <w:p>
+      <w:pPr>
+        <w:spacing w:line="276" w:lineRule="auto" w:after="120"/>
+        <w:jc w:val="left"/>
+      </w:pPr>
+      <w:r>
+        <w:rPr>
+          <w:rFonts w:ascii="Arial" w:hAnsi="Arial" w:cs="Arial"/>
+          <w:b/>
+          <w:color w:val="000000"/>
+          <w:sz w:val="22"/>
+        </w:rPr>
+        <w:t>Soalan WA4 — Preview footage</w:t>
+      </w:r>
+    </w:p>
+    <w:p>
+      <w:pPr>
+        <w:spacing w:line="276" w:lineRule="auto" w:after="120"/>
+        <w:jc w:val="left"/>
+      </w:pPr>
+      <w:r>
+        <w:rPr>
+          <w:rFonts w:ascii="Arial" w:hAnsi="Arial" w:cs="Arial"/>
+          <w:b/>
+          <w:color w:val="000000"/>
+          <w:sz w:val="22"/>
+        </w:rPr>
+        <w:t>✅ 13. SOALAN TAHAP TINGGI — KONSTRUK PROSEDUR</w:t>
+      </w:r>
+    </w:p>
+    <w:p>
+      <w:pPr>
+        <w:spacing w:line="276" w:lineRule="auto" w:after="120"/>
+        <w:jc w:val="left"/>
+      </w:pPr>
+      <w:r>
+        <w:rPr>
+          <w:rFonts w:ascii="Arial" w:hAnsi="Arial" w:cs="Arial"/>
+          <w:b w:val="0"/>
+          <w:color w:val="000000"/>
+          <w:sz w:val="22"/>
+        </w:rPr>
+        <w:t>Semasa pratonton footage, Editor mendapati satu take ditanda "good" dalam continuity sheet tetapi sebenarnya mempunyai isu fokus. Susun tindakan yang betul.</w:t>
+      </w:r>
+    </w:p>
+    <w:p>
+      <w:pPr>
+        <w:spacing w:before="120" w:after="120" w:line="276" w:lineRule="auto"/>
+        <w:jc w:val="left"/>
+      </w:pPr>
+      <w:r>
+        <w:rPr>
+          <w:rFonts w:ascii="Arial" w:hAnsi="Arial" w:cs="Arial"/>
+          <w:b/>
+          <w:color w:val="000000"/>
+          <w:sz w:val="24"/>
+        </w:rPr>
+        <w:t>I. Kenal pasti percanggahan antara catatan dan bahan sebenar.</w:t>
+      </w:r>
+    </w:p>
+    <w:p>
+      <w:pPr>
+        <w:spacing w:before="120" w:after="120" w:line="276" w:lineRule="auto"/>
+        <w:jc w:val="left"/>
+      </w:pPr>
+      <w:r>
+        <w:rPr>
+          <w:rFonts w:ascii="Arial" w:hAnsi="Arial" w:cs="Arial"/>
+          <w:b/>
+          <w:color w:val="000000"/>
+          <w:sz w:val="24"/>
+        </w:rPr>
+        <w:t>II. Laporkan kepada Producer/Continuity Supervisor.</w:t>
+      </w:r>
+    </w:p>
+    <w:p>
+      <w:pPr>
+        <w:spacing w:before="120" w:after="120" w:line="276" w:lineRule="auto"/>
+        <w:jc w:val="left"/>
+      </w:pPr>
+      <w:r>
+        <w:rPr>
+          <w:rFonts w:ascii="Arial" w:hAnsi="Arial" w:cs="Arial"/>
+          <w:b/>
+          <w:color w:val="000000"/>
+          <w:sz w:val="24"/>
+        </w:rPr>
+        <w:t>III. Asingkan take ke bin KIV sementara menunggu pengesahan.</w:t>
+      </w:r>
+    </w:p>
+    <w:p>
+      <w:pPr>
+        <w:spacing w:before="120" w:after="120" w:line="276" w:lineRule="auto"/>
+        <w:jc w:val="left"/>
+      </w:pPr>
+      <w:r>
+        <w:rPr>
+          <w:rFonts w:ascii="Arial" w:hAnsi="Arial" w:cs="Arial"/>
+          <w:b/>
+          <w:color w:val="000000"/>
+          <w:sz w:val="24"/>
+        </w:rPr>
+        <w:t>IV. Teruskan menggunakan take tersebut sebagai good take.</w:t>
+      </w:r>
+    </w:p>
+    <w:p>
+      <w:pPr>
+        <w:spacing w:line="276" w:lineRule="auto" w:after="120"/>
+        <w:jc w:val="left"/>
+      </w:pPr>
+      <w:r>
+        <w:rPr>
+          <w:rFonts w:ascii="Arial" w:hAnsi="Arial" w:cs="Arial"/>
+          <w:b w:val="0"/>
+          <w:color w:val="000000"/>
+          <w:sz w:val="22"/>
+        </w:rPr>
+        <w:t>A. I, II, dan III.</w:t>
+      </w:r>
+    </w:p>
+    <w:p>
+      <w:pPr>
+        <w:spacing w:line="276" w:lineRule="auto" w:after="120"/>
+        <w:jc w:val="left"/>
+      </w:pPr>
+      <w:r>
+        <w:rPr>
+          <w:rFonts w:ascii="Arial" w:hAnsi="Arial" w:cs="Arial"/>
+          <w:b w:val="0"/>
+          <w:color w:val="000000"/>
+          <w:sz w:val="22"/>
+        </w:rPr>
+        <w:t>B. I, II, dan IV.</w:t>
+      </w:r>
+    </w:p>
+    <w:p>
+      <w:pPr>
+        <w:spacing w:line="276" w:lineRule="auto" w:after="120"/>
+        <w:jc w:val="left"/>
+      </w:pPr>
+      <w:r>
+        <w:rPr>
+          <w:rFonts w:ascii="Arial" w:hAnsi="Arial" w:cs="Arial"/>
+          <w:b w:val="0"/>
+          <w:color w:val="000000"/>
+          <w:sz w:val="22"/>
+        </w:rPr>
+        <w:t>C. II, III, dan IV.</w:t>
+      </w:r>
+    </w:p>
+    <w:p>
+      <w:pPr>
+        <w:spacing w:line="276" w:lineRule="auto" w:after="120"/>
+        <w:jc w:val="left"/>
+      </w:pPr>
+      <w:r>
+        <w:rPr>
+          <w:rFonts w:ascii="Arial" w:hAnsi="Arial" w:cs="Arial"/>
+          <w:b w:val="0"/>
+          <w:color w:val="000000"/>
+          <w:sz w:val="22"/>
+        </w:rPr>
+        <w:t>D. I, III, dan IV.</w:t>
+      </w:r>
+    </w:p>
+    <w:p/>
+    <w:p>
+      <w:pPr>
+        <w:spacing w:line="276" w:lineRule="auto" w:after="120"/>
+        <w:jc w:val="left"/>
+      </w:pPr>
+      <w:r>
+        <w:rPr>
+          <w:rFonts w:ascii="Arial" w:hAnsi="Arial" w:cs="Arial"/>
+          <w:b/>
+          <w:color w:val="000000"/>
+          <w:sz w:val="22"/>
+        </w:rPr>
+        <w:t>✅ 14. SOALAN TAHAP SEDERHANA — KONSTRUK PROSEDUR</w:t>
+      </w:r>
+    </w:p>
+    <w:p>
+      <w:pPr>
+        <w:spacing w:line="276" w:lineRule="auto" w:after="120"/>
+        <w:jc w:val="left"/>
+      </w:pPr>
+      <w:r>
+        <w:rPr>
+          <w:rFonts w:ascii="Arial" w:hAnsi="Arial" w:cs="Arial"/>
+          <w:b w:val="0"/>
+          <w:color w:val="000000"/>
+          <w:sz w:val="22"/>
+        </w:rPr>
+        <w:t>Sebuah projek menerima bahan sumber dalam bentuk pita (tape) dan fail digital (data). Apakah perbezaan utama pendekatan pratonton bagi kedua-dua jenis bahan ini?</w:t>
+      </w:r>
+    </w:p>
+    <w:p>
+      <w:pPr>
+        <w:spacing w:line="276" w:lineRule="auto" w:after="120"/>
+        <w:jc w:val="left"/>
+      </w:pPr>
+      <w:r>
+        <w:rPr>
+          <w:rFonts w:ascii="Arial" w:hAnsi="Arial" w:cs="Arial"/>
+          <w:b w:val="0"/>
+          <w:color w:val="000000"/>
+          <w:sz w:val="22"/>
+        </w:rPr>
+        <w:t>A. Tape memerlukan pratonton masa nyata manakala data boleh diimbas pantas menggunakan scrub/jog.</w:t>
+      </w:r>
+    </w:p>
+    <w:p>
+      <w:pPr>
+        <w:spacing w:line="276" w:lineRule="auto" w:after="120"/>
+        <w:jc w:val="left"/>
+      </w:pPr>
+      <w:r>
+        <w:rPr>
+          <w:rFonts w:ascii="Arial" w:hAnsi="Arial" w:cs="Arial"/>
+          <w:b w:val="0"/>
+          <w:color w:val="000000"/>
+          <w:sz w:val="22"/>
+        </w:rPr>
+        <w:t>B. Kedua-duanya memerlukan masa pratonton yang sama tanpa perbezaan.</w:t>
+      </w:r>
+    </w:p>
+    <w:p>
+      <w:pPr>
+        <w:spacing w:line="276" w:lineRule="auto" w:after="120"/>
+        <w:jc w:val="left"/>
+      </w:pPr>
+      <w:r>
+        <w:rPr>
+          <w:rFonts w:ascii="Arial" w:hAnsi="Arial" w:cs="Arial"/>
+          <w:b w:val="0"/>
+          <w:color w:val="000000"/>
+          <w:sz w:val="22"/>
+        </w:rPr>
+        <w:t>C. Data memerlukan deck pemain tape untuk pratonton.</w:t>
+      </w:r>
+    </w:p>
+    <w:p>
+      <w:pPr>
+        <w:spacing w:line="276" w:lineRule="auto" w:after="120"/>
+        <w:jc w:val="left"/>
+      </w:pPr>
+      <w:r>
+        <w:rPr>
+          <w:rFonts w:ascii="Arial" w:hAnsi="Arial" w:cs="Arial"/>
+          <w:b w:val="0"/>
+          <w:color w:val="000000"/>
+          <w:sz w:val="22"/>
+        </w:rPr>
+        <w:t>D. Tape tidak memerlukan sebarang peranti khas untuk pratonton.</w:t>
+      </w:r>
+    </w:p>
+    <w:p/>
+    <w:p>
+      <w:pPr>
+        <w:spacing w:line="276" w:lineRule="auto" w:after="120"/>
+        <w:jc w:val="left"/>
+      </w:pPr>
+      <w:r>
+        <w:rPr>
+          <w:rFonts w:ascii="Arial" w:hAnsi="Arial" w:cs="Arial"/>
+          <w:b/>
+          <w:color w:val="000000"/>
+          <w:sz w:val="22"/>
+        </w:rPr>
+        <w:t>✅ 15. SOALAN TAHAP RENDAH — KONSTRUK FAKTA/TEORI</w:t>
+      </w:r>
+    </w:p>
+    <w:p>
+      <w:pPr>
+        <w:spacing w:line="276" w:lineRule="auto" w:after="120"/>
+        <w:jc w:val="left"/>
+      </w:pPr>
+      <w:r>
+        <w:rPr>
+          <w:rFonts w:ascii="Arial" w:hAnsi="Arial" w:cs="Arial"/>
+          <w:b w:val="0"/>
+          <w:color w:val="000000"/>
+          <w:sz w:val="22"/>
+        </w:rPr>
+        <w:t>Apakah risiko utama apabila Editor melakukan up conversion pada bahan sumber?</w:t>
+      </w:r>
+    </w:p>
+    <w:p>
+      <w:pPr>
+        <w:spacing w:line="276" w:lineRule="auto" w:after="120"/>
+        <w:jc w:val="left"/>
+      </w:pPr>
+      <w:r>
+        <w:rPr>
+          <w:rFonts w:ascii="Arial" w:hAnsi="Arial" w:cs="Arial"/>
+          <w:b w:val="0"/>
+          <w:color w:val="000000"/>
+          <w:sz w:val="22"/>
+        </w:rPr>
+        <w:t>A. Storan bertambah tanpa had.</w:t>
+      </w:r>
+    </w:p>
+    <w:p>
+      <w:pPr>
+        <w:spacing w:line="276" w:lineRule="auto" w:after="120"/>
+        <w:jc w:val="left"/>
+      </w:pPr>
+      <w:r>
+        <w:rPr>
+          <w:rFonts w:ascii="Arial" w:hAnsi="Arial" w:cs="Arial"/>
+          <w:b w:val="0"/>
+          <w:color w:val="000000"/>
+          <w:sz w:val="22"/>
+        </w:rPr>
+        <w:t>B. Tiada penambahan butiran sebenar walaupun saiz paparan meningkat.</w:t>
+      </w:r>
+    </w:p>
+    <w:p>
+      <w:pPr>
+        <w:spacing w:line="276" w:lineRule="auto" w:after="120"/>
+        <w:jc w:val="left"/>
+      </w:pPr>
+      <w:r>
+        <w:rPr>
+          <w:rFonts w:ascii="Arial" w:hAnsi="Arial" w:cs="Arial"/>
+          <w:b w:val="0"/>
+          <w:color w:val="000000"/>
+          <w:sz w:val="22"/>
+        </w:rPr>
+        <w:t>C. Kualiti warna bertambah baik secara automatik.</w:t>
+      </w:r>
+    </w:p>
+    <w:p>
+      <w:pPr>
+        <w:spacing w:line="276" w:lineRule="auto" w:after="120"/>
+        <w:jc w:val="left"/>
+      </w:pPr>
+      <w:r>
+        <w:rPr>
+          <w:rFonts w:ascii="Arial" w:hAnsi="Arial" w:cs="Arial"/>
+          <w:b w:val="0"/>
+          <w:color w:val="000000"/>
+          <w:sz w:val="22"/>
+        </w:rPr>
+        <w:t>D. Frame rate bertukar secara automatik.</w:t>
+      </w:r>
+    </w:p>
+    <w:p/>
+    <w:p>
+      <w:pPr>
+        <w:spacing w:line="276" w:lineRule="auto" w:after="120"/>
+        <w:jc w:val="left"/>
+      </w:pPr>
+      <w:r>
+        <w:rPr>
+          <w:rFonts w:ascii="Arial" w:hAnsi="Arial" w:cs="Arial"/>
+          <w:b/>
+          <w:color w:val="000000"/>
+          <w:sz w:val="22"/>
+        </w:rPr>
+        <w:t>✅ 16. SOALAN TAHAP RENDAH — KONSTRUK SIKAP / KESELAMATAN / PERSEKITARAN</w:t>
+      </w:r>
+    </w:p>
+    <w:p>
+      <w:pPr>
+        <w:spacing w:line="276" w:lineRule="auto" w:after="120"/>
+        <w:jc w:val="left"/>
+      </w:pPr>
+      <w:r>
+        <w:rPr>
+          <w:rFonts w:ascii="Arial" w:hAnsi="Arial" w:cs="Arial"/>
+          <w:b w:val="0"/>
+          <w:color w:val="000000"/>
+          <w:sz w:val="22"/>
+        </w:rPr>
+        <w:t>Sikap manakah penting diamalkan Editor semasa mengendalikan bahan sumber (kad memori, hard disk, tape) sepanjang proses pratonton?</w:t>
+      </w:r>
+    </w:p>
+    <w:p>
+      <w:pPr>
+        <w:spacing w:line="276" w:lineRule="auto" w:after="120"/>
+        <w:jc w:val="left"/>
+      </w:pPr>
+      <w:r>
+        <w:rPr>
+          <w:rFonts w:ascii="Arial" w:hAnsi="Arial" w:cs="Arial"/>
+          <w:b w:val="0"/>
+          <w:color w:val="000000"/>
+          <w:sz w:val="22"/>
+        </w:rPr>
+        <w:t>A. Berhati-hati mengendalikan bahan dan mematuhi prosedur penyimpanan.</w:t>
+      </w:r>
+    </w:p>
+    <w:p>
+      <w:pPr>
+        <w:spacing w:line="276" w:lineRule="auto" w:after="120"/>
+        <w:jc w:val="left"/>
+      </w:pPr>
+      <w:r>
+        <w:rPr>
+          <w:rFonts w:ascii="Arial" w:hAnsi="Arial" w:cs="Arial"/>
+          <w:b w:val="0"/>
+          <w:color w:val="000000"/>
+          <w:sz w:val="22"/>
+        </w:rPr>
+        <w:t>B. Menyalin bahan ke mana-mana peranti tanpa rekod.</w:t>
+      </w:r>
+    </w:p>
+    <w:p>
+      <w:pPr>
+        <w:spacing w:line="276" w:lineRule="auto" w:after="120"/>
+        <w:jc w:val="left"/>
+      </w:pPr>
+      <w:r>
+        <w:rPr>
+          <w:rFonts w:ascii="Arial" w:hAnsi="Arial" w:cs="Arial"/>
+          <w:b w:val="0"/>
+          <w:color w:val="000000"/>
+          <w:sz w:val="22"/>
+        </w:rPr>
+        <w:t>C. Mengabaikan susunan bin selagi kerja siap.</w:t>
+      </w:r>
+    </w:p>
+    <w:p>
+      <w:pPr>
+        <w:spacing w:line="276" w:lineRule="auto" w:after="120"/>
+        <w:jc w:val="left"/>
+      </w:pPr>
+      <w:r>
+        <w:rPr>
+          <w:rFonts w:ascii="Arial" w:hAnsi="Arial" w:cs="Arial"/>
+          <w:b w:val="0"/>
+          <w:color w:val="000000"/>
+          <w:sz w:val="22"/>
+        </w:rPr>
+        <w:t>D. Membiarkan bahan sumber tanpa sandaran (backup).</w:t>
+      </w:r>
+    </w:p>
+    <w:p/>
+    <w:p>
+      <w:pPr>
+        <w:spacing w:line="276" w:lineRule="auto" w:after="120"/>
+        <w:jc w:val="left"/>
+      </w:pPr>
+      <w:r>
+        <w:rPr>
+          <w:rFonts w:ascii="Arial" w:hAnsi="Arial" w:cs="Arial"/>
+          <w:b/>
+          <w:color w:val="000000"/>
+          <w:sz w:val="22"/>
+        </w:rPr>
+        <w:t>Soalan WA5 — Produce project workflow</w:t>
+      </w:r>
+    </w:p>
+    <w:p>
+      <w:pPr>
+        <w:spacing w:line="276" w:lineRule="auto" w:after="120"/>
+        <w:jc w:val="left"/>
+      </w:pPr>
+      <w:r>
+        <w:rPr>
+          <w:rFonts w:ascii="Arial" w:hAnsi="Arial" w:cs="Arial"/>
+          <w:b/>
+          <w:color w:val="000000"/>
+          <w:sz w:val="22"/>
+        </w:rPr>
+        <w:t>✅ 17. SOALAN TAHAP SEDERHANA — KONSTRUK PROSEDUR</w:t>
+      </w:r>
+    </w:p>
+    <w:p>
+      <w:pPr>
+        <w:spacing w:line="276" w:lineRule="auto" w:after="120"/>
+        <w:jc w:val="left"/>
+      </w:pPr>
+      <w:r>
+        <w:rPr>
+          <w:rFonts w:ascii="Arial" w:hAnsi="Arial" w:cs="Arial"/>
+          <w:b w:val="0"/>
+          <w:color w:val="000000"/>
+          <w:sz w:val="22"/>
+        </w:rPr>
+        <w:t>Mengapakah penting bagi Editor menentukan urutan proses online editing seperti conform sebelum colour grading?</w:t>
+      </w:r>
+    </w:p>
+    <w:p>
+      <w:pPr>
+        <w:spacing w:line="276" w:lineRule="auto" w:after="120"/>
+        <w:jc w:val="left"/>
+      </w:pPr>
+      <w:r>
+        <w:rPr>
+          <w:rFonts w:ascii="Arial" w:hAnsi="Arial" w:cs="Arial"/>
+          <w:b w:val="0"/>
+          <w:color w:val="000000"/>
+          <w:sz w:val="22"/>
+        </w:rPr>
+        <w:t>A. Supaya kesilapan turutan tidak menyebabkan kerja berulang yang membazir masa.</w:t>
+      </w:r>
+    </w:p>
+    <w:p>
+      <w:pPr>
+        <w:spacing w:line="276" w:lineRule="auto" w:after="120"/>
+        <w:jc w:val="left"/>
+      </w:pPr>
+      <w:r>
+        <w:rPr>
+          <w:rFonts w:ascii="Arial" w:hAnsi="Arial" w:cs="Arial"/>
+          <w:b w:val="0"/>
+          <w:color w:val="000000"/>
+          <w:sz w:val="22"/>
+        </w:rPr>
+        <w:t>B. Supaya audio boleh dimix tanpa video.</w:t>
+      </w:r>
+    </w:p>
+    <w:p>
+      <w:pPr>
+        <w:spacing w:line="276" w:lineRule="auto" w:after="120"/>
+        <w:jc w:val="left"/>
+      </w:pPr>
+      <w:r>
+        <w:rPr>
+          <w:rFonts w:ascii="Arial" w:hAnsi="Arial" w:cs="Arial"/>
+          <w:b w:val="0"/>
+          <w:color w:val="000000"/>
+          <w:sz w:val="22"/>
+        </w:rPr>
+        <w:t>C. Supaya offline lock tidak diperlukan lagi.</w:t>
+      </w:r>
+    </w:p>
+    <w:p>
+      <w:pPr>
+        <w:spacing w:line="276" w:lineRule="auto" w:after="120"/>
+        <w:jc w:val="left"/>
+      </w:pPr>
+      <w:r>
+        <w:rPr>
+          <w:rFonts w:ascii="Arial" w:hAnsi="Arial" w:cs="Arial"/>
+          <w:b w:val="0"/>
+          <w:color w:val="000000"/>
+          <w:sz w:val="22"/>
+        </w:rPr>
+        <w:t>D. Supaya bahan proxy kekal digunakan selamanya.</w:t>
+      </w:r>
+    </w:p>
+    <w:p/>
+    <w:p>
+      <w:pPr>
+        <w:spacing w:line="276" w:lineRule="auto" w:after="120"/>
+        <w:jc w:val="left"/>
+      </w:pPr>
+      <w:r>
+        <w:rPr>
+          <w:rFonts w:ascii="Arial" w:hAnsi="Arial" w:cs="Arial"/>
+          <w:b/>
+          <w:color w:val="000000"/>
+          <w:sz w:val="22"/>
+        </w:rPr>
+        <w:t>✅ 18. SOALAN TAHAP SEDERHANA — KONSTRUK PROSEDUR</w:t>
+      </w:r>
+    </w:p>
+    <w:p>
+      <w:pPr>
+        <w:spacing w:line="276" w:lineRule="auto" w:after="120"/>
+        <w:jc w:val="left"/>
+      </w:pPr>
+      <w:r>
+        <w:rPr>
+          <w:rFonts w:ascii="Arial" w:hAnsi="Arial" w:cs="Arial"/>
+          <w:b w:val="0"/>
+          <w:color w:val="000000"/>
+          <w:sz w:val="22"/>
+        </w:rPr>
+        <w:t>Semasa menyediakan jadual kerja projek, mengapa Editor perlu menyediakan margin masa (buffer)?</w:t>
+      </w:r>
+    </w:p>
+    <w:p>
+      <w:pPr>
+        <w:spacing w:line="276" w:lineRule="auto" w:after="120"/>
+        <w:jc w:val="left"/>
+      </w:pPr>
+      <w:r>
+        <w:rPr>
+          <w:rFonts w:ascii="Arial" w:hAnsi="Arial" w:cs="Arial"/>
+          <w:b w:val="0"/>
+          <w:color w:val="000000"/>
+          <w:sz w:val="22"/>
+        </w:rPr>
+        <w:t>A. Untuk menampung pusingan semakan tambahan Director/pelanggan tanpa menjejaskan kualiti.</w:t>
+      </w:r>
+    </w:p>
+    <w:p>
+      <w:pPr>
+        <w:spacing w:line="276" w:lineRule="auto" w:after="120"/>
+        <w:jc w:val="left"/>
+      </w:pPr>
+      <w:r>
+        <w:rPr>
+          <w:rFonts w:ascii="Arial" w:hAnsi="Arial" w:cs="Arial"/>
+          <w:b w:val="0"/>
+          <w:color w:val="000000"/>
+          <w:sz w:val="22"/>
+        </w:rPr>
+        <w:t>B. Untuk memanjangkan tempoh projek tanpa sebab.</w:t>
+      </w:r>
+    </w:p>
+    <w:p>
+      <w:pPr>
+        <w:spacing w:line="276" w:lineRule="auto" w:after="120"/>
+        <w:jc w:val="left"/>
+      </w:pPr>
+      <w:r>
+        <w:rPr>
+          <w:rFonts w:ascii="Arial" w:hAnsi="Arial" w:cs="Arial"/>
+          <w:b w:val="0"/>
+          <w:color w:val="000000"/>
+          <w:sz w:val="22"/>
+        </w:rPr>
+        <w:t>C. Untuk mengurangkan bilangan milestone.</w:t>
+      </w:r>
+    </w:p>
+    <w:p>
+      <w:pPr>
+        <w:spacing w:line="276" w:lineRule="auto" w:after="120"/>
+        <w:jc w:val="left"/>
+      </w:pPr>
+      <w:r>
+        <w:rPr>
+          <w:rFonts w:ascii="Arial" w:hAnsi="Arial" w:cs="Arial"/>
+          <w:b w:val="0"/>
+          <w:color w:val="000000"/>
+          <w:sz w:val="22"/>
+        </w:rPr>
+        <w:t>D. Untuk mengelakkan pengesahan Producer.</w:t>
+      </w:r>
+    </w:p>
+    <w:p/>
+    <w:p>
+      <w:pPr>
+        <w:spacing w:line="276" w:lineRule="auto" w:after="120"/>
+        <w:jc w:val="left"/>
+      </w:pPr>
+      <w:r>
+        <w:rPr>
+          <w:rFonts w:ascii="Arial" w:hAnsi="Arial" w:cs="Arial"/>
+          <w:b/>
+          <w:color w:val="000000"/>
+          <w:sz w:val="22"/>
+        </w:rPr>
+        <w:t>✅ 19. SOALAN TAHAP RENDAH — KONSTRUK FAKTA/TEORI</w:t>
+      </w:r>
+    </w:p>
+    <w:p>
+      <w:pPr>
+        <w:spacing w:line="276" w:lineRule="auto" w:after="120"/>
+        <w:jc w:val="left"/>
+      </w:pPr>
+      <w:r>
+        <w:rPr>
+          <w:rFonts w:ascii="Arial" w:hAnsi="Arial" w:cs="Arial"/>
+          <w:b w:val="0"/>
+          <w:color w:val="000000"/>
+          <w:sz w:val="22"/>
+        </w:rPr>
+        <w:t>Apakah yang dimaksudkan dengan "offline lock" dalam proses offline editing?</w:t>
+      </w:r>
+    </w:p>
+    <w:p>
+      <w:pPr>
+        <w:spacing w:line="276" w:lineRule="auto" w:after="120"/>
+        <w:jc w:val="left"/>
+      </w:pPr>
+      <w:r>
+        <w:rPr>
+          <w:rFonts w:ascii="Arial" w:hAnsi="Arial" w:cs="Arial"/>
+          <w:b w:val="0"/>
+          <w:color w:val="000000"/>
+          <w:sz w:val="22"/>
+        </w:rPr>
+        <w:t>A. Penguncian fizikal suite editing.</w:t>
+      </w:r>
+    </w:p>
+    <w:p>
+      <w:pPr>
+        <w:spacing w:line="276" w:lineRule="auto" w:after="120"/>
+        <w:jc w:val="left"/>
+      </w:pPr>
+      <w:r>
+        <w:rPr>
+          <w:rFonts w:ascii="Arial" w:hAnsi="Arial" w:cs="Arial"/>
+          <w:b w:val="0"/>
+          <w:color w:val="000000"/>
+          <w:sz w:val="22"/>
+        </w:rPr>
+        <w:t>B. Pengesahan akhir Director bahawa susunan dan tempoh offline sudah muktamad.</w:t>
+      </w:r>
+    </w:p>
+    <w:p>
+      <w:pPr>
+        <w:spacing w:line="276" w:lineRule="auto" w:after="120"/>
+        <w:jc w:val="left"/>
+      </w:pPr>
+      <w:r>
+        <w:rPr>
+          <w:rFonts w:ascii="Arial" w:hAnsi="Arial" w:cs="Arial"/>
+          <w:b w:val="0"/>
+          <w:color w:val="000000"/>
+          <w:sz w:val="22"/>
+        </w:rPr>
+        <w:t>C. Penghapusan bahan proxy daripada storan.</w:t>
+      </w:r>
+    </w:p>
+    <w:p>
+      <w:pPr>
+        <w:spacing w:line="276" w:lineRule="auto" w:after="120"/>
+        <w:jc w:val="left"/>
+      </w:pPr>
+      <w:r>
+        <w:rPr>
+          <w:rFonts w:ascii="Arial" w:hAnsi="Arial" w:cs="Arial"/>
+          <w:b w:val="0"/>
+          <w:color w:val="000000"/>
+          <w:sz w:val="22"/>
+        </w:rPr>
+        <w:t>D. Permulaan sesi rakaman tambahan.</w:t>
+      </w:r>
+    </w:p>
+    <w:p/>
+    <w:p>
+      <w:pPr>
+        <w:spacing w:line="276" w:lineRule="auto" w:after="120"/>
+        <w:jc w:val="left"/>
+      </w:pPr>
+      <w:r>
+        <w:rPr>
+          <w:rFonts w:ascii="Arial" w:hAnsi="Arial" w:cs="Arial"/>
+          <w:b/>
+          <w:color w:val="000000"/>
+          <w:sz w:val="22"/>
+        </w:rPr>
+        <w:t>✅ 20. SOALAN TAHAP RENDAH — KONSTRUK FAKTA/TEORI</w:t>
+      </w:r>
+    </w:p>
+    <w:p>
+      <w:pPr>
+        <w:spacing w:line="276" w:lineRule="auto" w:after="120"/>
+        <w:jc w:val="left"/>
+      </w:pPr>
+      <w:r>
+        <w:rPr>
+          <w:rFonts w:ascii="Arial" w:hAnsi="Arial" w:cs="Arial"/>
+          <w:b w:val="0"/>
+          <w:color w:val="000000"/>
+          <w:sz w:val="22"/>
+        </w:rPr>
+        <w:t>Apakah dokumen visual yang menggabungkan kesemua fasa offline, online, milestone, dan tarikh akhir projek?</w:t>
+      </w:r>
+    </w:p>
+    <w:p>
+      <w:pPr>
+        <w:spacing w:line="276" w:lineRule="auto" w:after="120"/>
+        <w:jc w:val="left"/>
+      </w:pPr>
+      <w:r>
+        <w:rPr>
+          <w:rFonts w:ascii="Arial" w:hAnsi="Arial" w:cs="Arial"/>
+          <w:b w:val="0"/>
+          <w:color w:val="000000"/>
+          <w:sz w:val="22"/>
+        </w:rPr>
+        <w:t>A. Continuity sheet.</w:t>
+      </w:r>
+    </w:p>
+    <w:p>
+      <w:pPr>
+        <w:spacing w:line="276" w:lineRule="auto" w:after="120"/>
+        <w:jc w:val="left"/>
+      </w:pPr>
+      <w:r>
+        <w:rPr>
+          <w:rFonts w:ascii="Arial" w:hAnsi="Arial" w:cs="Arial"/>
+          <w:b w:val="0"/>
+          <w:color w:val="000000"/>
+          <w:sz w:val="22"/>
+        </w:rPr>
+        <w:t>B. Shooting script.</w:t>
+      </w:r>
+    </w:p>
+    <w:p>
+      <w:pPr>
+        <w:spacing w:line="276" w:lineRule="auto" w:after="120"/>
+        <w:jc w:val="left"/>
+      </w:pPr>
+      <w:r>
+        <w:rPr>
+          <w:rFonts w:ascii="Arial" w:hAnsi="Arial" w:cs="Arial"/>
+          <w:b w:val="0"/>
+          <w:color w:val="000000"/>
+          <w:sz w:val="22"/>
+        </w:rPr>
+        <w:t>C. Carta aliran kerja (workflow chart).</w:t>
+      </w:r>
+    </w:p>
+    <w:p>
+      <w:pPr>
+        <w:spacing w:line="276" w:lineRule="auto" w:after="120"/>
+        <w:jc w:val="left"/>
+      </w:pPr>
+      <w:r>
+        <w:rPr>
+          <w:rFonts w:ascii="Arial" w:hAnsi="Arial" w:cs="Arial"/>
+          <w:b w:val="0"/>
+          <w:color w:val="000000"/>
+          <w:sz w:val="22"/>
+        </w:rPr>
+        <w:t>D. Skema jawapan.</w:t>
+      </w:r>
+    </w:p>
+    <w:p/>
+    <w:p>
+      <w:r>
         <w:br w:type="page"/>
       </w:r>
     </w:p>
-    <w:p/>
-    <w:p>
-      <w:r>
-        <w:rPr>
-          <w:rFonts w:ascii="Arial" w:hAnsi="Arial"/>
+    <w:p>
+      <w:pPr>
+        <w:spacing w:before="120" w:after="120" w:line="276" w:lineRule="auto"/>
+        <w:jc w:val="left"/>
+      </w:pPr>
+      <w:r>
+        <w:rPr>
+          <w:rFonts w:ascii="Arial" w:hAnsi="Arial" w:cs="Arial"/>
           <w:b/>
-        </w:rPr>
-        <w:t>BAHAGIAN A — SOALAN OBJEKTIF</w:t>
-      </w:r>
-    </w:p>
-    <w:p/>
-    <w:p>
-      <w:r>
-        <w:rPr>
-          <w:rFonts w:ascii="Arial" w:hAnsi="Arial"/>
-          <w:b/>
-        </w:rPr>
-        <w:t>Soalan WA1 — Analyse visual editing project script</w:t>
-      </w:r>
-    </w:p>
-    <w:p>
-      <w:r>
-        <w:rPr>
-          <w:rFonts w:ascii="Arial" w:hAnsi="Arial"/>
-          <w:b/>
-        </w:rPr>
-        <w:t>✅ 1. SOALAN TAHAP SEDERHANA — KONSTRUK PROSEDUR</w:t>
-      </w:r>
-    </w:p>
-    <w:p>
-      <w:r>
-        <w:rPr>
-          <w:rFonts w:ascii="Arial" w:hAnsi="Arial"/>
-          <w:b w:val="0"/>
-        </w:rPr>
-        <w:t>Sebuah projek dokumentari memerlukan output berdurasi 20 minit, tetapi Editor mendapati bilangan jam footage sumber yang sangat banyak dan tahap kerumitan warna yang tinggi. Faktor manakah paling tepat digunakan Editor untuk menganggarkan tempoh projek dalam situasi ini?</w:t>
-      </w:r>
-    </w:p>
-    <w:p>
-      <w:r>
-        <w:rPr>
-          <w:rFonts w:ascii="Arial" w:hAnsi="Arial"/>
-          <w:b w:val="0"/>
-        </w:rPr>
-        <w:t>A. Script requirement.</w:t>
-      </w:r>
-    </w:p>
-    <w:p>
-      <w:r>
-        <w:rPr>
-          <w:rFonts w:ascii="Arial" w:hAnsi="Arial"/>
-          <w:b w:val="0"/>
-        </w:rPr>
-        <w:t>B. Man hour requirement.</w:t>
-      </w:r>
-    </w:p>
-    <w:p>
-      <w:r>
-        <w:rPr>
-          <w:rFonts w:ascii="Arial" w:hAnsi="Arial"/>
-          <w:b w:val="0"/>
-        </w:rPr>
-        <w:t>C. Machine availability.</w:t>
-      </w:r>
-    </w:p>
-    <w:p>
-      <w:r>
-        <w:rPr>
-          <w:rFonts w:ascii="Arial" w:hAnsi="Arial"/>
-          <w:b w:val="0"/>
-        </w:rPr>
-        <w:t>D. Type of language version.</w:t>
-      </w:r>
-    </w:p>
-    <w:p/>
-    <w:p>
-      <w:r>
-        <w:rPr>
-          <w:rFonts w:ascii="Arial" w:hAnsi="Arial"/>
-          <w:b/>
-        </w:rPr>
-        <w:t>✅ 2. SOALAN TAHAP RENDAH — KONSTRUK PROSEDUR</w:t>
-      </w:r>
-    </w:p>
-    <w:p>
-      <w:r>
-        <w:rPr>
-          <w:rFonts w:ascii="Arial" w:hAnsi="Arial"/>
-          <w:b w:val="0"/>
-        </w:rPr>
-        <w:t>Editor mendapati skrip yang diterima tidak lengkap dan tidak konsisten dengan continuity sheet. Kepada siapakah perkara ini perlu dilaporkan sebelum proses editing bermula?</w:t>
-      </w:r>
-    </w:p>
-    <w:p>
-      <w:r>
-        <w:rPr>
-          <w:rFonts w:ascii="Arial" w:hAnsi="Arial"/>
-          <w:b w:val="0"/>
-        </w:rPr>
-        <w:t>A. Continuity Supervisor sahaja.</w:t>
-      </w:r>
-    </w:p>
-    <w:p>
-      <w:r>
-        <w:rPr>
-          <w:rFonts w:ascii="Arial" w:hAnsi="Arial"/>
-          <w:b w:val="0"/>
-        </w:rPr>
-        <w:t>B. Producer atau Director.</w:t>
-      </w:r>
-    </w:p>
-    <w:p>
-      <w:r>
-        <w:rPr>
-          <w:rFonts w:ascii="Arial" w:hAnsi="Arial"/>
-          <w:b w:val="0"/>
-        </w:rPr>
-        <w:t>C. Pelanggan secara terus.</w:t>
-      </w:r>
-    </w:p>
-    <w:p>
-      <w:r>
-        <w:rPr>
-          <w:rFonts w:ascii="Arial" w:hAnsi="Arial"/>
-          <w:b w:val="0"/>
-        </w:rPr>
-        <w:t>D. Juruteknik audio.</w:t>
-      </w:r>
-    </w:p>
-    <w:p/>
-    <w:p>
-      <w:r>
-        <w:rPr>
-          <w:rFonts w:ascii="Arial" w:hAnsi="Arial"/>
-          <w:b/>
-        </w:rPr>
-        <w:t>✅ 3. SOALAN TAHAP RENDAH — KONSTRUK FAKTA/TEORI</w:t>
-      </w:r>
-    </w:p>
-    <w:p>
-      <w:r>
-        <w:rPr>
-          <w:rFonts w:ascii="Arial" w:hAnsi="Arial"/>
-          <w:b w:val="0"/>
-        </w:rPr>
-        <w:t>Apakah nama skrip yang disediakan selepas penggambaran dan mencatatkan apa yang sebenarnya dirakam?</w:t>
-      </w:r>
-    </w:p>
-    <w:p>
-      <w:r>
-        <w:rPr>
-          <w:rFonts w:ascii="Arial" w:hAnsi="Arial"/>
-          <w:b w:val="0"/>
-        </w:rPr>
-        <w:t>A. Master script.</w:t>
-      </w:r>
-    </w:p>
-    <w:p>
-      <w:r>
-        <w:rPr>
-          <w:rFonts w:ascii="Arial" w:hAnsi="Arial"/>
-          <w:b w:val="0"/>
-        </w:rPr>
-        <w:t>B. Shooting script.</w:t>
-      </w:r>
-    </w:p>
-    <w:p>
-      <w:r>
-        <w:rPr>
-          <w:rFonts w:ascii="Arial" w:hAnsi="Arial"/>
-          <w:b w:val="0"/>
-        </w:rPr>
-        <w:t>C. Continuity script.</w:t>
-      </w:r>
-    </w:p>
-    <w:p>
-      <w:r>
-        <w:rPr>
-          <w:rFonts w:ascii="Arial" w:hAnsi="Arial"/>
-          <w:b w:val="0"/>
-        </w:rPr>
-        <w:t>D. Storyboard.</w:t>
-      </w:r>
-    </w:p>
-    <w:p/>
-    <w:p>
-      <w:r>
-        <w:rPr>
-          <w:rFonts w:ascii="Arial" w:hAnsi="Arial"/>
-          <w:b/>
-        </w:rPr>
-        <w:t>✅ 4. SOALAN TAHAP RENDAH — KONSTRUK SIKAP / KESELAMATAN / PERSEKITARAN</w:t>
-      </w:r>
-    </w:p>
-    <w:p>
-      <w:r>
-        <w:rPr>
-          <w:rFonts w:ascii="Arial" w:hAnsi="Arial"/>
-          <w:b w:val="0"/>
-        </w:rPr>
-        <w:t>Sikap manakah perlu diamalkan Editor semasa menyemak skrip projek?</w:t>
-      </w:r>
-    </w:p>
-    <w:p>
-      <w:r>
-        <w:rPr>
-          <w:rFonts w:ascii="Arial" w:hAnsi="Arial"/>
-          <w:b w:val="0"/>
-        </w:rPr>
-        <w:t>A. Tergesa-gesa demi menjimatkan masa.</w:t>
-      </w:r>
-    </w:p>
-    <w:p>
-      <w:r>
-        <w:rPr>
-          <w:rFonts w:ascii="Arial" w:hAnsi="Arial"/>
-          <w:b w:val="0"/>
-        </w:rPr>
-        <w:t>B. Teliti dan memahami sepenuhnya keperluan kerja.</w:t>
-      </w:r>
-    </w:p>
-    <w:p>
-      <w:r>
-        <w:rPr>
-          <w:rFonts w:ascii="Arial" w:hAnsi="Arial"/>
-          <w:b w:val="0"/>
-        </w:rPr>
-        <w:t>C. Mengabaikan arahan pelanggan yang tidak jelas.</w:t>
-      </w:r>
-    </w:p>
-    <w:p>
-      <w:r>
-        <w:rPr>
-          <w:rFonts w:ascii="Arial" w:hAnsi="Arial"/>
-          <w:b w:val="0"/>
-        </w:rPr>
-        <w:t>D. Menyerahkan semakan skrip sepenuhnya kepada Producer.</w:t>
-      </w:r>
-    </w:p>
-    <w:p/>
-    <w:p>
-      <w:r>
-        <w:rPr>
-          <w:rFonts w:ascii="Arial" w:hAnsi="Arial"/>
-          <w:b/>
-        </w:rPr>
-        <w:t>Soalan WA2 — Analyse visual editing project concept</w:t>
-      </w:r>
-    </w:p>
-    <w:p>
-      <w:r>
-        <w:rPr>
-          <w:rFonts w:ascii="Arial" w:hAnsi="Arial"/>
-          <w:b/>
-        </w:rPr>
-        <w:t>✅ 5. SOALAN TAHAP TINGGI — KONSTRUK PROSEDUR</w:t>
-      </w:r>
-    </w:p>
-    <w:p>
-      <w:r>
-        <w:rPr>
-          <w:rFonts w:ascii="Arial" w:hAnsi="Arial"/>
-          <w:b w:val="0"/>
-        </w:rPr>
-        <w:t>Susun urutan yang betul bagi proses Editor menganalisis konsep kreatif projek daripada skrip.</w:t>
-      </w:r>
-    </w:p>
-    <w:p>
-      <w:r>
-        <w:rPr>
-          <w:rFonts w:ascii="Arial" w:hAnsi="Arial"/>
-          <w:b w:val="0"/>
-        </w:rPr>
-        <w:t>I. Menentukan kategori genre.</w:t>
-      </w:r>
-    </w:p>
-    <w:p>
-      <w:r>
-        <w:rPr>
-          <w:rFonts w:ascii="Arial" w:hAnsi="Arial"/>
-          <w:b w:val="0"/>
-        </w:rPr>
-        <w:t>II. Menentukan tema projek.</w:t>
-      </w:r>
-    </w:p>
-    <w:p>
-      <w:r>
-        <w:rPr>
-          <w:rFonts w:ascii="Arial" w:hAnsi="Arial"/>
-          <w:b w:val="0"/>
-        </w:rPr>
-        <w:t>III. Menilai konsep visual effect dan sound effect.</w:t>
-      </w:r>
-    </w:p>
-    <w:p>
-      <w:r>
-        <w:rPr>
-          <w:rFonts w:ascii="Arial" w:hAnsi="Arial"/>
-          <w:b w:val="0"/>
-        </w:rPr>
-        <w:t>IV. Memilih teknik editing mengikut arahan kreatif.</w:t>
-      </w:r>
-    </w:p>
-    <w:p>
-      <w:r>
-        <w:rPr>
-          <w:rFonts w:ascii="Arial" w:hAnsi="Arial"/>
-          <w:b w:val="0"/>
-        </w:rPr>
-        <w:t>A. I, II, dan III.</w:t>
-      </w:r>
-    </w:p>
-    <w:p>
-      <w:r>
-        <w:rPr>
-          <w:rFonts w:ascii="Arial" w:hAnsi="Arial"/>
-          <w:b w:val="0"/>
-        </w:rPr>
-        <w:t>B. I, III, dan IV.</w:t>
-      </w:r>
-    </w:p>
-    <w:p>
-      <w:r>
-        <w:rPr>
-          <w:rFonts w:ascii="Arial" w:hAnsi="Arial"/>
-          <w:b w:val="0"/>
-        </w:rPr>
-        <w:t>C. II, III, dan IV.</w:t>
-      </w:r>
-    </w:p>
-    <w:p>
-      <w:r>
-        <w:rPr>
-          <w:rFonts w:ascii="Arial" w:hAnsi="Arial"/>
-          <w:b w:val="0"/>
-        </w:rPr>
-        <w:t>D. I, II, III, dan IV.</w:t>
-      </w:r>
-    </w:p>
-    <w:p/>
-    <w:p>
-      <w:r>
-        <w:rPr>
-          <w:rFonts w:ascii="Arial" w:hAnsi="Arial"/>
-          <w:b/>
-        </w:rPr>
-        <w:t>✅ 6. SOALAN TAHAP SEDERHANA — KONSTRUK PROSEDUR</w:t>
-      </w:r>
-    </w:p>
-    <w:p>
-      <w:r>
-        <w:rPr>
-          <w:rFonts w:ascii="Arial" w:hAnsi="Arial"/>
-          <w:b w:val="0"/>
-        </w:rPr>
-        <w:t>Sebuah iklan korporat bertemakan "Human nature — keberanian" menggunakan genre Action. Bagi menyokong mesej tersebut, kombinasi shot manakah paling sesuai digunakan Editor?</w:t>
-      </w:r>
-    </w:p>
-    <w:p>
-      <w:r>
-        <w:rPr>
-          <w:rFonts w:ascii="Arial" w:hAnsi="Arial"/>
-          <w:b w:val="0"/>
-        </w:rPr>
-        <w:t>A. Wide shot sahaja tanpa close-up.</w:t>
-      </w:r>
-    </w:p>
-    <w:p>
-      <w:r>
-        <w:rPr>
-          <w:rFonts w:ascii="Arial" w:hAnsi="Arial"/>
-          <w:b w:val="0"/>
-        </w:rPr>
-        <w:t>B. Close-up emosi watak diselang-seli dengan wide shot cabaran.</w:t>
-      </w:r>
-    </w:p>
-    <w:p>
-      <w:r>
-        <w:rPr>
-          <w:rFonts w:ascii="Arial" w:hAnsi="Arial"/>
-          <w:b w:val="0"/>
-        </w:rPr>
-        <w:t>C. Sudut kamera tetap sepanjang adegan.</w:t>
-      </w:r>
-    </w:p>
-    <w:p>
-      <w:r>
-        <w:rPr>
-          <w:rFonts w:ascii="Arial" w:hAnsi="Arial"/>
-          <w:b w:val="0"/>
-        </w:rPr>
-        <w:t>D. Potongan pantas tanpa mengambil kira emosi watak.</w:t>
-      </w:r>
-    </w:p>
-    <w:p/>
-    <w:p>
-      <w:r>
-        <w:rPr>
-          <w:rFonts w:ascii="Arial" w:hAnsi="Arial"/>
-          <w:b/>
-        </w:rPr>
-        <w:t>✅ 7. SOALAN TAHAP RENDAH — KONSTRUK FAKTA/TEORI</w:t>
-      </w:r>
-    </w:p>
-    <w:p>
-      <w:r>
-        <w:rPr>
-          <w:rFonts w:ascii="Arial" w:hAnsi="Arial"/>
-          <w:b w:val="0"/>
-        </w:rPr>
-        <w:t>Berapakah kategori tema utama yang disenaraikan dalam CoCU bagi menganalisis konsep projek?</w:t>
-      </w:r>
-    </w:p>
-    <w:p>
-      <w:r>
-        <w:rPr>
-          <w:rFonts w:ascii="Arial" w:hAnsi="Arial"/>
-          <w:b w:val="0"/>
-        </w:rPr>
-        <w:t>A. Dua.</w:t>
-      </w:r>
-    </w:p>
-    <w:p>
-      <w:r>
-        <w:rPr>
-          <w:rFonts w:ascii="Arial" w:hAnsi="Arial"/>
-          <w:b w:val="0"/>
-        </w:rPr>
-        <w:t>B. Tiga.</w:t>
-      </w:r>
-    </w:p>
-    <w:p>
-      <w:r>
-        <w:rPr>
-          <w:rFonts w:ascii="Arial" w:hAnsi="Arial"/>
-          <w:b w:val="0"/>
-        </w:rPr>
-        <w:t>C. Empat.</w:t>
-      </w:r>
-    </w:p>
-    <w:p>
-      <w:r>
-        <w:rPr>
-          <w:rFonts w:ascii="Arial" w:hAnsi="Arial"/>
-          <w:b w:val="0"/>
-        </w:rPr>
-        <w:t>D. Enam.</w:t>
-      </w:r>
-    </w:p>
-    <w:p/>
-    <w:p>
-      <w:r>
-        <w:rPr>
-          <w:rFonts w:ascii="Arial" w:hAnsi="Arial"/>
-          <w:b/>
-        </w:rPr>
-        <w:t>✅ 8. SOALAN TAHAP RENDAH — KONSTRUK SIKAP / KESELAMATAN / PERSEKITARAN</w:t>
-      </w:r>
-    </w:p>
-    <w:p>
-      <w:r>
-        <w:rPr>
-          <w:rFonts w:ascii="Arial" w:hAnsi="Arial"/>
-          <w:b w:val="0"/>
-        </w:rPr>
-        <w:t>Sikap manakah penting dimiliki Editor semasa menentukan konsep kreatif projek?</w:t>
-      </w:r>
-    </w:p>
-    <w:p>
-      <w:r>
-        <w:rPr>
-          <w:rFonts w:ascii="Arial" w:hAnsi="Arial"/>
-          <w:b w:val="0"/>
-        </w:rPr>
-        <w:t>A. Berpengetahuan luas tentang genre dan tema serta terkini dengan perisian editing.</w:t>
-      </w:r>
-    </w:p>
-    <w:p>
-      <w:r>
-        <w:rPr>
-          <w:rFonts w:ascii="Arial" w:hAnsi="Arial"/>
-          <w:b w:val="0"/>
-        </w:rPr>
-        <w:t>B. Bergantung sepenuhnya kepada arahan lisan tanpa merujuk skrip.</w:t>
-      </w:r>
-    </w:p>
-    <w:p>
-      <w:r>
-        <w:rPr>
-          <w:rFonts w:ascii="Arial" w:hAnsi="Arial"/>
-          <w:b w:val="0"/>
-        </w:rPr>
-        <w:t>C. Mengabaikan keperluan kreatif pelanggan.</w:t>
-      </w:r>
-    </w:p>
-    <w:p>
-      <w:r>
-        <w:rPr>
-          <w:rFonts w:ascii="Arial" w:hAnsi="Arial"/>
-          <w:b w:val="0"/>
-        </w:rPr>
-        <w:t>D. Menggunakan teknik editing yang sama untuk semua genre.</w:t>
-      </w:r>
-    </w:p>
-    <w:p/>
-    <w:p>
-      <w:r>
-        <w:rPr>
-          <w:rFonts w:ascii="Arial" w:hAnsi="Arial"/>
-          <w:b/>
-        </w:rPr>
-        <w:t>Soalan WA3 — Classify visual editing format and source</w:t>
-      </w:r>
-    </w:p>
-    <w:p>
-      <w:r>
-        <w:rPr>
-          <w:rFonts w:ascii="Arial" w:hAnsi="Arial"/>
-          <w:b/>
-        </w:rPr>
-        <w:t>✅ 9. SOALAN TAHAP TINGGI — KONSTRUK PROSEDUR</w:t>
-      </w:r>
-    </w:p>
-    <w:p>
-      <w:r>
-        <w:rPr>
-          <w:rFonts w:ascii="Arial" w:hAnsi="Arial"/>
-          <w:b w:val="0"/>
-        </w:rPr>
-        <w:t>Sebuah projek Malaysia berpiawaian 25fps PAL menerima footage arkib antarabangsa 29.97fps NTSC. Susun tindakan yang betul oleh Editor.</w:t>
-      </w:r>
-    </w:p>
-    <w:p>
-      <w:r>
-        <w:rPr>
-          <w:rFonts w:ascii="Arial" w:hAnsi="Arial"/>
-          <w:b w:val="0"/>
-        </w:rPr>
-        <w:t>I. Mengenal pasti percanggahan frame rate semasa analisis awal.</w:t>
-      </w:r>
-    </w:p>
-    <w:p>
-      <w:r>
-        <w:rPr>
-          <w:rFonts w:ascii="Arial" w:hAnsi="Arial"/>
-          <w:b w:val="0"/>
-        </w:rPr>
-        <w:t>II. Merancang proses frame rate conversion.</w:t>
-      </w:r>
-    </w:p>
-    <w:p>
-      <w:r>
-        <w:rPr>
-          <w:rFonts w:ascii="Arial" w:hAnsi="Arial"/>
-          <w:b w:val="0"/>
-        </w:rPr>
-        <w:t>III. Memasukkan footage terus ke timeline utama.</w:t>
-      </w:r>
-    </w:p>
-    <w:p>
-      <w:r>
-        <w:rPr>
-          <w:rFonts w:ascii="Arial" w:hAnsi="Arial"/>
-          <w:b w:val="0"/>
-        </w:rPr>
-        <w:t>IV. Menyemak sync audio-visual selepas conversion.</w:t>
-      </w:r>
-    </w:p>
-    <w:p>
-      <w:r>
-        <w:rPr>
-          <w:rFonts w:ascii="Arial" w:hAnsi="Arial"/>
-          <w:b w:val="0"/>
-        </w:rPr>
-        <w:t>A. I, II, dan III.</w:t>
-      </w:r>
-    </w:p>
-    <w:p>
-      <w:r>
-        <w:rPr>
-          <w:rFonts w:ascii="Arial" w:hAnsi="Arial"/>
-          <w:b w:val="0"/>
-        </w:rPr>
-        <w:t>B. I, II, dan IV.</w:t>
-      </w:r>
-    </w:p>
-    <w:p>
-      <w:r>
-        <w:rPr>
-          <w:rFonts w:ascii="Arial" w:hAnsi="Arial"/>
-          <w:b w:val="0"/>
-        </w:rPr>
-        <w:t>C. II, III, dan IV.</w:t>
-      </w:r>
-    </w:p>
-    <w:p>
-      <w:r>
-        <w:rPr>
-          <w:rFonts w:ascii="Arial" w:hAnsi="Arial"/>
-          <w:b w:val="0"/>
-        </w:rPr>
-        <w:t>D. I, III, dan IV.</w:t>
-      </w:r>
-    </w:p>
-    <w:p/>
-    <w:p>
-      <w:r>
-        <w:rPr>
-          <w:rFonts w:ascii="Arial" w:hAnsi="Arial"/>
-          <w:b/>
-        </w:rPr>
-        <w:t>✅ 10. SOALAN TAHAP TINGGI — KONSTRUK PROSEDUR</w:t>
-      </w:r>
-    </w:p>
-    <w:p>
-      <w:r>
-        <w:rPr>
-          <w:rFonts w:ascii="Arial" w:hAnsi="Arial"/>
-          <w:b w:val="0"/>
-        </w:rPr>
-        <w:t>Editor menerima footage arkib berformat 4:3 untuk output projek moden 16:9. Susun pertimbangan yang betul sebelum keputusan dibuat.</w:t>
-      </w:r>
-    </w:p>
-    <w:p>
-      <w:r>
-        <w:rPr>
-          <w:rFonts w:ascii="Arial" w:hAnsi="Arial"/>
-          <w:b w:val="0"/>
-        </w:rPr>
-        <w:t>I. Kenal pasti aspect ratio sumber dan output.</w:t>
-      </w:r>
-    </w:p>
-    <w:p>
-      <w:r>
-        <w:rPr>
-          <w:rFonts w:ascii="Arial" w:hAnsi="Arial"/>
-          <w:b w:val="0"/>
-        </w:rPr>
-        <w:t>II. Nilai kepentingan kandungan di tepi bingkai asal.</w:t>
-      </w:r>
-    </w:p>
-    <w:p>
-      <w:r>
-        <w:rPr>
-          <w:rFonts w:ascii="Arial" w:hAnsi="Arial"/>
-          <w:b w:val="0"/>
-        </w:rPr>
-        <w:t>III. Pilih letter box, pillar box, atau crop.</w:t>
-      </w:r>
-    </w:p>
-    <w:p>
-      <w:r>
-        <w:rPr>
-          <w:rFonts w:ascii="Arial" w:hAnsi="Arial"/>
-          <w:b w:val="0"/>
-        </w:rPr>
-        <w:t>IV. Kekalkan format 4:3 tanpa sebarang penyesuaian.</w:t>
-      </w:r>
-    </w:p>
-    <w:p>
-      <w:r>
-        <w:rPr>
-          <w:rFonts w:ascii="Arial" w:hAnsi="Arial"/>
-          <w:b w:val="0"/>
-        </w:rPr>
-        <w:t>A. I, II, dan III.</w:t>
-      </w:r>
-    </w:p>
-    <w:p>
-      <w:r>
-        <w:rPr>
-          <w:rFonts w:ascii="Arial" w:hAnsi="Arial"/>
-          <w:b w:val="0"/>
-        </w:rPr>
-        <w:t>B. I, II, dan IV.</w:t>
-      </w:r>
-    </w:p>
-    <w:p>
-      <w:r>
-        <w:rPr>
-          <w:rFonts w:ascii="Arial" w:hAnsi="Arial"/>
-          <w:b w:val="0"/>
-        </w:rPr>
-        <w:t>C. II, III, dan IV.</w:t>
-      </w:r>
-    </w:p>
-    <w:p>
-      <w:r>
-        <w:rPr>
-          <w:rFonts w:ascii="Arial" w:hAnsi="Arial"/>
-          <w:b w:val="0"/>
-        </w:rPr>
-        <w:t>D. I, III, dan IV.</w:t>
-      </w:r>
-    </w:p>
-    <w:p/>
-    <w:p>
-      <w:r>
-        <w:rPr>
-          <w:rFonts w:ascii="Arial" w:hAnsi="Arial"/>
-          <w:b/>
-        </w:rPr>
-        <w:t>✅ 11. SOALAN TAHAP SEDERHANA — KONSTRUK FAKTA/TEORI</w:t>
-      </w:r>
-    </w:p>
-    <w:p>
-      <w:r>
-        <w:rPr>
-          <w:rFonts w:ascii="Arial" w:hAnsi="Arial"/>
-          <w:b w:val="0"/>
-        </w:rPr>
-        <w:t>Apakah kesan yang berlaku jika bahan interlaced dan progressive dicampur dalam satu timeline tanpa penukaran yang betul?</w:t>
-      </w:r>
-    </w:p>
-    <w:p>
-      <w:r>
-        <w:rPr>
-          <w:rFonts w:ascii="Arial" w:hAnsi="Arial"/>
-          <w:b w:val="0"/>
-        </w:rPr>
-        <w:t>A. Kesan "combing" pada pergerakan pantas.</w:t>
-      </w:r>
-    </w:p>
-    <w:p>
-      <w:r>
-        <w:rPr>
-          <w:rFonts w:ascii="Arial" w:hAnsi="Arial"/>
-          <w:b w:val="0"/>
-        </w:rPr>
-        <w:t>B. Peningkatan resolusi video secara automatik.</w:t>
-      </w:r>
-    </w:p>
-    <w:p>
-      <w:r>
-        <w:rPr>
-          <w:rFonts w:ascii="Arial" w:hAnsi="Arial"/>
-          <w:b w:val="0"/>
-        </w:rPr>
-        <w:t>C. Pertukaran aspect ratio secara automatik.</w:t>
-      </w:r>
-    </w:p>
-    <w:p>
-      <w:r>
-        <w:rPr>
-          <w:rFonts w:ascii="Arial" w:hAnsi="Arial"/>
-          <w:b w:val="0"/>
-        </w:rPr>
-        <w:t>D. Pemampatan saiz fail yang lebih kecil.</w:t>
-      </w:r>
-    </w:p>
-    <w:p/>
-    <w:p>
-      <w:r>
-        <w:rPr>
-          <w:rFonts w:ascii="Arial" w:hAnsi="Arial"/>
-          <w:b/>
-        </w:rPr>
-        <w:t>✅ 12. SOALAN TAHAP RENDAH — KONSTRUK SIKAP / KESELAMATAN / PERSEKITARAN</w:t>
-      </w:r>
-    </w:p>
-    <w:p>
-      <w:r>
-        <w:rPr>
-          <w:rFonts w:ascii="Arial" w:hAnsi="Arial"/>
-          <w:b w:val="0"/>
-        </w:rPr>
-        <w:t>Sikap manakah perlu diamalkan Editor semasa mengklasifikasikan format dan sumber bahan projek?</w:t>
-      </w:r>
-    </w:p>
-    <w:p>
-      <w:r>
-        <w:rPr>
-          <w:rFonts w:ascii="Arial" w:hAnsi="Arial"/>
-          <w:b w:val="0"/>
-        </w:rPr>
-        <w:t>A. Ketepatan dan ketelitian mengikut keperluan projek.</w:t>
-      </w:r>
-    </w:p>
-    <w:p>
-      <w:r>
-        <w:rPr>
-          <w:rFonts w:ascii="Arial" w:hAnsi="Arial"/>
-          <w:b w:val="0"/>
-        </w:rPr>
-        <w:t>B. Anggaran kasar tanpa menyemak spesifikasi produksi.</w:t>
-      </w:r>
-    </w:p>
-    <w:p>
-      <w:r>
-        <w:rPr>
-          <w:rFonts w:ascii="Arial" w:hAnsi="Arial"/>
-          <w:b w:val="0"/>
-        </w:rPr>
-        <w:t>C. Mengabaikan piawaian frame rate sumber.</w:t>
-      </w:r>
-    </w:p>
-    <w:p>
-      <w:r>
-        <w:rPr>
-          <w:rFonts w:ascii="Arial" w:hAnsi="Arial"/>
-          <w:b w:val="0"/>
-        </w:rPr>
-        <w:t>D. Menggunakan format sembarangan mengikut kemudahan.</w:t>
-      </w:r>
-    </w:p>
-    <w:p/>
-    <w:p>
-      <w:r>
-        <w:rPr>
-          <w:rFonts w:ascii="Arial" w:hAnsi="Arial"/>
-          <w:b/>
-        </w:rPr>
-        <w:t>Soalan WA4 — Preview footage</w:t>
-      </w:r>
-    </w:p>
-    <w:p>
-      <w:r>
-        <w:rPr>
-          <w:rFonts w:ascii="Arial" w:hAnsi="Arial"/>
-          <w:b/>
-        </w:rPr>
-        <w:t>✅ 13. SOALAN TAHAP TINGGI — KONSTRUK PROSEDUR</w:t>
-      </w:r>
-    </w:p>
-    <w:p>
-      <w:r>
-        <w:rPr>
-          <w:rFonts w:ascii="Arial" w:hAnsi="Arial"/>
-          <w:b w:val="0"/>
-        </w:rPr>
-        <w:t>Semasa pratonton footage, Editor mendapati satu take ditanda "good" dalam continuity sheet tetapi sebenarnya mempunyai isu fokus. Susun tindakan yang betul.</w:t>
-      </w:r>
-    </w:p>
-    <w:p>
-      <w:r>
-        <w:rPr>
-          <w:rFonts w:ascii="Arial" w:hAnsi="Arial"/>
-          <w:b w:val="0"/>
-        </w:rPr>
-        <w:t>I. Kenal pasti percanggahan antara catatan dan bahan sebenar.</w:t>
-      </w:r>
-    </w:p>
-    <w:p>
-      <w:r>
-        <w:rPr>
-          <w:rFonts w:ascii="Arial" w:hAnsi="Arial"/>
-          <w:b w:val="0"/>
-        </w:rPr>
-        <w:t>II. Laporkan kepada Producer/Continuity Supervisor.</w:t>
-      </w:r>
-    </w:p>
-    <w:p>
-      <w:r>
-        <w:rPr>
-          <w:rFonts w:ascii="Arial" w:hAnsi="Arial"/>
-          <w:b w:val="0"/>
-        </w:rPr>
-        <w:t>III. Asingkan take ke bin KIV sementara menunggu pengesahan.</w:t>
-      </w:r>
-    </w:p>
-    <w:p>
-      <w:r>
-        <w:rPr>
-          <w:rFonts w:ascii="Arial" w:hAnsi="Arial"/>
-          <w:b w:val="0"/>
-        </w:rPr>
-        <w:t>IV. Teruskan menggunakan take tersebut sebagai good take.</w:t>
-      </w:r>
-    </w:p>
-    <w:p>
-      <w:r>
-        <w:rPr>
-          <w:rFonts w:ascii="Arial" w:hAnsi="Arial"/>
-          <w:b w:val="0"/>
-        </w:rPr>
-        <w:t>A. I, II, dan III.</w:t>
-      </w:r>
-    </w:p>
-    <w:p>
-      <w:r>
-        <w:rPr>
-          <w:rFonts w:ascii="Arial" w:hAnsi="Arial"/>
-          <w:b w:val="0"/>
-        </w:rPr>
-        <w:t>B. I, II, dan IV.</w:t>
-      </w:r>
-    </w:p>
-    <w:p>
-      <w:r>
-        <w:rPr>
-          <w:rFonts w:ascii="Arial" w:hAnsi="Arial"/>
-          <w:b w:val="0"/>
-        </w:rPr>
-        <w:t>C. II, III, dan IV.</w:t>
-      </w:r>
-    </w:p>
-    <w:p>
-      <w:r>
-        <w:rPr>
-          <w:rFonts w:ascii="Arial" w:hAnsi="Arial"/>
-          <w:b w:val="0"/>
-        </w:rPr>
-        <w:t>D. I, III, dan IV.</w:t>
-      </w:r>
-    </w:p>
-    <w:p/>
-    <w:p>
-      <w:r>
-        <w:rPr>
-          <w:rFonts w:ascii="Arial" w:hAnsi="Arial"/>
-          <w:b/>
-        </w:rPr>
-        <w:t>✅ 14. SOALAN TAHAP SEDERHANA — KONSTRUK PROSEDUR</w:t>
-      </w:r>
-    </w:p>
-    <w:p>
-      <w:r>
-        <w:rPr>
-          <w:rFonts w:ascii="Arial" w:hAnsi="Arial"/>
-          <w:b w:val="0"/>
-        </w:rPr>
-        <w:t>Sebuah projek menerima bahan sumber dalam bentuk pita (tape) dan fail digital (data). Apakah perbezaan utama pendekatan pratonton bagi kedua-dua jenis bahan ini?</w:t>
-      </w:r>
-    </w:p>
-    <w:p>
-      <w:r>
-        <w:rPr>
-          <w:rFonts w:ascii="Arial" w:hAnsi="Arial"/>
-          <w:b w:val="0"/>
-        </w:rPr>
-        <w:t>A. Tape memerlukan pratonton masa nyata manakala data boleh diimbas pantas menggunakan scrub/jog.</w:t>
-      </w:r>
-    </w:p>
-    <w:p>
-      <w:r>
-        <w:rPr>
-          <w:rFonts w:ascii="Arial" w:hAnsi="Arial"/>
-          <w:b w:val="0"/>
-        </w:rPr>
-        <w:t>B. Kedua-duanya memerlukan masa pratonton yang sama tanpa perbezaan.</w:t>
-      </w:r>
-    </w:p>
-    <w:p>
-      <w:r>
-        <w:rPr>
-          <w:rFonts w:ascii="Arial" w:hAnsi="Arial"/>
-          <w:b w:val="0"/>
-        </w:rPr>
-        <w:t>C. Data memerlukan deck pemain tape untuk pratonton.</w:t>
-      </w:r>
-    </w:p>
-    <w:p>
-      <w:r>
-        <w:rPr>
-          <w:rFonts w:ascii="Arial" w:hAnsi="Arial"/>
-          <w:b w:val="0"/>
-        </w:rPr>
-        <w:t>D. Tape tidak memerlukan sebarang peranti khas untuk pratonton.</w:t>
-      </w:r>
-    </w:p>
-    <w:p/>
-    <w:p>
-      <w:r>
-        <w:rPr>
-          <w:rFonts w:ascii="Arial" w:hAnsi="Arial"/>
-          <w:b/>
-        </w:rPr>
-        <w:t>✅ 15. SOALAN TAHAP RENDAH — KONSTRUK FAKTA/TEORI</w:t>
-      </w:r>
-    </w:p>
-    <w:p>
-      <w:r>
-        <w:rPr>
-          <w:rFonts w:ascii="Arial" w:hAnsi="Arial"/>
-          <w:b w:val="0"/>
-        </w:rPr>
-        <w:t>Apakah risiko utama apabila Editor melakukan up conversion pada bahan sumber?</w:t>
-      </w:r>
-    </w:p>
-    <w:p>
-      <w:r>
-        <w:rPr>
-          <w:rFonts w:ascii="Arial" w:hAnsi="Arial"/>
-          <w:b w:val="0"/>
-        </w:rPr>
-        <w:t>A. Storan bertambah tanpa had.</w:t>
-      </w:r>
-    </w:p>
-    <w:p>
-      <w:r>
-        <w:rPr>
-          <w:rFonts w:ascii="Arial" w:hAnsi="Arial"/>
-          <w:b w:val="0"/>
-        </w:rPr>
-        <w:t>B. Tiada penambahan butiran sebenar walaupun saiz paparan meningkat.</w:t>
-      </w:r>
-    </w:p>
-    <w:p>
-      <w:r>
-        <w:rPr>
-          <w:rFonts w:ascii="Arial" w:hAnsi="Arial"/>
-          <w:b w:val="0"/>
-        </w:rPr>
-        <w:t>C. Kualiti warna bertambah baik secara automatik.</w:t>
-      </w:r>
-    </w:p>
-    <w:p>
-      <w:r>
-        <w:rPr>
-          <w:rFonts w:ascii="Arial" w:hAnsi="Arial"/>
-          <w:b w:val="0"/>
-        </w:rPr>
-        <w:t>D. Frame rate bertukar secara automatik.</w:t>
-      </w:r>
-    </w:p>
-    <w:p/>
-    <w:p>
-      <w:r>
-        <w:rPr>
-          <w:rFonts w:ascii="Arial" w:hAnsi="Arial"/>
-          <w:b/>
-        </w:rPr>
-        <w:t>✅ 16. SOALAN TAHAP RENDAH — KONSTRUK SIKAP / KESELAMATAN / PERSEKITARAN</w:t>
-      </w:r>
-    </w:p>
-    <w:p>
-      <w:r>
-        <w:rPr>
-          <w:rFonts w:ascii="Arial" w:hAnsi="Arial"/>
-          <w:b w:val="0"/>
-        </w:rPr>
-        <w:t>Sikap manakah penting diamalkan Editor semasa mengendalikan bahan sumber (kad memori, hard disk, tape) sepanjang proses pratonton?</w:t>
-      </w:r>
-    </w:p>
-    <w:p>
-      <w:r>
-        <w:rPr>
-          <w:rFonts w:ascii="Arial" w:hAnsi="Arial"/>
-          <w:b w:val="0"/>
-        </w:rPr>
-        <w:t>A. Berhati-hati mengendalikan bahan dan mematuhi prosedur penyimpanan.</w:t>
-      </w:r>
-    </w:p>
-    <w:p>
-      <w:r>
-        <w:rPr>
-          <w:rFonts w:ascii="Arial" w:hAnsi="Arial"/>
-          <w:b w:val="0"/>
-        </w:rPr>
-        <w:t>B. Menyalin bahan ke mana-mana peranti tanpa rekod.</w:t>
-      </w:r>
-    </w:p>
-    <w:p>
-      <w:r>
-        <w:rPr>
-          <w:rFonts w:ascii="Arial" w:hAnsi="Arial"/>
-          <w:b w:val="0"/>
-        </w:rPr>
-        <w:t>C. Mengabaikan susunan bin selagi kerja siap.</w:t>
-      </w:r>
-    </w:p>
-    <w:p>
-      <w:r>
-        <w:rPr>
-          <w:rFonts w:ascii="Arial" w:hAnsi="Arial"/>
-          <w:b w:val="0"/>
-        </w:rPr>
-        <w:t>D. Membiarkan bahan sumber tanpa sandaran (backup).</w:t>
-      </w:r>
-    </w:p>
-    <w:p/>
-    <w:p>
-      <w:r>
-        <w:rPr>
-          <w:rFonts w:ascii="Arial" w:hAnsi="Arial"/>
-          <w:b/>
-        </w:rPr>
-        <w:t>Soalan WA5 — Produce project workflow</w:t>
-      </w:r>
-    </w:p>
-    <w:p>
-      <w:r>
-        <w:rPr>
-          <w:rFonts w:ascii="Arial" w:hAnsi="Arial"/>
-          <w:b/>
-        </w:rPr>
-        <w:t>✅ 17. SOALAN TAHAP SEDERHANA — KONSTRUK PROSEDUR</w:t>
-      </w:r>
-    </w:p>
-    <w:p>
-      <w:r>
-        <w:rPr>
-          <w:rFonts w:ascii="Arial" w:hAnsi="Arial"/>
-          <w:b w:val="0"/>
-        </w:rPr>
-        <w:t>Mengapakah penting bagi Editor menentukan urutan proses online editing seperti conform sebelum colour grading?</w:t>
-      </w:r>
-    </w:p>
-    <w:p>
-      <w:r>
-        <w:rPr>
-          <w:rFonts w:ascii="Arial" w:hAnsi="Arial"/>
-          <w:b w:val="0"/>
-        </w:rPr>
-        <w:t>A. Supaya kesilapan turutan tidak menyebabkan kerja berulang yang membazir masa.</w:t>
-      </w:r>
-    </w:p>
-    <w:p>
-      <w:r>
-        <w:rPr>
-          <w:rFonts w:ascii="Arial" w:hAnsi="Arial"/>
-          <w:b w:val="0"/>
-        </w:rPr>
-        <w:t>B. Supaya audio boleh dimix tanpa video.</w:t>
-      </w:r>
-    </w:p>
-    <w:p>
-      <w:r>
-        <w:rPr>
-          <w:rFonts w:ascii="Arial" w:hAnsi="Arial"/>
-          <w:b w:val="0"/>
-        </w:rPr>
-        <w:t>C. Supaya offline lock tidak diperlukan lagi.</w:t>
-      </w:r>
-    </w:p>
-    <w:p>
-      <w:r>
-        <w:rPr>
-          <w:rFonts w:ascii="Arial" w:hAnsi="Arial"/>
-          <w:b w:val="0"/>
-        </w:rPr>
-        <w:t>D. Supaya bahan proxy kekal digunakan selamanya.</w:t>
-      </w:r>
-    </w:p>
-    <w:p/>
-    <w:p>
-      <w:r>
-        <w:rPr>
-          <w:rFonts w:ascii="Arial" w:hAnsi="Arial"/>
-          <w:b/>
-        </w:rPr>
-        <w:t>✅ 18. SOALAN TAHAP SEDERHANA — KONSTRUK PROSEDUR</w:t>
-      </w:r>
-    </w:p>
-    <w:p>
-      <w:r>
-        <w:rPr>
-          <w:rFonts w:ascii="Arial" w:hAnsi="Arial"/>
-          <w:b w:val="0"/>
-        </w:rPr>
-        <w:t>Semasa menyediakan jadual kerja projek, mengapa Editor perlu menyediakan margin masa (buffer)?</w:t>
-      </w:r>
-    </w:p>
-    <w:p>
-      <w:r>
-        <w:rPr>
-          <w:rFonts w:ascii="Arial" w:hAnsi="Arial"/>
-          <w:b w:val="0"/>
-        </w:rPr>
-        <w:t>A. Untuk menampung pusingan semakan tambahan Director/pelanggan tanpa menjejaskan kualiti.</w:t>
-      </w:r>
-    </w:p>
-    <w:p>
-      <w:r>
-        <w:rPr>
-          <w:rFonts w:ascii="Arial" w:hAnsi="Arial"/>
-          <w:b w:val="0"/>
-        </w:rPr>
-        <w:t>B. Untuk memanjangkan tempoh projek tanpa sebab.</w:t>
-      </w:r>
-    </w:p>
-    <w:p>
-      <w:r>
-        <w:rPr>
-          <w:rFonts w:ascii="Arial" w:hAnsi="Arial"/>
-          <w:b w:val="0"/>
-        </w:rPr>
-        <w:t>C. Untuk mengurangkan bilangan milestone.</w:t>
-      </w:r>
-    </w:p>
-    <w:p>
-      <w:r>
-        <w:rPr>
-          <w:rFonts w:ascii="Arial" w:hAnsi="Arial"/>
-          <w:b w:val="0"/>
-        </w:rPr>
-        <w:t>D. Untuk mengelakkan pengesahan Producer.</w:t>
-      </w:r>
-    </w:p>
-    <w:p/>
-    <w:p>
-      <w:r>
-        <w:rPr>
-          <w:rFonts w:ascii="Arial" w:hAnsi="Arial"/>
-          <w:b/>
-        </w:rPr>
-        <w:t>✅ 19. SOALAN TAHAP RENDAH — KONSTRUK FAKTA/TEORI</w:t>
-      </w:r>
-    </w:p>
-    <w:p>
-      <w:r>
-        <w:rPr>
-          <w:rFonts w:ascii="Arial" w:hAnsi="Arial"/>
-          <w:b w:val="0"/>
-        </w:rPr>
-        <w:t>Apakah yang dimaksudkan dengan "offline lock" dalam proses offline editing?</w:t>
-      </w:r>
-    </w:p>
-    <w:p>
-      <w:r>
-        <w:rPr>
-          <w:rFonts w:ascii="Arial" w:hAnsi="Arial"/>
-          <w:b w:val="0"/>
-        </w:rPr>
-        <w:t>A. Penguncian fizikal suite editing.</w:t>
-      </w:r>
-    </w:p>
-    <w:p>
-      <w:r>
-        <w:rPr>
-          <w:rFonts w:ascii="Arial" w:hAnsi="Arial"/>
-          <w:b w:val="0"/>
-        </w:rPr>
-        <w:t>B. Pengesahan akhir Director bahawa susunan dan tempoh offline sudah muktamad.</w:t>
-      </w:r>
-    </w:p>
-    <w:p>
-      <w:r>
-        <w:rPr>
-          <w:rFonts w:ascii="Arial" w:hAnsi="Arial"/>
-          <w:b w:val="0"/>
-        </w:rPr>
-        <w:t>C. Penghapusan bahan proxy daripada storan.</w:t>
-      </w:r>
-    </w:p>
-    <w:p>
-      <w:r>
-        <w:rPr>
-          <w:rFonts w:ascii="Arial" w:hAnsi="Arial"/>
-          <w:b w:val="0"/>
-        </w:rPr>
-        <w:t>D. Permulaan sesi rakaman tambahan.</w:t>
-      </w:r>
-    </w:p>
-    <w:p/>
-    <w:p>
-      <w:r>
-        <w:rPr>
-          <w:rFonts w:ascii="Arial" w:hAnsi="Arial"/>
-          <w:b/>
-        </w:rPr>
-        <w:t>✅ 20. SOALAN TAHAP RENDAH — KONSTRUK FAKTA/TEORI</w:t>
-      </w:r>
-    </w:p>
-    <w:p>
-      <w:r>
-        <w:rPr>
-          <w:rFonts w:ascii="Arial" w:hAnsi="Arial"/>
-          <w:b w:val="0"/>
-        </w:rPr>
-        <w:t>Apakah dokumen visual yang menggabungkan kesemua fasa offline, online, milestone, dan tarikh akhir projek?</w:t>
-      </w:r>
-    </w:p>
-    <w:p>
-      <w:r>
-        <w:rPr>
-          <w:rFonts w:ascii="Arial" w:hAnsi="Arial"/>
-          <w:b w:val="0"/>
-        </w:rPr>
-        <w:t>A. Continuity sheet.</w:t>
-      </w:r>
-    </w:p>
-    <w:p>
-      <w:r>
-        <w:rPr>
-          <w:rFonts w:ascii="Arial" w:hAnsi="Arial"/>
-          <w:b w:val="0"/>
-        </w:rPr>
-        <w:t>B. Shooting script.</w:t>
-      </w:r>
-    </w:p>
-    <w:p>
-      <w:r>
-        <w:rPr>
-          <w:rFonts w:ascii="Arial" w:hAnsi="Arial"/>
-          <w:b w:val="0"/>
-        </w:rPr>
-        <w:t>C. Carta aliran kerja (workflow chart).</w:t>
-      </w:r>
-    </w:p>
-    <w:p>
-      <w:r>
-        <w:rPr>
-          <w:rFonts w:ascii="Arial" w:hAnsi="Arial"/>
-          <w:b w:val="0"/>
-        </w:rPr>
-        <w:t>D. Skema jawapan.</w:t>
-      </w:r>
-    </w:p>
-    <w:p/>
-    <w:p>
-      <w:r>
-        <w:br w:type="page"/>
-      </w:r>
-    </w:p>
-    <w:p>
-      <w:r>
-        <w:rPr>
-          <w:rFonts w:ascii="Arial" w:hAnsi="Arial"/>
-          <w:b/>
+          <w:color w:val="000000"/>
+          <w:sz w:val="24"/>
         </w:rPr>
         <w:t>BAHAGIAN B — SKEMA JAWAPAN</w:t>
       </w:r>
@@ -3209,6 +4322,7 @@
       <w:tblPr>
         <w:tblStyle w:val="TableGrid"/>
         <w:tblW w:type="auto" w:w="0"/>
+        <w:tblLayout w:type="autofit"/>
         <w:tblLook w:firstColumn="1" w:firstRow="1" w:lastColumn="0" w:lastRow="0" w:noHBand="0" w:noVBand="1" w:val="04A0"/>
       </w:tblPr>
       <w:tblGrid>
@@ -3217,12 +4331,29 @@
         <w:gridCol w:w="3024"/>
       </w:tblGrid>
       <w:tr>
+        <w:trPr>
+          <w:tblHeader w:val="true"/>
+          <w:cantSplit w:val="true"/>
+        </w:trPr>
         <w:tc>
           <w:tcPr>
             <w:tcW w:type="dxa" w:w="3024"/>
-          </w:tcPr>
-          <w:p>
-            <w:r>
+            <w:tcMar>
+              <w:top w:w="57" w:type="dxa"/>
+              <w:left w:w="57" w:type="dxa"/>
+              <w:bottom w:w="57" w:type="dxa"/>
+              <w:right w:w="57" w:type="dxa"/>
+            </w:tcMar>
+            <w:shd w:val="clear" w:color="auto" w:fill="D9D9D9"/>
+          </w:tcPr>
+          <w:p>
+            <w:r>
+              <w:rPr>
+                <w:rFonts w:ascii="Arial" w:hAnsi="Arial" w:cs="Arial"/>
+                <w:b/>
+                <w:color w:val="000000"/>
+                <w:sz w:val="20"/>
+              </w:rPr>
               <w:t>No</w:t>
             </w:r>
           </w:p>
@@ -3230,9 +4361,22 @@
         <w:tc>
           <w:tcPr>
             <w:tcW w:type="dxa" w:w="3024"/>
-          </w:tcPr>
-          <w:p>
-            <w:r>
+            <w:tcMar>
+              <w:top w:w="57" w:type="dxa"/>
+              <w:left w:w="57" w:type="dxa"/>
+              <w:bottom w:w="57" w:type="dxa"/>
+              <w:right w:w="57" w:type="dxa"/>
+            </w:tcMar>
+            <w:shd w:val="clear" w:color="auto" w:fill="D9D9D9"/>
+          </w:tcPr>
+          <w:p>
+            <w:r>
+              <w:rPr>
+                <w:rFonts w:ascii="Arial" w:hAnsi="Arial" w:cs="Arial"/>
+                <w:b/>
+                <w:color w:val="000000"/>
+                <w:sz w:val="20"/>
+              </w:rPr>
               <w:t>Jawapan</w:t>
             </w:r>
           </w:p>
@@ -3240,21 +4384,48 @@
         <w:tc>
           <w:tcPr>
             <w:tcW w:type="dxa" w:w="3024"/>
-          </w:tcPr>
-          <w:p>
-            <w:r>
+            <w:tcMar>
+              <w:top w:w="57" w:type="dxa"/>
+              <w:left w:w="57" w:type="dxa"/>
+              <w:bottom w:w="57" w:type="dxa"/>
+              <w:right w:w="57" w:type="dxa"/>
+            </w:tcMar>
+            <w:shd w:val="clear" w:color="auto" w:fill="D9D9D9"/>
+          </w:tcPr>
+          <w:p>
+            <w:r>
+              <w:rPr>
+                <w:rFonts w:ascii="Arial" w:hAnsi="Arial" w:cs="Arial"/>
+                <w:b/>
+                <w:color w:val="000000"/>
+                <w:sz w:val="20"/>
+              </w:rPr>
               <w:t>Rujukan</w:t>
             </w:r>
           </w:p>
         </w:tc>
       </w:tr>
       <w:tr>
+        <w:trPr>
+          <w:cantSplit w:val="true"/>
+        </w:trPr>
         <w:tc>
           <w:tcPr>
             <w:tcW w:type="dxa" w:w="3024"/>
-          </w:tcPr>
-          <w:p>
-            <w:r>
+            <w:tcMar>
+              <w:top w:w="57" w:type="dxa"/>
+              <w:left w:w="57" w:type="dxa"/>
+              <w:bottom w:w="57" w:type="dxa"/>
+              <w:right w:w="57" w:type="dxa"/>
+            </w:tcMar>
+          </w:tcPr>
+          <w:p>
+            <w:r>
+              <w:rPr>
+                <w:rFonts w:ascii="Arial" w:hAnsi="Arial" w:cs="Arial"/>
+                <w:color w:val="000000"/>
+                <w:sz w:val="20"/>
+              </w:rPr>
               <w:t>1</w:t>
             </w:r>
           </w:p>
@@ -3262,9 +4433,20 @@
         <w:tc>
           <w:tcPr>
             <w:tcW w:type="dxa" w:w="3024"/>
-          </w:tcPr>
-          <w:p>
-            <w:r>
+            <w:tcMar>
+              <w:top w:w="57" w:type="dxa"/>
+              <w:left w:w="57" w:type="dxa"/>
+              <w:bottom w:w="57" w:type="dxa"/>
+              <w:right w:w="57" w:type="dxa"/>
+            </w:tcMar>
+          </w:tcPr>
+          <w:p>
+            <w:r>
+              <w:rPr>
+                <w:rFonts w:ascii="Arial" w:hAnsi="Arial" w:cs="Arial"/>
+                <w:color w:val="000000"/>
+                <w:sz w:val="20"/>
+              </w:rPr>
               <w:t>B</w:t>
             </w:r>
           </w:p>
@@ -3272,21 +4454,46 @@
         <w:tc>
           <w:tcPr>
             <w:tcW w:type="dxa" w:w="3024"/>
-          </w:tcPr>
-          <w:p>
-            <w:r>
+            <w:tcMar>
+              <w:top w:w="57" w:type="dxa"/>
+              <w:left w:w="57" w:type="dxa"/>
+              <w:bottom w:w="57" w:type="dxa"/>
+              <w:right w:w="57" w:type="dxa"/>
+            </w:tcMar>
+          </w:tcPr>
+          <w:p>
+            <w:r>
+              <w:rPr>
+                <w:rFonts w:ascii="Arial" w:hAnsi="Arial" w:cs="Arial"/>
+                <w:color w:val="000000"/>
+                <w:sz w:val="20"/>
+              </w:rPr>
               <w:t>Nota C01-W01, Bab 6</w:t>
             </w:r>
           </w:p>
         </w:tc>
       </w:tr>
       <w:tr>
+        <w:trPr>
+          <w:cantSplit w:val="true"/>
+        </w:trPr>
         <w:tc>
           <w:tcPr>
             <w:tcW w:type="dxa" w:w="3024"/>
-          </w:tcPr>
-          <w:p>
-            <w:r>
+            <w:tcMar>
+              <w:top w:w="57" w:type="dxa"/>
+              <w:left w:w="57" w:type="dxa"/>
+              <w:bottom w:w="57" w:type="dxa"/>
+              <w:right w:w="57" w:type="dxa"/>
+            </w:tcMar>
+          </w:tcPr>
+          <w:p>
+            <w:r>
+              <w:rPr>
+                <w:rFonts w:ascii="Arial" w:hAnsi="Arial" w:cs="Arial"/>
+                <w:color w:val="000000"/>
+                <w:sz w:val="20"/>
+              </w:rPr>
               <w:t>2</w:t>
             </w:r>
           </w:p>
@@ -3294,9 +4501,20 @@
         <w:tc>
           <w:tcPr>
             <w:tcW w:type="dxa" w:w="3024"/>
-          </w:tcPr>
-          <w:p>
-            <w:r>
+            <w:tcMar>
+              <w:top w:w="57" w:type="dxa"/>
+              <w:left w:w="57" w:type="dxa"/>
+              <w:bottom w:w="57" w:type="dxa"/>
+              <w:right w:w="57" w:type="dxa"/>
+            </w:tcMar>
+          </w:tcPr>
+          <w:p>
+            <w:r>
+              <w:rPr>
+                <w:rFonts w:ascii="Arial" w:hAnsi="Arial" w:cs="Arial"/>
+                <w:color w:val="000000"/>
+                <w:sz w:val="20"/>
+              </w:rPr>
               <w:t>B</w:t>
             </w:r>
           </w:p>
@@ -3304,21 +4522,46 @@
         <w:tc>
           <w:tcPr>
             <w:tcW w:type="dxa" w:w="3024"/>
-          </w:tcPr>
-          <w:p>
-            <w:r>
+            <w:tcMar>
+              <w:top w:w="57" w:type="dxa"/>
+              <w:left w:w="57" w:type="dxa"/>
+              <w:bottom w:w="57" w:type="dxa"/>
+              <w:right w:w="57" w:type="dxa"/>
+            </w:tcMar>
+          </w:tcPr>
+          <w:p>
+            <w:r>
+              <w:rPr>
+                <w:rFonts w:ascii="Arial" w:hAnsi="Arial" w:cs="Arial"/>
+                <w:color w:val="000000"/>
+                <w:sz w:val="20"/>
+              </w:rPr>
               <w:t>Nota C01-W01, Bab 1</w:t>
             </w:r>
           </w:p>
         </w:tc>
       </w:tr>
       <w:tr>
+        <w:trPr>
+          <w:cantSplit w:val="true"/>
+        </w:trPr>
         <w:tc>
           <w:tcPr>
             <w:tcW w:type="dxa" w:w="3024"/>
-          </w:tcPr>
-          <w:p>
-            <w:r>
+            <w:tcMar>
+              <w:top w:w="57" w:type="dxa"/>
+              <w:left w:w="57" w:type="dxa"/>
+              <w:bottom w:w="57" w:type="dxa"/>
+              <w:right w:w="57" w:type="dxa"/>
+            </w:tcMar>
+          </w:tcPr>
+          <w:p>
+            <w:r>
+              <w:rPr>
+                <w:rFonts w:ascii="Arial" w:hAnsi="Arial" w:cs="Arial"/>
+                <w:color w:val="000000"/>
+                <w:sz w:val="20"/>
+              </w:rPr>
               <w:t>3</w:t>
             </w:r>
           </w:p>
@@ -3326,9 +4569,20 @@
         <w:tc>
           <w:tcPr>
             <w:tcW w:type="dxa" w:w="3024"/>
-          </w:tcPr>
-          <w:p>
-            <w:r>
+            <w:tcMar>
+              <w:top w:w="57" w:type="dxa"/>
+              <w:left w:w="57" w:type="dxa"/>
+              <w:bottom w:w="57" w:type="dxa"/>
+              <w:right w:w="57" w:type="dxa"/>
+            </w:tcMar>
+          </w:tcPr>
+          <w:p>
+            <w:r>
+              <w:rPr>
+                <w:rFonts w:ascii="Arial" w:hAnsi="Arial" w:cs="Arial"/>
+                <w:color w:val="000000"/>
+                <w:sz w:val="20"/>
+              </w:rPr>
               <w:t>C</w:t>
             </w:r>
           </w:p>
@@ -3336,21 +4590,46 @@
         <w:tc>
           <w:tcPr>
             <w:tcW w:type="dxa" w:w="3024"/>
-          </w:tcPr>
-          <w:p>
-            <w:r>
+            <w:tcMar>
+              <w:top w:w="57" w:type="dxa"/>
+              <w:left w:w="57" w:type="dxa"/>
+              <w:bottom w:w="57" w:type="dxa"/>
+              <w:right w:w="57" w:type="dxa"/>
+            </w:tcMar>
+          </w:tcPr>
+          <w:p>
+            <w:r>
+              <w:rPr>
+                <w:rFonts w:ascii="Arial" w:hAnsi="Arial" w:cs="Arial"/>
+                <w:color w:val="000000"/>
+                <w:sz w:val="20"/>
+              </w:rPr>
               <w:t>Nota C01-W01, Bab 1</w:t>
             </w:r>
           </w:p>
         </w:tc>
       </w:tr>
       <w:tr>
+        <w:trPr>
+          <w:cantSplit w:val="true"/>
+        </w:trPr>
         <w:tc>
           <w:tcPr>
             <w:tcW w:type="dxa" w:w="3024"/>
-          </w:tcPr>
-          <w:p>
-            <w:r>
+            <w:tcMar>
+              <w:top w:w="57" w:type="dxa"/>
+              <w:left w:w="57" w:type="dxa"/>
+              <w:bottom w:w="57" w:type="dxa"/>
+              <w:right w:w="57" w:type="dxa"/>
+            </w:tcMar>
+          </w:tcPr>
+          <w:p>
+            <w:r>
+              <w:rPr>
+                <w:rFonts w:ascii="Arial" w:hAnsi="Arial" w:cs="Arial"/>
+                <w:color w:val="000000"/>
+                <w:sz w:val="20"/>
+              </w:rPr>
               <w:t>4</w:t>
             </w:r>
           </w:p>
@@ -3358,9 +4637,20 @@
         <w:tc>
           <w:tcPr>
             <w:tcW w:type="dxa" w:w="3024"/>
-          </w:tcPr>
-          <w:p>
-            <w:r>
+            <w:tcMar>
+              <w:top w:w="57" w:type="dxa"/>
+              <w:left w:w="57" w:type="dxa"/>
+              <w:bottom w:w="57" w:type="dxa"/>
+              <w:right w:w="57" w:type="dxa"/>
+            </w:tcMar>
+          </w:tcPr>
+          <w:p>
+            <w:r>
+              <w:rPr>
+                <w:rFonts w:ascii="Arial" w:hAnsi="Arial" w:cs="Arial"/>
+                <w:color w:val="000000"/>
+                <w:sz w:val="20"/>
+              </w:rPr>
               <w:t>B</w:t>
             </w:r>
           </w:p>
@@ -3368,21 +4658,46 @@
         <w:tc>
           <w:tcPr>
             <w:tcW w:type="dxa" w:w="3024"/>
-          </w:tcPr>
-          <w:p>
-            <w:r>
+            <w:tcMar>
+              <w:top w:w="57" w:type="dxa"/>
+              <w:left w:w="57" w:type="dxa"/>
+              <w:bottom w:w="57" w:type="dxa"/>
+              <w:right w:w="57" w:type="dxa"/>
+            </w:tcMar>
+          </w:tcPr>
+          <w:p>
+            <w:r>
+              <w:rPr>
+                <w:rFonts w:ascii="Arial" w:hAnsi="Arial" w:cs="Arial"/>
+                <w:color w:val="000000"/>
+                <w:sz w:val="20"/>
+              </w:rPr>
               <w:t>CoCU C01-W1 Attitude/Safety/Environmental (00-noss-extract.md baris 293-297)</w:t>
             </w:r>
           </w:p>
         </w:tc>
       </w:tr>
       <w:tr>
+        <w:trPr>
+          <w:cantSplit w:val="true"/>
+        </w:trPr>
         <w:tc>
           <w:tcPr>
             <w:tcW w:type="dxa" w:w="3024"/>
-          </w:tcPr>
-          <w:p>
-            <w:r>
+            <w:tcMar>
+              <w:top w:w="57" w:type="dxa"/>
+              <w:left w:w="57" w:type="dxa"/>
+              <w:bottom w:w="57" w:type="dxa"/>
+              <w:right w:w="57" w:type="dxa"/>
+            </w:tcMar>
+          </w:tcPr>
+          <w:p>
+            <w:r>
+              <w:rPr>
+                <w:rFonts w:ascii="Arial" w:hAnsi="Arial" w:cs="Arial"/>
+                <w:color w:val="000000"/>
+                <w:sz w:val="20"/>
+              </w:rPr>
               <w:t>5</w:t>
             </w:r>
           </w:p>
@@ -3390,9 +4705,20 @@
         <w:tc>
           <w:tcPr>
             <w:tcW w:type="dxa" w:w="3024"/>
-          </w:tcPr>
-          <w:p>
-            <w:r>
+            <w:tcMar>
+              <w:top w:w="57" w:type="dxa"/>
+              <w:left w:w="57" w:type="dxa"/>
+              <w:bottom w:w="57" w:type="dxa"/>
+              <w:right w:w="57" w:type="dxa"/>
+            </w:tcMar>
+          </w:tcPr>
+          <w:p>
+            <w:r>
+              <w:rPr>
+                <w:rFonts w:ascii="Arial" w:hAnsi="Arial" w:cs="Arial"/>
+                <w:color w:val="000000"/>
+                <w:sz w:val="20"/>
+              </w:rPr>
               <w:t>D</w:t>
             </w:r>
           </w:p>
@@ -3400,21 +4726,46 @@
         <w:tc>
           <w:tcPr>
             <w:tcW w:type="dxa" w:w="3024"/>
-          </w:tcPr>
-          <w:p>
-            <w:r>
+            <w:tcMar>
+              <w:top w:w="57" w:type="dxa"/>
+              <w:left w:w="57" w:type="dxa"/>
+              <w:bottom w:w="57" w:type="dxa"/>
+              <w:right w:w="57" w:type="dxa"/>
+            </w:tcMar>
+          </w:tcPr>
+          <w:p>
+            <w:r>
+              <w:rPr>
+                <w:rFonts w:ascii="Arial" w:hAnsi="Arial" w:cs="Arial"/>
+                <w:color w:val="000000"/>
+                <w:sz w:val="20"/>
+              </w:rPr>
               <w:t>Nota C01-W02, Bab 1-7</w:t>
             </w:r>
           </w:p>
         </w:tc>
       </w:tr>
       <w:tr>
+        <w:trPr>
+          <w:cantSplit w:val="true"/>
+        </w:trPr>
         <w:tc>
           <w:tcPr>
             <w:tcW w:type="dxa" w:w="3024"/>
-          </w:tcPr>
-          <w:p>
-            <w:r>
+            <w:tcMar>
+              <w:top w:w="57" w:type="dxa"/>
+              <w:left w:w="57" w:type="dxa"/>
+              <w:bottom w:w="57" w:type="dxa"/>
+              <w:right w:w="57" w:type="dxa"/>
+            </w:tcMar>
+          </w:tcPr>
+          <w:p>
+            <w:r>
+              <w:rPr>
+                <w:rFonts w:ascii="Arial" w:hAnsi="Arial" w:cs="Arial"/>
+                <w:color w:val="000000"/>
+                <w:sz w:val="20"/>
+              </w:rPr>
               <w:t>6</w:t>
             </w:r>
           </w:p>
@@ -3422,9 +4773,20 @@
         <w:tc>
           <w:tcPr>
             <w:tcW w:type="dxa" w:w="3024"/>
-          </w:tcPr>
-          <w:p>
-            <w:r>
+            <w:tcMar>
+              <w:top w:w="57" w:type="dxa"/>
+              <w:left w:w="57" w:type="dxa"/>
+              <w:bottom w:w="57" w:type="dxa"/>
+              <w:right w:w="57" w:type="dxa"/>
+            </w:tcMar>
+          </w:tcPr>
+          <w:p>
+            <w:r>
+              <w:rPr>
+                <w:rFonts w:ascii="Arial" w:hAnsi="Arial" w:cs="Arial"/>
+                <w:color w:val="000000"/>
+                <w:sz w:val="20"/>
+              </w:rPr>
               <w:t>B</w:t>
             </w:r>
           </w:p>
@@ -3432,21 +4794,46 @@
         <w:tc>
           <w:tcPr>
             <w:tcW w:type="dxa" w:w="3024"/>
-          </w:tcPr>
-          <w:p>
-            <w:r>
+            <w:tcMar>
+              <w:top w:w="57" w:type="dxa"/>
+              <w:left w:w="57" w:type="dxa"/>
+              <w:bottom w:w="57" w:type="dxa"/>
+              <w:right w:w="57" w:type="dxa"/>
+            </w:tcMar>
+          </w:tcPr>
+          <w:p>
+            <w:r>
+              <w:rPr>
+                <w:rFonts w:ascii="Arial" w:hAnsi="Arial" w:cs="Arial"/>
+                <w:color w:val="000000"/>
+                <w:sz w:val="20"/>
+              </w:rPr>
               <w:t>Nota C01-W02, Bab 2-3</w:t>
             </w:r>
           </w:p>
         </w:tc>
       </w:tr>
       <w:tr>
+        <w:trPr>
+          <w:cantSplit w:val="true"/>
+        </w:trPr>
         <w:tc>
           <w:tcPr>
             <w:tcW w:type="dxa" w:w="3024"/>
-          </w:tcPr>
-          <w:p>
-            <w:r>
+            <w:tcMar>
+              <w:top w:w="57" w:type="dxa"/>
+              <w:left w:w="57" w:type="dxa"/>
+              <w:bottom w:w="57" w:type="dxa"/>
+              <w:right w:w="57" w:type="dxa"/>
+            </w:tcMar>
+          </w:tcPr>
+          <w:p>
+            <w:r>
+              <w:rPr>
+                <w:rFonts w:ascii="Arial" w:hAnsi="Arial" w:cs="Arial"/>
+                <w:color w:val="000000"/>
+                <w:sz w:val="20"/>
+              </w:rPr>
               <w:t>7</w:t>
             </w:r>
           </w:p>
@@ -3454,9 +4841,20 @@
         <w:tc>
           <w:tcPr>
             <w:tcW w:type="dxa" w:w="3024"/>
-          </w:tcPr>
-          <w:p>
-            <w:r>
+            <w:tcMar>
+              <w:top w:w="57" w:type="dxa"/>
+              <w:left w:w="57" w:type="dxa"/>
+              <w:bottom w:w="57" w:type="dxa"/>
+              <w:right w:w="57" w:type="dxa"/>
+            </w:tcMar>
+          </w:tcPr>
+          <w:p>
+            <w:r>
+              <w:rPr>
+                <w:rFonts w:ascii="Arial" w:hAnsi="Arial" w:cs="Arial"/>
+                <w:color w:val="000000"/>
+                <w:sz w:val="20"/>
+              </w:rPr>
               <w:t>B</w:t>
             </w:r>
           </w:p>
@@ -3464,21 +4862,46 @@
         <w:tc>
           <w:tcPr>
             <w:tcW w:type="dxa" w:w="3024"/>
-          </w:tcPr>
-          <w:p>
-            <w:r>
+            <w:tcMar>
+              <w:top w:w="57" w:type="dxa"/>
+              <w:left w:w="57" w:type="dxa"/>
+              <w:bottom w:w="57" w:type="dxa"/>
+              <w:right w:w="57" w:type="dxa"/>
+            </w:tcMar>
+          </w:tcPr>
+          <w:p>
+            <w:r>
+              <w:rPr>
+                <w:rFonts w:ascii="Arial" w:hAnsi="Arial" w:cs="Arial"/>
+                <w:color w:val="000000"/>
+                <w:sz w:val="20"/>
+              </w:rPr>
               <w:t>Nota C01-W02, Bab 3</w:t>
             </w:r>
           </w:p>
         </w:tc>
       </w:tr>
       <w:tr>
+        <w:trPr>
+          <w:cantSplit w:val="true"/>
+        </w:trPr>
         <w:tc>
           <w:tcPr>
             <w:tcW w:type="dxa" w:w="3024"/>
-          </w:tcPr>
-          <w:p>
-            <w:r>
+            <w:tcMar>
+              <w:top w:w="57" w:type="dxa"/>
+              <w:left w:w="57" w:type="dxa"/>
+              <w:bottom w:w="57" w:type="dxa"/>
+              <w:right w:w="57" w:type="dxa"/>
+            </w:tcMar>
+          </w:tcPr>
+          <w:p>
+            <w:r>
+              <w:rPr>
+                <w:rFonts w:ascii="Arial" w:hAnsi="Arial" w:cs="Arial"/>
+                <w:color w:val="000000"/>
+                <w:sz w:val="20"/>
+              </w:rPr>
               <w:t>8</w:t>
             </w:r>
           </w:p>
@@ -3486,9 +4909,20 @@
         <w:tc>
           <w:tcPr>
             <w:tcW w:type="dxa" w:w="3024"/>
-          </w:tcPr>
-          <w:p>
-            <w:r>
+            <w:tcMar>
+              <w:top w:w="57" w:type="dxa"/>
+              <w:left w:w="57" w:type="dxa"/>
+              <w:bottom w:w="57" w:type="dxa"/>
+              <w:right w:w="57" w:type="dxa"/>
+            </w:tcMar>
+          </w:tcPr>
+          <w:p>
+            <w:r>
+              <w:rPr>
+                <w:rFonts w:ascii="Arial" w:hAnsi="Arial" w:cs="Arial"/>
+                <w:color w:val="000000"/>
+                <w:sz w:val="20"/>
+              </w:rPr>
               <w:t>A</w:t>
             </w:r>
           </w:p>
@@ -3496,21 +4930,46 @@
         <w:tc>
           <w:tcPr>
             <w:tcW w:type="dxa" w:w="3024"/>
-          </w:tcPr>
-          <w:p>
-            <w:r>
+            <w:tcMar>
+              <w:top w:w="57" w:type="dxa"/>
+              <w:left w:w="57" w:type="dxa"/>
+              <w:bottom w:w="57" w:type="dxa"/>
+              <w:right w:w="57" w:type="dxa"/>
+            </w:tcMar>
+          </w:tcPr>
+          <w:p>
+            <w:r>
+              <w:rPr>
+                <w:rFonts w:ascii="Arial" w:hAnsi="Arial" w:cs="Arial"/>
+                <w:color w:val="000000"/>
+                <w:sz w:val="20"/>
+              </w:rPr>
               <w:t>CoCU C01-W2 Attitude/Safety/Environmental (00-noss-extract.md baris 325-330)</w:t>
             </w:r>
           </w:p>
         </w:tc>
       </w:tr>
       <w:tr>
+        <w:trPr>
+          <w:cantSplit w:val="true"/>
+        </w:trPr>
         <w:tc>
           <w:tcPr>
             <w:tcW w:type="dxa" w:w="3024"/>
-          </w:tcPr>
-          <w:p>
-            <w:r>
+            <w:tcMar>
+              <w:top w:w="57" w:type="dxa"/>
+              <w:left w:w="57" w:type="dxa"/>
+              <w:bottom w:w="57" w:type="dxa"/>
+              <w:right w:w="57" w:type="dxa"/>
+            </w:tcMar>
+          </w:tcPr>
+          <w:p>
+            <w:r>
+              <w:rPr>
+                <w:rFonts w:ascii="Arial" w:hAnsi="Arial" w:cs="Arial"/>
+                <w:color w:val="000000"/>
+                <w:sz w:val="20"/>
+              </w:rPr>
               <w:t>9</w:t>
             </w:r>
           </w:p>
@@ -3518,9 +4977,20 @@
         <w:tc>
           <w:tcPr>
             <w:tcW w:type="dxa" w:w="3024"/>
-          </w:tcPr>
-          <w:p>
-            <w:r>
+            <w:tcMar>
+              <w:top w:w="57" w:type="dxa"/>
+              <w:left w:w="57" w:type="dxa"/>
+              <w:bottom w:w="57" w:type="dxa"/>
+              <w:right w:w="57" w:type="dxa"/>
+            </w:tcMar>
+          </w:tcPr>
+          <w:p>
+            <w:r>
+              <w:rPr>
+                <w:rFonts w:ascii="Arial" w:hAnsi="Arial" w:cs="Arial"/>
+                <w:color w:val="000000"/>
+                <w:sz w:val="20"/>
+              </w:rPr>
               <w:t>B</w:t>
             </w:r>
           </w:p>
@@ -3528,21 +4998,46 @@
         <w:tc>
           <w:tcPr>
             <w:tcW w:type="dxa" w:w="3024"/>
-          </w:tcPr>
-          <w:p>
-            <w:r>
+            <w:tcMar>
+              <w:top w:w="57" w:type="dxa"/>
+              <w:left w:w="57" w:type="dxa"/>
+              <w:bottom w:w="57" w:type="dxa"/>
+              <w:right w:w="57" w:type="dxa"/>
+            </w:tcMar>
+          </w:tcPr>
+          <w:p>
+            <w:r>
+              <w:rPr>
+                <w:rFonts w:ascii="Arial" w:hAnsi="Arial" w:cs="Arial"/>
+                <w:color w:val="000000"/>
+                <w:sz w:val="20"/>
+              </w:rPr>
               <w:t>Nota C01-W03, Bab 2</w:t>
             </w:r>
           </w:p>
         </w:tc>
       </w:tr>
       <w:tr>
+        <w:trPr>
+          <w:cantSplit w:val="true"/>
+        </w:trPr>
         <w:tc>
           <w:tcPr>
             <w:tcW w:type="dxa" w:w="3024"/>
-          </w:tcPr>
-          <w:p>
-            <w:r>
+            <w:tcMar>
+              <w:top w:w="57" w:type="dxa"/>
+              <w:left w:w="57" w:type="dxa"/>
+              <w:bottom w:w="57" w:type="dxa"/>
+              <w:right w:w="57" w:type="dxa"/>
+            </w:tcMar>
+          </w:tcPr>
+          <w:p>
+            <w:r>
+              <w:rPr>
+                <w:rFonts w:ascii="Arial" w:hAnsi="Arial" w:cs="Arial"/>
+                <w:color w:val="000000"/>
+                <w:sz w:val="20"/>
+              </w:rPr>
               <w:t>10</w:t>
             </w:r>
           </w:p>
@@ -3550,9 +5045,20 @@
         <w:tc>
           <w:tcPr>
             <w:tcW w:type="dxa" w:w="3024"/>
-          </w:tcPr>
-          <w:p>
-            <w:r>
+            <w:tcMar>
+              <w:top w:w="57" w:type="dxa"/>
+              <w:left w:w="57" w:type="dxa"/>
+              <w:bottom w:w="57" w:type="dxa"/>
+              <w:right w:w="57" w:type="dxa"/>
+            </w:tcMar>
+          </w:tcPr>
+          <w:p>
+            <w:r>
+              <w:rPr>
+                <w:rFonts w:ascii="Arial" w:hAnsi="Arial" w:cs="Arial"/>
+                <w:color w:val="000000"/>
+                <w:sz w:val="20"/>
+              </w:rPr>
               <w:t>A</w:t>
             </w:r>
           </w:p>
@@ -3560,21 +5066,46 @@
         <w:tc>
           <w:tcPr>
             <w:tcW w:type="dxa" w:w="3024"/>
-          </w:tcPr>
-          <w:p>
-            <w:r>
+            <w:tcMar>
+              <w:top w:w="57" w:type="dxa"/>
+              <w:left w:w="57" w:type="dxa"/>
+              <w:bottom w:w="57" w:type="dxa"/>
+              <w:right w:w="57" w:type="dxa"/>
+            </w:tcMar>
+          </w:tcPr>
+          <w:p>
+            <w:r>
+              <w:rPr>
+                <w:rFonts w:ascii="Arial" w:hAnsi="Arial" w:cs="Arial"/>
+                <w:color w:val="000000"/>
+                <w:sz w:val="20"/>
+              </w:rPr>
               <w:t>Nota C01-W03, Bab 4</w:t>
             </w:r>
           </w:p>
         </w:tc>
       </w:tr>
       <w:tr>
+        <w:trPr>
+          <w:cantSplit w:val="true"/>
+        </w:trPr>
         <w:tc>
           <w:tcPr>
             <w:tcW w:type="dxa" w:w="3024"/>
-          </w:tcPr>
-          <w:p>
-            <w:r>
+            <w:tcMar>
+              <w:top w:w="57" w:type="dxa"/>
+              <w:left w:w="57" w:type="dxa"/>
+              <w:bottom w:w="57" w:type="dxa"/>
+              <w:right w:w="57" w:type="dxa"/>
+            </w:tcMar>
+          </w:tcPr>
+          <w:p>
+            <w:r>
+              <w:rPr>
+                <w:rFonts w:ascii="Arial" w:hAnsi="Arial" w:cs="Arial"/>
+                <w:color w:val="000000"/>
+                <w:sz w:val="20"/>
+              </w:rPr>
               <w:t>11</w:t>
             </w:r>
           </w:p>
@@ -3582,9 +5113,20 @@
         <w:tc>
           <w:tcPr>
             <w:tcW w:type="dxa" w:w="3024"/>
-          </w:tcPr>
-          <w:p>
-            <w:r>
+            <w:tcMar>
+              <w:top w:w="57" w:type="dxa"/>
+              <w:left w:w="57" w:type="dxa"/>
+              <w:bottom w:w="57" w:type="dxa"/>
+              <w:right w:w="57" w:type="dxa"/>
+            </w:tcMar>
+          </w:tcPr>
+          <w:p>
+            <w:r>
+              <w:rPr>
+                <w:rFonts w:ascii="Arial" w:hAnsi="Arial" w:cs="Arial"/>
+                <w:color w:val="000000"/>
+                <w:sz w:val="20"/>
+              </w:rPr>
               <w:t>A</w:t>
             </w:r>
           </w:p>
@@ -3592,21 +5134,46 @@
         <w:tc>
           <w:tcPr>
             <w:tcW w:type="dxa" w:w="3024"/>
-          </w:tcPr>
-          <w:p>
-            <w:r>
+            <w:tcMar>
+              <w:top w:w="57" w:type="dxa"/>
+              <w:left w:w="57" w:type="dxa"/>
+              <w:bottom w:w="57" w:type="dxa"/>
+              <w:right w:w="57" w:type="dxa"/>
+            </w:tcMar>
+          </w:tcPr>
+          <w:p>
+            <w:r>
+              <w:rPr>
+                <w:rFonts w:ascii="Arial" w:hAnsi="Arial" w:cs="Arial"/>
+                <w:color w:val="000000"/>
+                <w:sz w:val="20"/>
+              </w:rPr>
               <w:t>Nota C01-W03, Bab 3</w:t>
             </w:r>
           </w:p>
         </w:tc>
       </w:tr>
       <w:tr>
+        <w:trPr>
+          <w:cantSplit w:val="true"/>
+        </w:trPr>
         <w:tc>
           <w:tcPr>
             <w:tcW w:type="dxa" w:w="3024"/>
-          </w:tcPr>
-          <w:p>
-            <w:r>
+            <w:tcMar>
+              <w:top w:w="57" w:type="dxa"/>
+              <w:left w:w="57" w:type="dxa"/>
+              <w:bottom w:w="57" w:type="dxa"/>
+              <w:right w:w="57" w:type="dxa"/>
+            </w:tcMar>
+          </w:tcPr>
+          <w:p>
+            <w:r>
+              <w:rPr>
+                <w:rFonts w:ascii="Arial" w:hAnsi="Arial" w:cs="Arial"/>
+                <w:color w:val="000000"/>
+                <w:sz w:val="20"/>
+              </w:rPr>
               <w:t>12</w:t>
             </w:r>
           </w:p>
@@ -3614,9 +5181,20 @@
         <w:tc>
           <w:tcPr>
             <w:tcW w:type="dxa" w:w="3024"/>
-          </w:tcPr>
-          <w:p>
-            <w:r>
+            <w:tcMar>
+              <w:top w:w="57" w:type="dxa"/>
+              <w:left w:w="57" w:type="dxa"/>
+              <w:bottom w:w="57" w:type="dxa"/>
+              <w:right w:w="57" w:type="dxa"/>
+            </w:tcMar>
+          </w:tcPr>
+          <w:p>
+            <w:r>
+              <w:rPr>
+                <w:rFonts w:ascii="Arial" w:hAnsi="Arial" w:cs="Arial"/>
+                <w:color w:val="000000"/>
+                <w:sz w:val="20"/>
+              </w:rPr>
               <w:t>A</w:t>
             </w:r>
           </w:p>
@@ -3624,21 +5202,46 @@
         <w:tc>
           <w:tcPr>
             <w:tcW w:type="dxa" w:w="3024"/>
-          </w:tcPr>
-          <w:p>
-            <w:r>
+            <w:tcMar>
+              <w:top w:w="57" w:type="dxa"/>
+              <w:left w:w="57" w:type="dxa"/>
+              <w:bottom w:w="57" w:type="dxa"/>
+              <w:right w:w="57" w:type="dxa"/>
+            </w:tcMar>
+          </w:tcPr>
+          <w:p>
+            <w:r>
+              <w:rPr>
+                <w:rFonts w:ascii="Arial" w:hAnsi="Arial" w:cs="Arial"/>
+                <w:color w:val="000000"/>
+                <w:sz w:val="20"/>
+              </w:rPr>
               <w:t>CoCU C01-W3 Attitude/Safety/Environmental (00-noss-extract.md baris 357-360)</w:t>
             </w:r>
           </w:p>
         </w:tc>
       </w:tr>
       <w:tr>
+        <w:trPr>
+          <w:cantSplit w:val="true"/>
+        </w:trPr>
         <w:tc>
           <w:tcPr>
             <w:tcW w:type="dxa" w:w="3024"/>
-          </w:tcPr>
-          <w:p>
-            <w:r>
+            <w:tcMar>
+              <w:top w:w="57" w:type="dxa"/>
+              <w:left w:w="57" w:type="dxa"/>
+              <w:bottom w:w="57" w:type="dxa"/>
+              <w:right w:w="57" w:type="dxa"/>
+            </w:tcMar>
+          </w:tcPr>
+          <w:p>
+            <w:r>
+              <w:rPr>
+                <w:rFonts w:ascii="Arial" w:hAnsi="Arial" w:cs="Arial"/>
+                <w:color w:val="000000"/>
+                <w:sz w:val="20"/>
+              </w:rPr>
               <w:t>13</w:t>
             </w:r>
           </w:p>
@@ -3646,9 +5249,20 @@
         <w:tc>
           <w:tcPr>
             <w:tcW w:type="dxa" w:w="3024"/>
-          </w:tcPr>
-          <w:p>
-            <w:r>
+            <w:tcMar>
+              <w:top w:w="57" w:type="dxa"/>
+              <w:left w:w="57" w:type="dxa"/>
+              <w:bottom w:w="57" w:type="dxa"/>
+              <w:right w:w="57" w:type="dxa"/>
+            </w:tcMar>
+          </w:tcPr>
+          <w:p>
+            <w:r>
+              <w:rPr>
+                <w:rFonts w:ascii="Arial" w:hAnsi="Arial" w:cs="Arial"/>
+                <w:color w:val="000000"/>
+                <w:sz w:val="20"/>
+              </w:rPr>
               <w:t>A</w:t>
             </w:r>
           </w:p>
@@ -3656,21 +5270,46 @@
         <w:tc>
           <w:tcPr>
             <w:tcW w:type="dxa" w:w="3024"/>
-          </w:tcPr>
-          <w:p>
-            <w:r>
+            <w:tcMar>
+              <w:top w:w="57" w:type="dxa"/>
+              <w:left w:w="57" w:type="dxa"/>
+              <w:bottom w:w="57" w:type="dxa"/>
+              <w:right w:w="57" w:type="dxa"/>
+            </w:tcMar>
+          </w:tcPr>
+          <w:p>
+            <w:r>
+              <w:rPr>
+                <w:rFonts w:ascii="Arial" w:hAnsi="Arial" w:cs="Arial"/>
+                <w:color w:val="000000"/>
+                <w:sz w:val="20"/>
+              </w:rPr>
               <w:t>Nota C01-W04, Bab 5</w:t>
             </w:r>
           </w:p>
         </w:tc>
       </w:tr>
       <w:tr>
+        <w:trPr>
+          <w:cantSplit w:val="true"/>
+        </w:trPr>
         <w:tc>
           <w:tcPr>
             <w:tcW w:type="dxa" w:w="3024"/>
-          </w:tcPr>
-          <w:p>
-            <w:r>
+            <w:tcMar>
+              <w:top w:w="57" w:type="dxa"/>
+              <w:left w:w="57" w:type="dxa"/>
+              <w:bottom w:w="57" w:type="dxa"/>
+              <w:right w:w="57" w:type="dxa"/>
+            </w:tcMar>
+          </w:tcPr>
+          <w:p>
+            <w:r>
+              <w:rPr>
+                <w:rFonts w:ascii="Arial" w:hAnsi="Arial" w:cs="Arial"/>
+                <w:color w:val="000000"/>
+                <w:sz w:val="20"/>
+              </w:rPr>
               <w:t>14</w:t>
             </w:r>
           </w:p>
@@ -3678,9 +5317,20 @@
         <w:tc>
           <w:tcPr>
             <w:tcW w:type="dxa" w:w="3024"/>
-          </w:tcPr>
-          <w:p>
-            <w:r>
+            <w:tcMar>
+              <w:top w:w="57" w:type="dxa"/>
+              <w:left w:w="57" w:type="dxa"/>
+              <w:bottom w:w="57" w:type="dxa"/>
+              <w:right w:w="57" w:type="dxa"/>
+            </w:tcMar>
+          </w:tcPr>
+          <w:p>
+            <w:r>
+              <w:rPr>
+                <w:rFonts w:ascii="Arial" w:hAnsi="Arial" w:cs="Arial"/>
+                <w:color w:val="000000"/>
+                <w:sz w:val="20"/>
+              </w:rPr>
               <w:t>A</w:t>
             </w:r>
           </w:p>
@@ -3688,21 +5338,46 @@
         <w:tc>
           <w:tcPr>
             <w:tcW w:type="dxa" w:w="3024"/>
-          </w:tcPr>
-          <w:p>
-            <w:r>
+            <w:tcMar>
+              <w:top w:w="57" w:type="dxa"/>
+              <w:left w:w="57" w:type="dxa"/>
+              <w:bottom w:w="57" w:type="dxa"/>
+              <w:right w:w="57" w:type="dxa"/>
+            </w:tcMar>
+          </w:tcPr>
+          <w:p>
+            <w:r>
+              <w:rPr>
+                <w:rFonts w:ascii="Arial" w:hAnsi="Arial" w:cs="Arial"/>
+                <w:color w:val="000000"/>
+                <w:sz w:val="20"/>
+              </w:rPr>
               <w:t>Nota C01-W04, Bab 2</w:t>
             </w:r>
           </w:p>
         </w:tc>
       </w:tr>
       <w:tr>
+        <w:trPr>
+          <w:cantSplit w:val="true"/>
+        </w:trPr>
         <w:tc>
           <w:tcPr>
             <w:tcW w:type="dxa" w:w="3024"/>
-          </w:tcPr>
-          <w:p>
-            <w:r>
+            <w:tcMar>
+              <w:top w:w="57" w:type="dxa"/>
+              <w:left w:w="57" w:type="dxa"/>
+              <w:bottom w:w="57" w:type="dxa"/>
+              <w:right w:w="57" w:type="dxa"/>
+            </w:tcMar>
+          </w:tcPr>
+          <w:p>
+            <w:r>
+              <w:rPr>
+                <w:rFonts w:ascii="Arial" w:hAnsi="Arial" w:cs="Arial"/>
+                <w:color w:val="000000"/>
+                <w:sz w:val="20"/>
+              </w:rPr>
               <w:t>15</w:t>
             </w:r>
           </w:p>
@@ -3710,9 +5385,20 @@
         <w:tc>
           <w:tcPr>
             <w:tcW w:type="dxa" w:w="3024"/>
-          </w:tcPr>
-          <w:p>
-            <w:r>
+            <w:tcMar>
+              <w:top w:w="57" w:type="dxa"/>
+              <w:left w:w="57" w:type="dxa"/>
+              <w:bottom w:w="57" w:type="dxa"/>
+              <w:right w:w="57" w:type="dxa"/>
+            </w:tcMar>
+          </w:tcPr>
+          <w:p>
+            <w:r>
+              <w:rPr>
+                <w:rFonts w:ascii="Arial" w:hAnsi="Arial" w:cs="Arial"/>
+                <w:color w:val="000000"/>
+                <w:sz w:val="20"/>
+              </w:rPr>
               <w:t>B</w:t>
             </w:r>
           </w:p>
@@ -3720,21 +5406,46 @@
         <w:tc>
           <w:tcPr>
             <w:tcW w:type="dxa" w:w="3024"/>
-          </w:tcPr>
-          <w:p>
-            <w:r>
+            <w:tcMar>
+              <w:top w:w="57" w:type="dxa"/>
+              <w:left w:w="57" w:type="dxa"/>
+              <w:bottom w:w="57" w:type="dxa"/>
+              <w:right w:w="57" w:type="dxa"/>
+            </w:tcMar>
+          </w:tcPr>
+          <w:p>
+            <w:r>
+              <w:rPr>
+                <w:rFonts w:ascii="Arial" w:hAnsi="Arial" w:cs="Arial"/>
+                <w:color w:val="000000"/>
+                <w:sz w:val="20"/>
+              </w:rPr>
               <w:t>Nota C01-W04, Bab 4</w:t>
             </w:r>
           </w:p>
         </w:tc>
       </w:tr>
       <w:tr>
+        <w:trPr>
+          <w:cantSplit w:val="true"/>
+        </w:trPr>
         <w:tc>
           <w:tcPr>
             <w:tcW w:type="dxa" w:w="3024"/>
-          </w:tcPr>
-          <w:p>
-            <w:r>
+            <w:tcMar>
+              <w:top w:w="57" w:type="dxa"/>
+              <w:left w:w="57" w:type="dxa"/>
+              <w:bottom w:w="57" w:type="dxa"/>
+              <w:right w:w="57" w:type="dxa"/>
+            </w:tcMar>
+          </w:tcPr>
+          <w:p>
+            <w:r>
+              <w:rPr>
+                <w:rFonts w:ascii="Arial" w:hAnsi="Arial" w:cs="Arial"/>
+                <w:color w:val="000000"/>
+                <w:sz w:val="20"/>
+              </w:rPr>
               <w:t>16</w:t>
             </w:r>
           </w:p>
@@ -3742,9 +5453,20 @@
         <w:tc>
           <w:tcPr>
             <w:tcW w:type="dxa" w:w="3024"/>
-          </w:tcPr>
-          <w:p>
-            <w:r>
+            <w:tcMar>
+              <w:top w:w="57" w:type="dxa"/>
+              <w:left w:w="57" w:type="dxa"/>
+              <w:bottom w:w="57" w:type="dxa"/>
+              <w:right w:w="57" w:type="dxa"/>
+            </w:tcMar>
+          </w:tcPr>
+          <w:p>
+            <w:r>
+              <w:rPr>
+                <w:rFonts w:ascii="Arial" w:hAnsi="Arial" w:cs="Arial"/>
+                <w:color w:val="000000"/>
+                <w:sz w:val="20"/>
+              </w:rPr>
               <w:t>A</w:t>
             </w:r>
           </w:p>
@@ -3752,21 +5474,46 @@
         <w:tc>
           <w:tcPr>
             <w:tcW w:type="dxa" w:w="3024"/>
-          </w:tcPr>
-          <w:p>
-            <w:r>
+            <w:tcMar>
+              <w:top w:w="57" w:type="dxa"/>
+              <w:left w:w="57" w:type="dxa"/>
+              <w:bottom w:w="57" w:type="dxa"/>
+              <w:right w:w="57" w:type="dxa"/>
+            </w:tcMar>
+          </w:tcPr>
+          <w:p>
+            <w:r>
+              <w:rPr>
+                <w:rFonts w:ascii="Arial" w:hAnsi="Arial" w:cs="Arial"/>
+                <w:color w:val="000000"/>
+                <w:sz w:val="20"/>
+              </w:rPr>
               <w:t>CoCU C01-W4 Attitude/Safety/Environmental (00-noss-extract.md baris 384-389)</w:t>
             </w:r>
           </w:p>
         </w:tc>
       </w:tr>
       <w:tr>
+        <w:trPr>
+          <w:cantSplit w:val="true"/>
+        </w:trPr>
         <w:tc>
           <w:tcPr>
             <w:tcW w:type="dxa" w:w="3024"/>
-          </w:tcPr>
-          <w:p>
-            <w:r>
+            <w:tcMar>
+              <w:top w:w="57" w:type="dxa"/>
+              <w:left w:w="57" w:type="dxa"/>
+              <w:bottom w:w="57" w:type="dxa"/>
+              <w:right w:w="57" w:type="dxa"/>
+            </w:tcMar>
+          </w:tcPr>
+          <w:p>
+            <w:r>
+              <w:rPr>
+                <w:rFonts w:ascii="Arial" w:hAnsi="Arial" w:cs="Arial"/>
+                <w:color w:val="000000"/>
+                <w:sz w:val="20"/>
+              </w:rPr>
               <w:t>17</w:t>
             </w:r>
           </w:p>
@@ -3774,9 +5521,20 @@
         <w:tc>
           <w:tcPr>
             <w:tcW w:type="dxa" w:w="3024"/>
-          </w:tcPr>
-          <w:p>
-            <w:r>
+            <w:tcMar>
+              <w:top w:w="57" w:type="dxa"/>
+              <w:left w:w="57" w:type="dxa"/>
+              <w:bottom w:w="57" w:type="dxa"/>
+              <w:right w:w="57" w:type="dxa"/>
+            </w:tcMar>
+          </w:tcPr>
+          <w:p>
+            <w:r>
+              <w:rPr>
+                <w:rFonts w:ascii="Arial" w:hAnsi="Arial" w:cs="Arial"/>
+                <w:color w:val="000000"/>
+                <w:sz w:val="20"/>
+              </w:rPr>
               <w:t>A</w:t>
             </w:r>
           </w:p>
@@ -3784,21 +5542,46 @@
         <w:tc>
           <w:tcPr>
             <w:tcW w:type="dxa" w:w="3024"/>
-          </w:tcPr>
-          <w:p>
-            <w:r>
+            <w:tcMar>
+              <w:top w:w="57" w:type="dxa"/>
+              <w:left w:w="57" w:type="dxa"/>
+              <w:bottom w:w="57" w:type="dxa"/>
+              <w:right w:w="57" w:type="dxa"/>
+            </w:tcMar>
+          </w:tcPr>
+          <w:p>
+            <w:r>
+              <w:rPr>
+                <w:rFonts w:ascii="Arial" w:hAnsi="Arial" w:cs="Arial"/>
+                <w:color w:val="000000"/>
+                <w:sz w:val="20"/>
+              </w:rPr>
               <w:t>Nota C01-W05, Bab 2</w:t>
             </w:r>
           </w:p>
         </w:tc>
       </w:tr>
       <w:tr>
+        <w:trPr>
+          <w:cantSplit w:val="true"/>
+        </w:trPr>
         <w:tc>
           <w:tcPr>
             <w:tcW w:type="dxa" w:w="3024"/>
-          </w:tcPr>
-          <w:p>
-            <w:r>
+            <w:tcMar>
+              <w:top w:w="57" w:type="dxa"/>
+              <w:left w:w="57" w:type="dxa"/>
+              <w:bottom w:w="57" w:type="dxa"/>
+              <w:right w:w="57" w:type="dxa"/>
+            </w:tcMar>
+          </w:tcPr>
+          <w:p>
+            <w:r>
+              <w:rPr>
+                <w:rFonts w:ascii="Arial" w:hAnsi="Arial" w:cs="Arial"/>
+                <w:color w:val="000000"/>
+                <w:sz w:val="20"/>
+              </w:rPr>
               <w:t>18</w:t>
             </w:r>
           </w:p>
@@ -3806,9 +5589,20 @@
         <w:tc>
           <w:tcPr>
             <w:tcW w:type="dxa" w:w="3024"/>
-          </w:tcPr>
-          <w:p>
-            <w:r>
+            <w:tcMar>
+              <w:top w:w="57" w:type="dxa"/>
+              <w:left w:w="57" w:type="dxa"/>
+              <w:bottom w:w="57" w:type="dxa"/>
+              <w:right w:w="57" w:type="dxa"/>
+            </w:tcMar>
+          </w:tcPr>
+          <w:p>
+            <w:r>
+              <w:rPr>
+                <w:rFonts w:ascii="Arial" w:hAnsi="Arial" w:cs="Arial"/>
+                <w:color w:val="000000"/>
+                <w:sz w:val="20"/>
+              </w:rPr>
               <w:t>A</w:t>
             </w:r>
           </w:p>
@@ -3816,21 +5610,46 @@
         <w:tc>
           <w:tcPr>
             <w:tcW w:type="dxa" w:w="3024"/>
-          </w:tcPr>
-          <w:p>
-            <w:r>
+            <w:tcMar>
+              <w:top w:w="57" w:type="dxa"/>
+              <w:left w:w="57" w:type="dxa"/>
+              <w:bottom w:w="57" w:type="dxa"/>
+              <w:right w:w="57" w:type="dxa"/>
+            </w:tcMar>
+          </w:tcPr>
+          <w:p>
+            <w:r>
+              <w:rPr>
+                <w:rFonts w:ascii="Arial" w:hAnsi="Arial" w:cs="Arial"/>
+                <w:color w:val="000000"/>
+                <w:sz w:val="20"/>
+              </w:rPr>
               <w:t>Nota C01-W05, Bab 3</w:t>
             </w:r>
           </w:p>
         </w:tc>
       </w:tr>
       <w:tr>
+        <w:trPr>
+          <w:cantSplit w:val="true"/>
+        </w:trPr>
         <w:tc>
           <w:tcPr>
             <w:tcW w:type="dxa" w:w="3024"/>
-          </w:tcPr>
-          <w:p>
-            <w:r>
+            <w:tcMar>
+              <w:top w:w="57" w:type="dxa"/>
+              <w:left w:w="57" w:type="dxa"/>
+              <w:bottom w:w="57" w:type="dxa"/>
+              <w:right w:w="57" w:type="dxa"/>
+            </w:tcMar>
+          </w:tcPr>
+          <w:p>
+            <w:r>
+              <w:rPr>
+                <w:rFonts w:ascii="Arial" w:hAnsi="Arial" w:cs="Arial"/>
+                <w:color w:val="000000"/>
+                <w:sz w:val="20"/>
+              </w:rPr>
               <w:t>19</w:t>
             </w:r>
           </w:p>
@@ -3838,9 +5657,20 @@
         <w:tc>
           <w:tcPr>
             <w:tcW w:type="dxa" w:w="3024"/>
-          </w:tcPr>
-          <w:p>
-            <w:r>
+            <w:tcMar>
+              <w:top w:w="57" w:type="dxa"/>
+              <w:left w:w="57" w:type="dxa"/>
+              <w:bottom w:w="57" w:type="dxa"/>
+              <w:right w:w="57" w:type="dxa"/>
+            </w:tcMar>
+          </w:tcPr>
+          <w:p>
+            <w:r>
+              <w:rPr>
+                <w:rFonts w:ascii="Arial" w:hAnsi="Arial" w:cs="Arial"/>
+                <w:color w:val="000000"/>
+                <w:sz w:val="20"/>
+              </w:rPr>
               <w:t>B</w:t>
             </w:r>
           </w:p>
@@ -3848,21 +5678,46 @@
         <w:tc>
           <w:tcPr>
             <w:tcW w:type="dxa" w:w="3024"/>
-          </w:tcPr>
-          <w:p>
-            <w:r>
+            <w:tcMar>
+              <w:top w:w="57" w:type="dxa"/>
+              <w:left w:w="57" w:type="dxa"/>
+              <w:bottom w:w="57" w:type="dxa"/>
+              <w:right w:w="57" w:type="dxa"/>
+            </w:tcMar>
+          </w:tcPr>
+          <w:p>
+            <w:r>
+              <w:rPr>
+                <w:rFonts w:ascii="Arial" w:hAnsi="Arial" w:cs="Arial"/>
+                <w:color w:val="000000"/>
+                <w:sz w:val="20"/>
+              </w:rPr>
               <w:t>Nota C01-W05, Bab 1</w:t>
             </w:r>
           </w:p>
         </w:tc>
       </w:tr>
       <w:tr>
+        <w:trPr>
+          <w:cantSplit w:val="true"/>
+        </w:trPr>
         <w:tc>
           <w:tcPr>
             <w:tcW w:type="dxa" w:w="3024"/>
-          </w:tcPr>
-          <w:p>
-            <w:r>
+            <w:tcMar>
+              <w:top w:w="57" w:type="dxa"/>
+              <w:left w:w="57" w:type="dxa"/>
+              <w:bottom w:w="57" w:type="dxa"/>
+              <w:right w:w="57" w:type="dxa"/>
+            </w:tcMar>
+          </w:tcPr>
+          <w:p>
+            <w:r>
+              <w:rPr>
+                <w:rFonts w:ascii="Arial" w:hAnsi="Arial" w:cs="Arial"/>
+                <w:color w:val="000000"/>
+                <w:sz w:val="20"/>
+              </w:rPr>
               <w:t>20</w:t>
             </w:r>
           </w:p>
@@ -3870,9 +5725,20 @@
         <w:tc>
           <w:tcPr>
             <w:tcW w:type="dxa" w:w="3024"/>
-          </w:tcPr>
-          <w:p>
-            <w:r>
+            <w:tcMar>
+              <w:top w:w="57" w:type="dxa"/>
+              <w:left w:w="57" w:type="dxa"/>
+              <w:bottom w:w="57" w:type="dxa"/>
+              <w:right w:w="57" w:type="dxa"/>
+            </w:tcMar>
+          </w:tcPr>
+          <w:p>
+            <w:r>
+              <w:rPr>
+                <w:rFonts w:ascii="Arial" w:hAnsi="Arial" w:cs="Arial"/>
+                <w:color w:val="000000"/>
+                <w:sz w:val="20"/>
+              </w:rPr>
               <w:t>C</w:t>
             </w:r>
           </w:p>
@@ -3880,9 +5746,20 @@
         <w:tc>
           <w:tcPr>
             <w:tcW w:type="dxa" w:w="3024"/>
-          </w:tcPr>
-          <w:p>
-            <w:r>
+            <w:tcMar>
+              <w:top w:w="57" w:type="dxa"/>
+              <w:left w:w="57" w:type="dxa"/>
+              <w:bottom w:w="57" w:type="dxa"/>
+              <w:right w:w="57" w:type="dxa"/>
+            </w:tcMar>
+          </w:tcPr>
+          <w:p>
+            <w:r>
+              <w:rPr>
+                <w:rFonts w:ascii="Arial" w:hAnsi="Arial" w:cs="Arial"/>
+                <w:color w:val="000000"/>
+                <w:sz w:val="20"/>
+              </w:rPr>
               <w:t>Nota C01-W05, Bab 4</w:t>
             </w:r>
           </w:p>
@@ -3891,10 +5768,16 @@
     </w:tbl>
     <w:p/>
     <w:p>
-      <w:r>
-        <w:rPr>
-          <w:rFonts w:ascii="Arial" w:hAnsi="Arial"/>
+      <w:pPr>
+        <w:spacing w:before="120" w:after="120" w:line="276" w:lineRule="auto"/>
+        <w:jc w:val="left"/>
+      </w:pPr>
+      <w:r>
+        <w:rPr>
+          <w:rFonts w:ascii="Arial" w:hAnsi="Arial" w:cs="Arial"/>
           <w:b/>
+          <w:color w:val="000000"/>
+          <w:sz w:val="24"/>
         </w:rPr>
         <w:t>BAHAGIAN C — SEMAKAN JSU</w:t>
       </w:r>
@@ -3904,6 +5787,7 @@
       <w:tblPr>
         <w:tblStyle w:val="TableGrid"/>
         <w:tblW w:type="auto" w:w="0"/>
+        <w:tblLayout w:type="autofit"/>
         <w:tblLook w:firstColumn="1" w:firstRow="1" w:lastColumn="0" w:lastRow="0" w:noHBand="0" w:noVBand="1" w:val="04A0"/>
       </w:tblPr>
       <w:tblGrid>
@@ -3917,12 +5801,29 @@
         <w:gridCol w:w="1134"/>
       </w:tblGrid>
       <w:tr>
+        <w:trPr>
+          <w:tblHeader w:val="true"/>
+          <w:cantSplit w:val="true"/>
+        </w:trPr>
         <w:tc>
           <w:tcPr>
             <w:tcW w:type="dxa" w:w="1134"/>
-          </w:tcPr>
-          <w:p>
-            <w:r>
+            <w:tcMar>
+              <w:top w:w="57" w:type="dxa"/>
+              <w:left w:w="57" w:type="dxa"/>
+              <w:bottom w:w="57" w:type="dxa"/>
+              <w:right w:w="57" w:type="dxa"/>
+            </w:tcMar>
+            <w:shd w:val="clear" w:color="auto" w:fill="D9D9D9"/>
+          </w:tcPr>
+          <w:p>
+            <w:r>
+              <w:rPr>
+                <w:rFonts w:ascii="Arial" w:hAnsi="Arial" w:cs="Arial"/>
+                <w:b/>
+                <w:color w:val="000000"/>
+                <w:sz w:val="20"/>
+              </w:rPr>
               <w:t>WA</w:t>
             </w:r>
           </w:p>
@@ -3930,9 +5831,22 @@
         <w:tc>
           <w:tcPr>
             <w:tcW w:type="dxa" w:w="1134"/>
-          </w:tcPr>
-          <w:p>
-            <w:r>
+            <w:tcMar>
+              <w:top w:w="57" w:type="dxa"/>
+              <w:left w:w="57" w:type="dxa"/>
+              <w:bottom w:w="57" w:type="dxa"/>
+              <w:right w:w="57" w:type="dxa"/>
+            </w:tcMar>
+            <w:shd w:val="clear" w:color="auto" w:fill="D9D9D9"/>
+          </w:tcPr>
+          <w:p>
+            <w:r>
+              <w:rPr>
+                <w:rFonts w:ascii="Arial" w:hAnsi="Arial" w:cs="Arial"/>
+                <w:b/>
+                <w:color w:val="000000"/>
+                <w:sz w:val="20"/>
+              </w:rPr>
               <w:t>Bil. Soalan</w:t>
             </w:r>
           </w:p>
@@ -3940,9 +5854,22 @@
         <w:tc>
           <w:tcPr>
             <w:tcW w:type="dxa" w:w="1134"/>
-          </w:tcPr>
-          <w:p>
-            <w:r>
+            <w:tcMar>
+              <w:top w:w="57" w:type="dxa"/>
+              <w:left w:w="57" w:type="dxa"/>
+              <w:bottom w:w="57" w:type="dxa"/>
+              <w:right w:w="57" w:type="dxa"/>
+            </w:tcMar>
+            <w:shd w:val="clear" w:color="auto" w:fill="D9D9D9"/>
+          </w:tcPr>
+          <w:p>
+            <w:r>
+              <w:rPr>
+                <w:rFonts w:ascii="Arial" w:hAnsi="Arial" w:cs="Arial"/>
+                <w:b/>
+                <w:color w:val="000000"/>
+                <w:sz w:val="20"/>
+              </w:rPr>
               <w:t>Rendah</w:t>
             </w:r>
           </w:p>
@@ -3950,9 +5877,22 @@
         <w:tc>
           <w:tcPr>
             <w:tcW w:type="dxa" w:w="1134"/>
-          </w:tcPr>
-          <w:p>
-            <w:r>
+            <w:tcMar>
+              <w:top w:w="57" w:type="dxa"/>
+              <w:left w:w="57" w:type="dxa"/>
+              <w:bottom w:w="57" w:type="dxa"/>
+              <w:right w:w="57" w:type="dxa"/>
+            </w:tcMar>
+            <w:shd w:val="clear" w:color="auto" w:fill="D9D9D9"/>
+          </w:tcPr>
+          <w:p>
+            <w:r>
+              <w:rPr>
+                <w:rFonts w:ascii="Arial" w:hAnsi="Arial" w:cs="Arial"/>
+                <w:b/>
+                <w:color w:val="000000"/>
+                <w:sz w:val="20"/>
+              </w:rPr>
               <w:t>Sederhana</w:t>
             </w:r>
           </w:p>
@@ -3960,9 +5900,22 @@
         <w:tc>
           <w:tcPr>
             <w:tcW w:type="dxa" w:w="1134"/>
-          </w:tcPr>
-          <w:p>
-            <w:r>
+            <w:tcMar>
+              <w:top w:w="57" w:type="dxa"/>
+              <w:left w:w="57" w:type="dxa"/>
+              <w:bottom w:w="57" w:type="dxa"/>
+              <w:right w:w="57" w:type="dxa"/>
+            </w:tcMar>
+            <w:shd w:val="clear" w:color="auto" w:fill="D9D9D9"/>
+          </w:tcPr>
+          <w:p>
+            <w:r>
+              <w:rPr>
+                <w:rFonts w:ascii="Arial" w:hAnsi="Arial" w:cs="Arial"/>
+                <w:b/>
+                <w:color w:val="000000"/>
+                <w:sz w:val="20"/>
+              </w:rPr>
               <w:t>Tinggi</w:t>
             </w:r>
           </w:p>
@@ -3970,9 +5923,22 @@
         <w:tc>
           <w:tcPr>
             <w:tcW w:type="dxa" w:w="1134"/>
-          </w:tcPr>
-          <w:p>
-            <w:r>
+            <w:tcMar>
+              <w:top w:w="57" w:type="dxa"/>
+              <w:left w:w="57" w:type="dxa"/>
+              <w:bottom w:w="57" w:type="dxa"/>
+              <w:right w:w="57" w:type="dxa"/>
+            </w:tcMar>
+            <w:shd w:val="clear" w:color="auto" w:fill="D9D9D9"/>
+          </w:tcPr>
+          <w:p>
+            <w:r>
+              <w:rPr>
+                <w:rFonts w:ascii="Arial" w:hAnsi="Arial" w:cs="Arial"/>
+                <w:b/>
+                <w:color w:val="000000"/>
+                <w:sz w:val="20"/>
+              </w:rPr>
               <w:t>Prosedur</w:t>
             </w:r>
           </w:p>
@@ -3980,9 +5946,22 @@
         <w:tc>
           <w:tcPr>
             <w:tcW w:type="dxa" w:w="1134"/>
-          </w:tcPr>
-          <w:p>
-            <w:r>
+            <w:tcMar>
+              <w:top w:w="57" w:type="dxa"/>
+              <w:left w:w="57" w:type="dxa"/>
+              <w:bottom w:w="57" w:type="dxa"/>
+              <w:right w:w="57" w:type="dxa"/>
+            </w:tcMar>
+            <w:shd w:val="clear" w:color="auto" w:fill="D9D9D9"/>
+          </w:tcPr>
+          <w:p>
+            <w:r>
+              <w:rPr>
+                <w:rFonts w:ascii="Arial" w:hAnsi="Arial" w:cs="Arial"/>
+                <w:b/>
+                <w:color w:val="000000"/>
+                <w:sz w:val="20"/>
+              </w:rPr>
               <w:t>Fakta/Teori</w:t>
             </w:r>
           </w:p>
@@ -3990,21 +5969,48 @@
         <w:tc>
           <w:tcPr>
             <w:tcW w:type="dxa" w:w="1134"/>
-          </w:tcPr>
-          <w:p>
-            <w:r>
+            <w:tcMar>
+              <w:top w:w="57" w:type="dxa"/>
+              <w:left w:w="57" w:type="dxa"/>
+              <w:bottom w:w="57" w:type="dxa"/>
+              <w:right w:w="57" w:type="dxa"/>
+            </w:tcMar>
+            <w:shd w:val="clear" w:color="auto" w:fill="D9D9D9"/>
+          </w:tcPr>
+          <w:p>
+            <w:r>
+              <w:rPr>
+                <w:rFonts w:ascii="Arial" w:hAnsi="Arial" w:cs="Arial"/>
+                <w:b/>
+                <w:color w:val="000000"/>
+                <w:sz w:val="20"/>
+              </w:rPr>
               <w:t>Sikap/Kesel./Persek.</w:t>
             </w:r>
           </w:p>
         </w:tc>
       </w:tr>
       <w:tr>
+        <w:trPr>
+          <w:cantSplit w:val="true"/>
+        </w:trPr>
         <w:tc>
           <w:tcPr>
             <w:tcW w:type="dxa" w:w="1134"/>
-          </w:tcPr>
-          <w:p>
-            <w:r>
+            <w:tcMar>
+              <w:top w:w="57" w:type="dxa"/>
+              <w:left w:w="57" w:type="dxa"/>
+              <w:bottom w:w="57" w:type="dxa"/>
+              <w:right w:w="57" w:type="dxa"/>
+            </w:tcMar>
+          </w:tcPr>
+          <w:p>
+            <w:r>
+              <w:rPr>
+                <w:rFonts w:ascii="Arial" w:hAnsi="Arial" w:cs="Arial"/>
+                <w:color w:val="000000"/>
+                <w:sz w:val="20"/>
+              </w:rPr>
               <w:t>**JUMLAH**</w:t>
             </w:r>
           </w:p>
@@ -4012,9 +6018,20 @@
         <w:tc>
           <w:tcPr>
             <w:tcW w:type="dxa" w:w="1134"/>
-          </w:tcPr>
-          <w:p>
-            <w:r>
+            <w:tcMar>
+              <w:top w:w="57" w:type="dxa"/>
+              <w:left w:w="57" w:type="dxa"/>
+              <w:bottom w:w="57" w:type="dxa"/>
+              <w:right w:w="57" w:type="dxa"/>
+            </w:tcMar>
+          </w:tcPr>
+          <w:p>
+            <w:r>
+              <w:rPr>
+                <w:rFonts w:ascii="Arial" w:hAnsi="Arial" w:cs="Arial"/>
+                <w:color w:val="000000"/>
+                <w:sz w:val="20"/>
+              </w:rPr>
               <w:t>**20**</w:t>
             </w:r>
           </w:p>
@@ -4022,9 +6039,20 @@
         <w:tc>
           <w:tcPr>
             <w:tcW w:type="dxa" w:w="1134"/>
-          </w:tcPr>
-          <w:p>
-            <w:r>
+            <w:tcMar>
+              <w:top w:w="57" w:type="dxa"/>
+              <w:left w:w="57" w:type="dxa"/>
+              <w:bottom w:w="57" w:type="dxa"/>
+              <w:right w:w="57" w:type="dxa"/>
+            </w:tcMar>
+          </w:tcPr>
+          <w:p>
+            <w:r>
+              <w:rPr>
+                <w:rFonts w:ascii="Arial" w:hAnsi="Arial" w:cs="Arial"/>
+                <w:color w:val="000000"/>
+                <w:sz w:val="20"/>
+              </w:rPr>
               <w:t>**10**</w:t>
             </w:r>
           </w:p>
@@ -4032,9 +6060,20 @@
         <w:tc>
           <w:tcPr>
             <w:tcW w:type="dxa" w:w="1134"/>
-          </w:tcPr>
-          <w:p>
-            <w:r>
+            <w:tcMar>
+              <w:top w:w="57" w:type="dxa"/>
+              <w:left w:w="57" w:type="dxa"/>
+              <w:bottom w:w="57" w:type="dxa"/>
+              <w:right w:w="57" w:type="dxa"/>
+            </w:tcMar>
+          </w:tcPr>
+          <w:p>
+            <w:r>
+              <w:rPr>
+                <w:rFonts w:ascii="Arial" w:hAnsi="Arial" w:cs="Arial"/>
+                <w:color w:val="000000"/>
+                <w:sz w:val="20"/>
+              </w:rPr>
               <w:t>**6**</w:t>
             </w:r>
           </w:p>
@@ -4042,9 +6081,20 @@
         <w:tc>
           <w:tcPr>
             <w:tcW w:type="dxa" w:w="1134"/>
-          </w:tcPr>
-          <w:p>
-            <w:r>
+            <w:tcMar>
+              <w:top w:w="57" w:type="dxa"/>
+              <w:left w:w="57" w:type="dxa"/>
+              <w:bottom w:w="57" w:type="dxa"/>
+              <w:right w:w="57" w:type="dxa"/>
+            </w:tcMar>
+          </w:tcPr>
+          <w:p>
+            <w:r>
+              <w:rPr>
+                <w:rFonts w:ascii="Arial" w:hAnsi="Arial" w:cs="Arial"/>
+                <w:color w:val="000000"/>
+                <w:sz w:val="20"/>
+              </w:rPr>
               <w:t>**4**</w:t>
             </w:r>
           </w:p>
@@ -4052,9 +6102,20 @@
         <w:tc>
           <w:tcPr>
             <w:tcW w:type="dxa" w:w="1134"/>
-          </w:tcPr>
-          <w:p>
-            <w:r>
+            <w:tcMar>
+              <w:top w:w="57" w:type="dxa"/>
+              <w:left w:w="57" w:type="dxa"/>
+              <w:bottom w:w="57" w:type="dxa"/>
+              <w:right w:w="57" w:type="dxa"/>
+            </w:tcMar>
+          </w:tcPr>
+          <w:p>
+            <w:r>
+              <w:rPr>
+                <w:rFonts w:ascii="Arial" w:hAnsi="Arial" w:cs="Arial"/>
+                <w:color w:val="000000"/>
+                <w:sz w:val="20"/>
+              </w:rPr>
               <w:t>**10**</w:t>
             </w:r>
           </w:p>
@@ -4062,9 +6123,20 @@
         <w:tc>
           <w:tcPr>
             <w:tcW w:type="dxa" w:w="1134"/>
-          </w:tcPr>
-          <w:p>
-            <w:r>
+            <w:tcMar>
+              <w:top w:w="57" w:type="dxa"/>
+              <w:left w:w="57" w:type="dxa"/>
+              <w:bottom w:w="57" w:type="dxa"/>
+              <w:right w:w="57" w:type="dxa"/>
+            </w:tcMar>
+          </w:tcPr>
+          <w:p>
+            <w:r>
+              <w:rPr>
+                <w:rFonts w:ascii="Arial" w:hAnsi="Arial" w:cs="Arial"/>
+                <w:color w:val="000000"/>
+                <w:sz w:val="20"/>
+              </w:rPr>
               <w:t>**6**</w:t>
             </w:r>
           </w:p>
@@ -4072,9 +6144,20 @@
         <w:tc>
           <w:tcPr>
             <w:tcW w:type="dxa" w:w="1134"/>
-          </w:tcPr>
-          <w:p>
-            <w:r>
+            <w:tcMar>
+              <w:top w:w="57" w:type="dxa"/>
+              <w:left w:w="57" w:type="dxa"/>
+              <w:bottom w:w="57" w:type="dxa"/>
+              <w:right w:w="57" w:type="dxa"/>
+            </w:tcMar>
+          </w:tcPr>
+          <w:p>
+            <w:r>
+              <w:rPr>
+                <w:rFonts w:ascii="Arial" w:hAnsi="Arial" w:cs="Arial"/>
+                <w:color w:val="000000"/>
+                <w:sz w:val="20"/>
+              </w:rPr>
               <w:t>**4**</w:t>
             </w:r>
           </w:p>
